--- a/QBR_Output.docx
+++ b/QBR_Output.docx
@@ -78,35 +78,7 @@
               </w:rPr>
             </w:pPr>
             <w:r>
-              <w:rPr>
-                <w:rFonts w:cs="Arial"/>
-                <w:b/>
-                <w:bCs/>
-                <w:noProof/>
-                <w:sz w:val="28"/>
-                <w:szCs w:val="28"/>
-              </w:rPr>
-              <w:t>Domain</w:t>
-            </w:r>
-            <w:r>
-              <w:rPr>
-                <w:rFonts w:cs="Arial"/>
-                <w:b/>
-                <w:bCs/>
-                <w:noProof/>
-                <w:sz w:val="28"/>
-                <w:szCs w:val="28"/>
-              </w:rPr>
-              <w:t xml:space="preserve"> Lead: </w:t>
-            </w:r>
-            <w:r>
-              <w:rPr>
-                <w:rFonts w:cs="Arial"/>
-                <w:noProof/>
-                <w:sz w:val="28"/>
-                <w:szCs w:val="28"/>
-              </w:rPr>
-              <w:t>xxxxx xxxxx</w:t>
+              <w:t>Domain Lead: Cameron Sucharda</w:t>
             </w:r>
           </w:p>
         </w:tc>
@@ -947,101 +919,123 @@
             <w:vMerge w:val="restart"/>
           </w:tcPr>
           <w:p>
+            <w:r>
+              <w:t>Supports PBB OKR to increase digital engagement and reduce assisted service cost. This OKR addresses the primary conversion gap between approval and funding by eliminating friction at the moments customers most commonly disengage.</w:t>
+            </w:r>
+          </w:p>
+        </w:tc>
+        <w:tc>
+          <w:tcPr>
+            <w:tcW w:w="1800" w:type="dxa"/>
+            <w:vMerge w:val="restart"/>
+          </w:tcPr>
+          <w:p>
+            <w:r>
+              <w:t>Shift customers to active owners of their funding journey through friction elimination.</w:t>
+            </w:r>
+          </w:p>
+        </w:tc>
+        <w:tc>
+          <w:tcPr>
+            <w:tcW w:w="2790" w:type="dxa"/>
+          </w:tcPr>
+          <w:p>
+            <w:r>
+              <w:t>Increase funding conversion rate from 65% to 68%</w:t>
+            </w:r>
+          </w:p>
+        </w:tc>
+        <w:tc>
+          <w:tcPr>
+            <w:tcW w:w="1405" w:type="dxa"/>
+          </w:tcPr>
+          <w:p>
+            <w:r>
+              <w:t>65% (Q1 baseline; up from 62% in Q0)</w:t>
+            </w:r>
+          </w:p>
+        </w:tc>
+        <w:tc>
+          <w:tcPr>
+            <w:tcW w:w="2577" w:type="dxa"/>
+          </w:tcPr>
+          <w:p>
+            <w:r/>
+          </w:p>
+        </w:tc>
+      </w:tr>
+      <w:tr>
+        <w:tc>
+          <w:tcPr>
+            <w:tcW w:w="1885" w:type="dxa"/>
+            <w:vMerge/>
+          </w:tcPr>
+          <w:p>
             <w:pPr>
               <w:pStyle w:val="00Body"/>
               <w:spacing w:before="60" w:after="60"/>
               <w:rPr>
                 <w:rFonts w:ascii="Arial" w:hAnsi="Arial" w:cs="Arial"/>
                 <w:sz w:val="20"/>
-                <w:lang w:val="en-AU"/>
-              </w:rPr>
-            </w:pPr>
-            <w:r>
-              <w:rPr>
-                <w:rFonts w:ascii="Arial" w:hAnsi="Arial" w:cs="Arial"/>
-                <w:b/>
-                <w:bCs/>
-                <w:sz w:val="20"/>
-                <w:lang w:val="en-AU"/>
-              </w:rPr>
-              <w:t>Instructions:</w:t>
-            </w:r>
-            <w:r>
-              <w:rPr>
-                <w:rFonts w:ascii="Arial" w:hAnsi="Arial" w:cs="Arial"/>
-                <w:sz w:val="20"/>
-                <w:lang w:val="en-AU"/>
-              </w:rPr>
-              <w:t xml:space="preserve"> </w:t>
-            </w:r>
-            <w:r>
-              <w:rPr>
-                <w:rFonts w:ascii="Arial" w:hAnsi="Arial" w:cs="Arial"/>
-                <w:sz w:val="20"/>
-                <w:lang w:val="en-AU"/>
-              </w:rPr>
-              <w:t xml:space="preserve">State what this OKR supports or why it exists. If aligned to an upstream </w:t>
-            </w:r>
-            <w:r>
-              <w:rPr>
-                <w:rFonts w:ascii="Arial" w:hAnsi="Arial" w:cs="Arial"/>
-                <w:sz w:val="20"/>
-                <w:lang w:val="en-AU"/>
-              </w:rPr>
-              <w:t>PBB</w:t>
-            </w:r>
-            <w:r>
-              <w:rPr>
-                <w:rFonts w:ascii="Arial" w:hAnsi="Arial" w:cs="Arial"/>
-                <w:sz w:val="20"/>
-                <w:lang w:val="en-AU"/>
-              </w:rPr>
-              <w:t xml:space="preserve"> OKR, name it. If not, briefly explain the strategic reason</w:t>
-            </w:r>
-            <w:r>
-              <w:rPr>
-                <w:rFonts w:ascii="Arial" w:hAnsi="Arial" w:cs="Arial"/>
-                <w:sz w:val="20"/>
-                <w:lang w:val="en-AU"/>
-              </w:rPr>
-              <w:t xml:space="preserve">. </w:t>
-            </w:r>
-            <w:r>
-              <w:rPr>
-                <w:rFonts w:ascii="Arial" w:hAnsi="Arial" w:cs="Arial"/>
-                <w:sz w:val="20"/>
-                <w:lang w:val="en-AU"/>
-              </w:rPr>
-              <w:t>Focus on intent, not delivery tasks</w:t>
-            </w:r>
-          </w:p>
+                <w:lang w:val="en-GB"/>
+              </w:rPr>
+            </w:pPr>
+          </w:p>
+        </w:tc>
+        <w:tc>
+          <w:tcPr>
+            <w:tcW w:w="1800" w:type="dxa"/>
+            <w:vMerge/>
+          </w:tcPr>
           <w:p>
             <w:pPr>
               <w:pStyle w:val="00Body"/>
               <w:spacing w:before="60" w:after="60"/>
               <w:rPr>
                 <w:rFonts w:ascii="Arial" w:hAnsi="Arial" w:cs="Arial"/>
-                <w:b/>
-                <w:bCs/>
-                <w:i/>
-                <w:iCs/>
-                <w:sz w:val="20"/>
-                <w:lang w:val="en-AU"/>
-              </w:rPr>
-            </w:pPr>
-            <w:r>
-              <w:rPr>
-                <w:rFonts w:ascii="Arial" w:hAnsi="Arial" w:cs="Arial"/>
-                <w:b/>
-                <w:bCs/>
-                <w:i/>
-                <w:iCs/>
-                <w:sz w:val="20"/>
-                <w:lang w:val="en-AU"/>
-              </w:rPr>
-              <w:t>Example</w:t>
-            </w:r>
-          </w:p>
+                <w:sz w:val="20"/>
+                <w:lang w:val="en-GB"/>
+              </w:rPr>
+            </w:pPr>
+          </w:p>
+        </w:tc>
+        <w:tc>
+          <w:tcPr>
+            <w:tcW w:w="2790" w:type="dxa"/>
+          </w:tcPr>
+          <w:p>
+            <w:r>
+              <w:t>Reduce document-related drop-off from 12% to less than 10%</w:t>
+            </w:r>
+          </w:p>
+        </w:tc>
+        <w:tc>
+          <w:tcPr>
+            <w:tcW w:w="1405" w:type="dxa"/>
+          </w:tcPr>
+          <w:p>
+            <w:r>
+              <w:t>12% (down from 18% in Q0)</w:t>
+            </w:r>
+          </w:p>
+        </w:tc>
+        <w:tc>
+          <w:tcPr>
+            <w:tcW w:w="2577" w:type="dxa"/>
+          </w:tcPr>
+          <w:p>
+            <w:r>
+              <w:t>Alignment with Upstream Approval and Credit Crews to reduce redundant upstream document requirements</w:t>
+            </w:r>
+          </w:p>
+        </w:tc>
+      </w:tr>
+      <w:tr>
+        <w:tc>
+          <w:tcPr>
+            <w:tcW w:w="1885" w:type="dxa"/>
+            <w:vMerge/>
+          </w:tcPr>
           <w:p>
             <w:pPr>
               <w:pStyle w:val="00Body"/>
@@ -1049,32 +1043,68 @@
               <w:rPr>
                 <w:rFonts w:ascii="Arial" w:hAnsi="Arial" w:cs="Arial"/>
                 <w:sz w:val="20"/>
-                <w:lang w:val="en-AU"/>
-              </w:rPr>
-            </w:pPr>
-            <w:r>
+                <w:lang w:val="en-GB"/>
+              </w:rPr>
+            </w:pPr>
+          </w:p>
+        </w:tc>
+        <w:tc>
+          <w:tcPr>
+            <w:tcW w:w="1800" w:type="dxa"/>
+            <w:vMerge/>
+          </w:tcPr>
+          <w:p>
+            <w:pPr>
+              <w:pStyle w:val="00Body"/>
+              <w:spacing w:before="60" w:after="60"/>
               <w:rPr>
                 <w:rFonts w:ascii="Arial" w:hAnsi="Arial" w:cs="Arial"/>
                 <w:sz w:val="20"/>
-                <w:lang w:val="en-AU"/>
-              </w:rPr>
-              <w:t xml:space="preserve">Supports </w:t>
-            </w:r>
-            <w:r>
-              <w:rPr>
-                <w:rFonts w:ascii="Arial" w:hAnsi="Arial" w:cs="Arial"/>
-                <w:sz w:val="20"/>
-                <w:lang w:val="en-AU"/>
-              </w:rPr>
-              <w:t>PBB</w:t>
-            </w:r>
-            <w:r>
-              <w:rPr>
-                <w:rFonts w:ascii="Arial" w:hAnsi="Arial" w:cs="Arial"/>
-                <w:sz w:val="20"/>
-                <w:lang w:val="en-AU"/>
-              </w:rPr>
-              <w:t xml:space="preserve"> OKR to increase digital engagement by X%. Where no direct upstream OKR applies, this OKR exists to mitigate funding risk and enable future self-service outcomes.</w:t>
+                <w:lang w:val="en-GB"/>
+              </w:rPr>
+            </w:pPr>
+          </w:p>
+        </w:tc>
+        <w:tc>
+          <w:tcPr>
+            <w:tcW w:w="2790" w:type="dxa"/>
+          </w:tcPr>
+          <w:p>
+            <w:r>
+              <w:t>Enable 70% of customers to complete document submission without assisted support</w:t>
+            </w:r>
+          </w:p>
+        </w:tc>
+        <w:tc>
+          <w:tcPr>
+            <w:tcW w:w="1405" w:type="dxa"/>
+          </w:tcPr>
+          <w:p>
+            <w:r>
+              <w:t>Baseline being established in Q2</w:t>
+            </w:r>
+          </w:p>
+        </w:tc>
+        <w:tc>
+          <w:tcPr>
+            <w:tcW w:w="2577" w:type="dxa"/>
+          </w:tcPr>
+          <w:p>
+            <w:r>
+              <w:t>Digital Channels for consistent action and guidance presentation</w:t>
+            </w:r>
+          </w:p>
+        </w:tc>
+      </w:tr>
+      <w:tr>
+        <w:tc>
+          <w:tcPr>
+            <w:tcW w:w="1885" w:type="dxa"/>
+            <w:vMerge w:val="restart"/>
+          </w:tcPr>
+          <w:p>
+            <w:r>
+              <w:t>Supports PBB operational efficiency OKR. This OKR exists to reduce manual handling cost and cycle time, enabling higher throughput without proportional resource growth.</w:t>
             </w:r>
           </w:p>
         </w:tc>
@@ -1084,6 +1114,47 @@
             <w:vMerge w:val="restart"/>
           </w:tcPr>
           <w:p>
+            <w:r>
+              <w:t>Build a faster, more automated operational backbone for the funding journey.</w:t>
+            </w:r>
+          </w:p>
+        </w:tc>
+        <w:tc>
+          <w:tcPr>
+            <w:tcW w:w="2790" w:type="dxa"/>
+          </w:tcPr>
+          <w:p>
+            <w:r>
+              <w:t>Reduce approval-to-funding cycle time from 18.5 to 18 days</w:t>
+            </w:r>
+          </w:p>
+        </w:tc>
+        <w:tc>
+          <w:tcPr>
+            <w:tcW w:w="1405" w:type="dxa"/>
+          </w:tcPr>
+          <w:p>
+            <w:r>
+              <w:t>18.5 days (down from 19 days in Q0)</w:t>
+            </w:r>
+          </w:p>
+        </w:tc>
+        <w:tc>
+          <w:tcPr>
+            <w:tcW w:w="2577" w:type="dxa"/>
+          </w:tcPr>
+          <w:p>
+            <w:r/>
+          </w:p>
+        </w:tc>
+      </w:tr>
+      <w:tr>
+        <w:tc>
+          <w:tcPr>
+            <w:tcW w:w="1885" w:type="dxa"/>
+            <w:vMerge/>
+          </w:tcPr>
+          <w:p>
             <w:pPr>
               <w:pStyle w:val="00Body"/>
               <w:spacing w:before="60" w:after="60"/>
@@ -1093,60 +1164,62 @@
                 <w:lang w:val="en-AU"/>
               </w:rPr>
             </w:pPr>
-            <w:r>
-              <w:rPr>
-                <w:rFonts w:ascii="Arial" w:hAnsi="Arial" w:cs="Arial"/>
-                <w:b/>
-                <w:bCs/>
-                <w:sz w:val="20"/>
-                <w:lang w:val="en-AU"/>
-              </w:rPr>
-              <w:t>Instructions:</w:t>
-            </w:r>
-            <w:r>
-              <w:rPr>
-                <w:rFonts w:ascii="Arial" w:hAnsi="Arial" w:cs="Arial"/>
-                <w:sz w:val="20"/>
-                <w:lang w:val="en-AU"/>
-              </w:rPr>
-              <w:t xml:space="preserve"> </w:t>
-            </w:r>
-            <w:r>
-              <w:rPr>
-                <w:rFonts w:ascii="Arial" w:hAnsi="Arial" w:cs="Arial"/>
-                <w:sz w:val="20"/>
-                <w:lang w:val="en-AU"/>
-              </w:rPr>
-              <w:t xml:space="preserve">Define an aspirational, outcome-oriented objective that describes the meaningful change you are aiming to create. Objectives should be qualitative, directional, and motivating, rather than time-bound or metric-based </w:t>
-            </w:r>
-          </w:p>
+          </w:p>
+        </w:tc>
+        <w:tc>
+          <w:tcPr>
+            <w:tcW w:w="1800" w:type="dxa"/>
+            <w:vMerge/>
+          </w:tcPr>
           <w:p>
             <w:pPr>
               <w:pStyle w:val="00Body"/>
               <w:spacing w:before="60" w:after="60"/>
               <w:rPr>
                 <w:rFonts w:ascii="Arial" w:hAnsi="Arial" w:cs="Arial"/>
-                <w:b/>
-                <w:bCs/>
-                <w:i/>
-                <w:iCs/>
                 <w:sz w:val="20"/>
                 <w:lang w:val="en-AU"/>
               </w:rPr>
             </w:pPr>
-            <w:r>
-              <w:rPr>
-                <w:rFonts w:ascii="Arial" w:hAnsi="Arial" w:cs="Arial"/>
-                <w:b/>
-                <w:bCs/>
-                <w:i/>
-                <w:iCs/>
-                <w:sz w:val="20"/>
-                <w:lang w:val="en-AU"/>
-              </w:rPr>
-              <w:t>Example</w:t>
-            </w:r>
-          </w:p>
+          </w:p>
+        </w:tc>
+        <w:tc>
+          <w:tcPr>
+            <w:tcW w:w="2790" w:type="dxa"/>
+          </w:tcPr>
+          <w:p>
+            <w:r>
+              <w:t>Reduce manual review volume by an additional 20%</w:t>
+            </w:r>
+          </w:p>
+        </w:tc>
+        <w:tc>
+          <w:tcPr>
+            <w:tcW w:w="1405" w:type="dxa"/>
+          </w:tcPr>
+          <w:p>
+            <w:r>
+              <w:t>-15% achieved in Q1; further reduction targeted</w:t>
+            </w:r>
+          </w:p>
+        </w:tc>
+        <w:tc>
+          <w:tcPr>
+            <w:tcW w:w="2577" w:type="dxa"/>
+          </w:tcPr>
+          <w:p>
+            <w:r>
+              <w:t>Enterprise Credit to approve early-stage validation rules and tolerance thresholds for complex cases</w:t>
+            </w:r>
+          </w:p>
+        </w:tc>
+      </w:tr>
+      <w:tr>
+        <w:tc>
+          <w:tcPr>
+            <w:tcW w:w="1885" w:type="dxa"/>
+            <w:vMerge/>
+          </w:tcPr>
           <w:p>
             <w:pPr>
               <w:pStyle w:val="00Body"/>
@@ -1154,22 +1227,15 @@
               <w:rPr>
                 <w:rFonts w:ascii="Arial" w:hAnsi="Arial" w:cs="Arial"/>
                 <w:sz w:val="20"/>
-                <w:lang w:val="en-GB"/>
-              </w:rPr>
-            </w:pPr>
-            <w:r>
-              <w:rPr>
-                <w:rFonts w:ascii="Arial" w:hAnsi="Arial" w:cs="Arial"/>
-                <w:sz w:val="20"/>
                 <w:lang w:val="en-AU"/>
               </w:rPr>
-              <w:t>Shift customers from passive recipients to active owners of their funding journey</w:t>
-            </w:r>
-          </w:p>
-        </w:tc>
-        <w:tc>
-          <w:tcPr>
-            <w:tcW w:w="2790" w:type="dxa"/>
+            </w:pPr>
+          </w:p>
+        </w:tc>
+        <w:tc>
+          <w:tcPr>
+            <w:tcW w:w="1800" w:type="dxa"/>
+            <w:vMerge/>
           </w:tcPr>
           <w:p>
             <w:pPr>
@@ -1181,92 +1247,114 @@
                 <w:lang w:val="en-AU"/>
               </w:rPr>
             </w:pPr>
-            <w:r>
-              <w:rPr>
-                <w:rFonts w:ascii="Arial" w:hAnsi="Arial" w:cs="Arial"/>
-                <w:b/>
-                <w:bCs/>
-                <w:sz w:val="20"/>
-                <w:lang w:val="en-AU"/>
-              </w:rPr>
-              <w:t>Instructions:</w:t>
-            </w:r>
-            <w:r>
-              <w:rPr>
-                <w:rFonts w:ascii="Arial" w:hAnsi="Arial" w:cs="Arial"/>
-                <w:sz w:val="20"/>
-                <w:lang w:val="en-AU"/>
-              </w:rPr>
-              <w:t xml:space="preserve"> D</w:t>
-            </w:r>
-            <w:r>
-              <w:rPr>
-                <w:rFonts w:ascii="Arial" w:hAnsi="Arial" w:cs="Arial"/>
-                <w:sz w:val="20"/>
-                <w:lang w:val="en-AU"/>
-              </w:rPr>
-              <w:t>efine the measurable evidence that an objective is being achieved. Each Key Result should be specific, unambiguous, and verifiable, and expressed as either a quantitative outcome (e.g., a percentage, count</w:t>
-            </w:r>
-            <w:r>
-              <w:rPr>
-                <w:rFonts w:ascii="Arial" w:hAnsi="Arial" w:cs="Arial"/>
-                <w:sz w:val="20"/>
-                <w:lang w:val="en-AU"/>
-              </w:rPr>
-              <w:t xml:space="preserve">, </w:t>
-            </w:r>
-            <w:r>
-              <w:rPr>
-                <w:rFonts w:ascii="Arial" w:hAnsi="Arial" w:cs="Arial"/>
-                <w:sz w:val="20"/>
-                <w:lang w:val="en-AU"/>
-              </w:rPr>
-              <w:t xml:space="preserve">rate) or a binary state change (done / not done). </w:t>
-            </w:r>
-            <w:r>
-              <w:rPr>
-                <w:rFonts w:ascii="Arial" w:hAnsi="Arial" w:cs="Arial"/>
-                <w:sz w:val="20"/>
-                <w:lang w:val="en-AU"/>
-              </w:rPr>
-              <w:t>S</w:t>
-            </w:r>
-            <w:r>
-              <w:rPr>
-                <w:rFonts w:ascii="Arial" w:hAnsi="Arial" w:cs="Arial"/>
-                <w:sz w:val="20"/>
-                <w:lang w:val="en-AU"/>
-              </w:rPr>
-              <w:t>hould describe what will be different, not what work will be performed</w:t>
-            </w:r>
-          </w:p>
+          </w:p>
+        </w:tc>
+        <w:tc>
+          <w:tcPr>
+            <w:tcW w:w="2790" w:type="dxa"/>
+          </w:tcPr>
+          <w:p>
+            <w:r>
+              <w:t>Increase straight-through processing for standard cases to 75%</w:t>
+            </w:r>
+          </w:p>
+        </w:tc>
+        <w:tc>
+          <w:tcPr>
+            <w:tcW w:w="1405" w:type="dxa"/>
+          </w:tcPr>
+          <w:p>
+            <w:r>
+              <w:t>Baseline being established in Q2</w:t>
+            </w:r>
+          </w:p>
+        </w:tc>
+        <w:tc>
+          <w:tcPr>
+            <w:tcW w:w="2577" w:type="dxa"/>
+          </w:tcPr>
+          <w:p>
+            <w:r>
+              <w:t>Credit and Technology teams to enable automated early validation</w:t>
+            </w:r>
+          </w:p>
+        </w:tc>
+      </w:tr>
+      <w:tr>
+        <w:tc>
+          <w:tcPr>
+            <w:tcW w:w="1885" w:type="dxa"/>
+            <w:vMerge w:val="restart"/>
+          </w:tcPr>
+          <w:p>
+            <w:r>
+              <w:t>Supports PBB digital engagement and customer experience OKRs. This OKR scales Q1 self-service gains to a broader range of customer scenarios, reducing structural dependency on assisted channels.</w:t>
+            </w:r>
+          </w:p>
+        </w:tc>
+        <w:tc>
+          <w:tcPr>
+            <w:tcW w:w="1800" w:type="dxa"/>
+            <w:vMerge w:val="restart"/>
+          </w:tcPr>
+          <w:p>
+            <w:r>
+              <w:t>Make digital self-service the default across the approval-to-funding journey.</w:t>
+            </w:r>
+          </w:p>
+        </w:tc>
+        <w:tc>
+          <w:tcPr>
+            <w:tcW w:w="2790" w:type="dxa"/>
+          </w:tcPr>
+          <w:p>
+            <w:r>
+              <w:t>Increase self-service rate from 65% to 72%</w:t>
+            </w:r>
+          </w:p>
+        </w:tc>
+        <w:tc>
+          <w:tcPr>
+            <w:tcW w:w="1405" w:type="dxa"/>
+          </w:tcPr>
+          <w:p>
+            <w:r>
+              <w:t>65% (up from 58% in Q0)</w:t>
+            </w:r>
+          </w:p>
+        </w:tc>
+        <w:tc>
+          <w:tcPr>
+            <w:tcW w:w="2577" w:type="dxa"/>
+          </w:tcPr>
+          <w:p>
+            <w:r/>
+          </w:p>
+        </w:tc>
+      </w:tr>
+      <w:tr>
+        <w:tc>
+          <w:tcPr>
+            <w:tcW w:w="1885" w:type="dxa"/>
+            <w:vMerge/>
+          </w:tcPr>
           <w:p>
             <w:pPr>
               <w:pStyle w:val="00Body"/>
               <w:spacing w:before="60" w:after="60"/>
               <w:rPr>
                 <w:rFonts w:ascii="Arial" w:hAnsi="Arial" w:cs="Arial"/>
-                <w:b/>
-                <w:bCs/>
-                <w:i/>
-                <w:iCs/>
                 <w:sz w:val="20"/>
                 <w:lang w:val="en-AU"/>
               </w:rPr>
             </w:pPr>
-            <w:r>
-              <w:rPr>
-                <w:rFonts w:ascii="Arial" w:hAnsi="Arial" w:cs="Arial"/>
-                <w:b/>
-                <w:bCs/>
-                <w:i/>
-                <w:iCs/>
-                <w:sz w:val="20"/>
-                <w:lang w:val="en-AU"/>
-              </w:rPr>
-              <w:t>Example</w:t>
-            </w:r>
-          </w:p>
+          </w:p>
+        </w:tc>
+        <w:tc>
+          <w:tcPr>
+            <w:tcW w:w="1800" w:type="dxa"/>
+            <w:vMerge/>
+          </w:tcPr>
           <w:p>
             <w:pPr>
               <w:pStyle w:val="00Body"/>
@@ -1274,22 +1362,47 @@
               <w:rPr>
                 <w:rFonts w:ascii="Arial" w:hAnsi="Arial" w:cs="Arial"/>
                 <w:sz w:val="20"/>
-                <w:lang w:val="en-GB"/>
-              </w:rPr>
-            </w:pPr>
-            <w:r>
-              <w:rPr>
-                <w:rFonts w:ascii="Arial" w:hAnsi="Arial" w:cs="Arial"/>
-                <w:sz w:val="20"/>
                 <w:lang w:val="en-AU"/>
               </w:rPr>
-              <w:t>Enable 70% of customers to proactively self-resolve at least one funding-critical action without contacting the bank</w:t>
+            </w:pPr>
+          </w:p>
+        </w:tc>
+        <w:tc>
+          <w:tcPr>
+            <w:tcW w:w="2790" w:type="dxa"/>
+          </w:tcPr>
+          <w:p>
+            <w:r>
+              <w:t>Reduce inbound call volume by an additional 10% on top of Q1 reduction</w:t>
             </w:r>
           </w:p>
         </w:tc>
         <w:tc>
           <w:tcPr>
             <w:tcW w:w="1405" w:type="dxa"/>
+          </w:tcPr>
+          <w:p>
+            <w:r>
+              <w:t>-10% achieved in Q1; further reduction targeted</w:t>
+            </w:r>
+          </w:p>
+        </w:tc>
+        <w:tc>
+          <w:tcPr>
+            <w:tcW w:w="2577" w:type="dxa"/>
+          </w:tcPr>
+          <w:p>
+            <w:r>
+              <w:t>Cross-domain alignment on consistent status messaging and next-step guidance</w:t>
+            </w:r>
+          </w:p>
+        </w:tc>
+      </w:tr>
+      <w:tr>
+        <w:tc>
+          <w:tcPr>
+            <w:tcW w:w="1885" w:type="dxa"/>
+            <w:vMerge/>
           </w:tcPr>
           <w:p>
             <w:pPr>
@@ -1298,72 +1411,45 @@
               <w:rPr>
                 <w:rFonts w:ascii="Arial" w:hAnsi="Arial" w:cs="Arial"/>
                 <w:sz w:val="20"/>
-                <w:lang w:val="en-GB"/>
-              </w:rPr>
-            </w:pPr>
-            <w:r>
-              <w:rPr>
-                <w:rFonts w:ascii="Arial" w:hAnsi="Arial" w:cs="Arial"/>
-                <w:b/>
-                <w:bCs/>
-                <w:sz w:val="20"/>
-                <w:lang w:val="en-GB"/>
-              </w:rPr>
-              <w:t>Instructions</w:t>
-            </w:r>
-            <w:r>
-              <w:rPr>
-                <w:rFonts w:ascii="Arial" w:hAnsi="Arial" w:cs="Arial"/>
-                <w:sz w:val="20"/>
-                <w:lang w:val="en-GB"/>
-              </w:rPr>
-              <w:t xml:space="preserve">: Input current value/ status of KR </w:t>
-            </w:r>
-          </w:p>
+                <w:lang w:val="en-AU"/>
+              </w:rPr>
+            </w:pPr>
+          </w:p>
+        </w:tc>
+        <w:tc>
+          <w:tcPr>
+            <w:tcW w:w="1800" w:type="dxa"/>
+            <w:vMerge/>
+          </w:tcPr>
           <w:p>
             <w:pPr>
               <w:pStyle w:val="00Body"/>
               <w:spacing w:before="60" w:after="60"/>
               <w:rPr>
                 <w:rFonts w:ascii="Arial" w:hAnsi="Arial" w:cs="Arial"/>
-                <w:b/>
-                <w:bCs/>
-                <w:i/>
-                <w:iCs/>
-                <w:sz w:val="20"/>
-                <w:lang w:val="en-GB"/>
-              </w:rPr>
-            </w:pPr>
-            <w:r>
-              <w:rPr>
-                <w:rFonts w:ascii="Arial" w:hAnsi="Arial" w:cs="Arial"/>
-                <w:b/>
-                <w:bCs/>
-                <w:i/>
-                <w:iCs/>
-                <w:sz w:val="20"/>
-                <w:lang w:val="en-GB"/>
-              </w:rPr>
-              <w:t>Example</w:t>
-            </w:r>
-          </w:p>
-          <w:p>
-            <w:pPr>
-              <w:pStyle w:val="00Body"/>
-              <w:spacing w:before="60" w:after="60"/>
-              <w:rPr>
-                <w:rFonts w:ascii="Arial" w:hAnsi="Arial" w:cs="Arial"/>
-                <w:sz w:val="20"/>
-                <w:lang w:val="en-GB"/>
-              </w:rPr>
-            </w:pPr>
-            <w:r>
-              <w:rPr>
-                <w:rFonts w:ascii="Arial" w:hAnsi="Arial" w:cs="Arial"/>
                 <w:sz w:val="20"/>
                 <w:lang w:val="en-AU"/>
               </w:rPr>
-              <w:t>54% achieved (↑ from 41% at Q3 start)</w:t>
+            </w:pPr>
+          </w:p>
+        </w:tc>
+        <w:tc>
+          <w:tcPr>
+            <w:tcW w:w="2790" w:type="dxa"/>
+          </w:tcPr>
+          <w:p>
+            <w:r>
+              <w:t>Improve NPS by +2 pts over Q1 baseline</w:t>
+            </w:r>
+          </w:p>
+        </w:tc>
+        <w:tc>
+          <w:tcPr>
+            <w:tcW w:w="1405" w:type="dxa"/>
+          </w:tcPr>
+          <w:p>
+            <w:r>
+              <w:t>+1.5 pts in Q1; trajectory positive</w:t>
             </w:r>
           </w:p>
         </w:tc>
@@ -1372,1175 +1458,7 @@
             <w:tcW w:w="2577" w:type="dxa"/>
           </w:tcPr>
           <w:p>
-            <w:pPr>
-              <w:pStyle w:val="00Body"/>
-              <w:spacing w:before="60" w:after="60"/>
-              <w:rPr>
-                <w:rFonts w:ascii="Arial" w:hAnsi="Arial" w:cs="Arial"/>
-                <w:sz w:val="20"/>
-                <w:lang w:val="en-AU"/>
-              </w:rPr>
-            </w:pPr>
-            <w:r>
-              <w:rPr>
-                <w:rFonts w:ascii="Arial" w:hAnsi="Arial" w:cs="Arial"/>
-                <w:b/>
-                <w:bCs/>
-                <w:sz w:val="20"/>
-                <w:lang w:val="en-AU"/>
-              </w:rPr>
-              <w:t>Instructions:</w:t>
-            </w:r>
-            <w:r>
-              <w:rPr>
-                <w:rFonts w:ascii="Arial" w:hAnsi="Arial" w:cs="Arial"/>
-                <w:sz w:val="20"/>
-                <w:lang w:val="en-AU"/>
-              </w:rPr>
-              <w:t xml:space="preserve"> Use this column to identify the </w:t>
-            </w:r>
-            <w:r>
-              <w:rPr>
-                <w:rFonts w:ascii="Arial" w:hAnsi="Arial" w:cs="Arial"/>
-                <w:i/>
-                <w:iCs/>
-                <w:sz w:val="20"/>
-                <w:lang w:val="en-AU"/>
-              </w:rPr>
-              <w:t xml:space="preserve">specific support or alignment required outside the </w:t>
-            </w:r>
-            <w:r>
-              <w:rPr>
-                <w:rFonts w:ascii="Arial" w:hAnsi="Arial" w:cs="Arial"/>
-                <w:i/>
-                <w:iCs/>
-                <w:sz w:val="20"/>
-                <w:lang w:val="en-AU"/>
-              </w:rPr>
-              <w:t>Domain</w:t>
-            </w:r>
-            <w:r>
-              <w:rPr>
-                <w:rFonts w:ascii="Arial" w:hAnsi="Arial" w:cs="Arial"/>
-                <w:i/>
-                <w:iCs/>
-                <w:sz w:val="20"/>
-                <w:lang w:val="en-AU"/>
-              </w:rPr>
-              <w:t xml:space="preserve"> </w:t>
-            </w:r>
-            <w:r>
-              <w:rPr>
-                <w:rFonts w:ascii="Arial" w:hAnsi="Arial" w:cs="Arial"/>
-                <w:sz w:val="20"/>
-                <w:lang w:val="en-AU"/>
-              </w:rPr>
-              <w:t>(e.g., cross</w:t>
-            </w:r>
-            <w:r>
-              <w:rPr>
-                <w:rFonts w:ascii="Arial" w:hAnsi="Arial" w:cs="Arial"/>
-                <w:sz w:val="20"/>
-                <w:lang w:val="en-AU"/>
-              </w:rPr>
-              <w:t>-Domain</w:t>
-            </w:r>
-            <w:r>
-              <w:rPr>
-                <w:rFonts w:ascii="Arial" w:hAnsi="Arial" w:cs="Arial"/>
-                <w:sz w:val="20"/>
-                <w:lang w:val="en-AU"/>
-              </w:rPr>
-              <w:t xml:space="preserve">, Cross-Domain, Enterprise) Avoid listing delivery tasks or internal actions owned by the </w:t>
-            </w:r>
-            <w:r>
-              <w:rPr>
-                <w:rFonts w:ascii="Arial" w:hAnsi="Arial" w:cs="Arial"/>
-                <w:sz w:val="20"/>
-                <w:lang w:val="en-AU"/>
-              </w:rPr>
-              <w:t>Domain</w:t>
-            </w:r>
-          </w:p>
-          <w:p>
-            <w:pPr>
-              <w:pStyle w:val="00Body"/>
-              <w:spacing w:before="60" w:after="60"/>
-              <w:rPr>
-                <w:rFonts w:ascii="Arial" w:hAnsi="Arial" w:cs="Arial"/>
-                <w:b/>
-                <w:bCs/>
-                <w:i/>
-                <w:iCs/>
-                <w:sz w:val="20"/>
-                <w:lang w:val="en-AU"/>
-              </w:rPr>
-            </w:pPr>
-            <w:r>
-              <w:rPr>
-                <w:rFonts w:ascii="Arial" w:hAnsi="Arial" w:cs="Arial"/>
-                <w:b/>
-                <w:bCs/>
-                <w:i/>
-                <w:iCs/>
-                <w:sz w:val="20"/>
-                <w:lang w:val="en-AU"/>
-              </w:rPr>
-              <w:t>Example</w:t>
-            </w:r>
-          </w:p>
-          <w:p>
-            <w:pPr>
-              <w:pStyle w:val="00Body"/>
-              <w:spacing w:before="60" w:after="60"/>
-              <w:rPr>
-                <w:rFonts w:ascii="Arial" w:hAnsi="Arial" w:cs="Arial"/>
-                <w:sz w:val="20"/>
-                <w:lang w:val="en-GB"/>
-              </w:rPr>
-            </w:pPr>
-            <w:r>
-              <w:rPr>
-                <w:rFonts w:ascii="Arial" w:hAnsi="Arial" w:cs="Arial"/>
-                <w:sz w:val="20"/>
-                <w:lang w:val="en-AU"/>
-              </w:rPr>
-              <w:t xml:space="preserve">Alignment with </w:t>
-            </w:r>
-            <w:r>
-              <w:rPr>
-                <w:rFonts w:ascii="Arial" w:hAnsi="Arial" w:cs="Arial"/>
-                <w:bCs/>
-                <w:sz w:val="20"/>
-                <w:lang w:val="en-AU"/>
-              </w:rPr>
-              <w:t>Upstream Approval &amp; Credit Crews to expose funding-critical actions</w:t>
-            </w:r>
-            <w:r>
-              <w:rPr>
-                <w:rFonts w:ascii="Arial" w:hAnsi="Arial" w:cs="Arial"/>
-                <w:sz w:val="20"/>
-                <w:lang w:val="en-AU"/>
-              </w:rPr>
-              <w:t xml:space="preserve"> earlier in the journey</w:t>
-            </w:r>
-          </w:p>
-        </w:tc>
-      </w:tr>
-      <w:tr>
-        <w:tc>
-          <w:tcPr>
-            <w:tcW w:w="1885" w:type="dxa"/>
-            <w:vMerge/>
-          </w:tcPr>
-          <w:p>
-            <w:pPr>
-              <w:pStyle w:val="00Body"/>
-              <w:spacing w:before="60" w:after="60"/>
-              <w:rPr>
-                <w:rFonts w:ascii="Arial" w:hAnsi="Arial" w:cs="Arial"/>
-                <w:sz w:val="20"/>
-                <w:lang w:val="en-GB"/>
-              </w:rPr>
-            </w:pPr>
-          </w:p>
-        </w:tc>
-        <w:tc>
-          <w:tcPr>
-            <w:tcW w:w="1800" w:type="dxa"/>
-            <w:vMerge/>
-          </w:tcPr>
-          <w:p>
-            <w:pPr>
-              <w:pStyle w:val="00Body"/>
-              <w:spacing w:before="60" w:after="60"/>
-              <w:rPr>
-                <w:rFonts w:ascii="Arial" w:hAnsi="Arial" w:cs="Arial"/>
-                <w:sz w:val="20"/>
-                <w:lang w:val="en-GB"/>
-              </w:rPr>
-            </w:pPr>
-          </w:p>
-        </w:tc>
-        <w:tc>
-          <w:tcPr>
-            <w:tcW w:w="2790" w:type="dxa"/>
-          </w:tcPr>
-          <w:p>
-            <w:pPr>
-              <w:pStyle w:val="00Body"/>
-              <w:spacing w:before="60" w:after="60"/>
-              <w:rPr>
-                <w:rFonts w:ascii="Arial" w:hAnsi="Arial" w:cs="Arial"/>
-                <w:sz w:val="20"/>
-                <w:lang w:val="en-GB"/>
-              </w:rPr>
-            </w:pPr>
-            <w:r>
-              <w:rPr>
-                <w:rFonts w:ascii="Arial" w:hAnsi="Arial" w:cs="Arial"/>
-                <w:sz w:val="20"/>
-                <w:lang w:val="en-AU"/>
-              </w:rPr>
-              <w:t>Objective #1 – KR #2</w:t>
-            </w:r>
-          </w:p>
-        </w:tc>
-        <w:tc>
-          <w:tcPr>
-            <w:tcW w:w="1405" w:type="dxa"/>
-          </w:tcPr>
-          <w:p>
-            <w:pPr>
-              <w:pStyle w:val="00Body"/>
-              <w:spacing w:before="60" w:after="60"/>
-              <w:rPr>
-                <w:rFonts w:ascii="Arial" w:hAnsi="Arial" w:cs="Arial"/>
-                <w:bCs/>
-                <w:sz w:val="20"/>
-                <w:lang w:val="en-GB"/>
-              </w:rPr>
-            </w:pPr>
-            <w:r>
-              <w:rPr>
-                <w:rFonts w:ascii="Arial" w:hAnsi="Arial" w:cs="Arial"/>
-                <w:bCs/>
-                <w:sz w:val="20"/>
-                <w:lang w:val="en-AU"/>
-              </w:rPr>
-              <w:t xml:space="preserve">KR </w:t>
-            </w:r>
-            <w:proofErr w:type="gramStart"/>
-            <w:r>
-              <w:rPr>
-                <w:rFonts w:ascii="Arial" w:hAnsi="Arial" w:cs="Arial"/>
-                <w:bCs/>
-                <w:sz w:val="20"/>
-                <w:lang w:val="en-AU"/>
-              </w:rPr>
-              <w:t>current status</w:t>
-            </w:r>
-            <w:proofErr w:type="gramEnd"/>
-          </w:p>
-        </w:tc>
-        <w:tc>
-          <w:tcPr>
-            <w:tcW w:w="2577" w:type="dxa"/>
-          </w:tcPr>
-          <w:p>
-            <w:pPr>
-              <w:pStyle w:val="00Body"/>
-              <w:spacing w:before="60" w:after="60"/>
-              <w:rPr>
-                <w:rFonts w:ascii="Arial" w:hAnsi="Arial" w:cs="Arial"/>
-                <w:sz w:val="20"/>
-                <w:lang w:val="en-GB"/>
-              </w:rPr>
-            </w:pPr>
-            <w:proofErr w:type="spellStart"/>
-            <w:r>
-              <w:rPr>
-                <w:rFonts w:ascii="Arial" w:hAnsi="Arial" w:cs="Arial"/>
-                <w:sz w:val="20"/>
-                <w:lang w:val="en-AU"/>
-              </w:rPr>
-              <w:t>xxxxxxxxxx</w:t>
-            </w:r>
-            <w:proofErr w:type="spellEnd"/>
-          </w:p>
-        </w:tc>
-      </w:tr>
-      <w:tr>
-        <w:tc>
-          <w:tcPr>
-            <w:tcW w:w="1885" w:type="dxa"/>
-            <w:vMerge/>
-          </w:tcPr>
-          <w:p>
-            <w:pPr>
-              <w:pStyle w:val="00Body"/>
-              <w:spacing w:before="60" w:after="60"/>
-              <w:rPr>
-                <w:rFonts w:ascii="Arial" w:hAnsi="Arial" w:cs="Arial"/>
-                <w:sz w:val="20"/>
-                <w:lang w:val="en-GB"/>
-              </w:rPr>
-            </w:pPr>
-          </w:p>
-        </w:tc>
-        <w:tc>
-          <w:tcPr>
-            <w:tcW w:w="1800" w:type="dxa"/>
-            <w:vMerge/>
-          </w:tcPr>
-          <w:p>
-            <w:pPr>
-              <w:pStyle w:val="00Body"/>
-              <w:spacing w:before="60" w:after="60"/>
-              <w:rPr>
-                <w:rFonts w:ascii="Arial" w:hAnsi="Arial" w:cs="Arial"/>
-                <w:sz w:val="20"/>
-                <w:lang w:val="en-GB"/>
-              </w:rPr>
-            </w:pPr>
-          </w:p>
-        </w:tc>
-        <w:tc>
-          <w:tcPr>
-            <w:tcW w:w="2790" w:type="dxa"/>
-          </w:tcPr>
-          <w:p>
-            <w:pPr>
-              <w:pStyle w:val="00Body"/>
-              <w:spacing w:before="60" w:after="60"/>
-              <w:rPr>
-                <w:rFonts w:ascii="Arial" w:hAnsi="Arial" w:cs="Arial"/>
-                <w:sz w:val="20"/>
-                <w:lang w:val="en-GB"/>
-              </w:rPr>
-            </w:pPr>
-            <w:r>
-              <w:rPr>
-                <w:rFonts w:ascii="Arial" w:hAnsi="Arial" w:cs="Arial"/>
-                <w:sz w:val="20"/>
-                <w:lang w:val="en-AU"/>
-              </w:rPr>
-              <w:t>Objective #1 – KR #3</w:t>
-            </w:r>
-          </w:p>
-        </w:tc>
-        <w:tc>
-          <w:tcPr>
-            <w:tcW w:w="1405" w:type="dxa"/>
-          </w:tcPr>
-          <w:p>
-            <w:pPr>
-              <w:pStyle w:val="00Body"/>
-              <w:spacing w:before="60" w:after="60"/>
-              <w:rPr>
-                <w:rFonts w:ascii="Arial" w:hAnsi="Arial" w:cs="Arial"/>
-                <w:sz w:val="20"/>
-                <w:lang w:val="en-GB"/>
-              </w:rPr>
-            </w:pPr>
-            <w:r>
-              <w:rPr>
-                <w:rFonts w:ascii="Arial" w:hAnsi="Arial" w:cs="Arial"/>
-                <w:bCs/>
-                <w:sz w:val="20"/>
-                <w:lang w:val="en-AU"/>
-              </w:rPr>
-              <w:t xml:space="preserve">KR </w:t>
-            </w:r>
-            <w:proofErr w:type="gramStart"/>
-            <w:r>
-              <w:rPr>
-                <w:rFonts w:ascii="Arial" w:hAnsi="Arial" w:cs="Arial"/>
-                <w:bCs/>
-                <w:sz w:val="20"/>
-                <w:lang w:val="en-AU"/>
-              </w:rPr>
-              <w:t>current status</w:t>
-            </w:r>
-            <w:proofErr w:type="gramEnd"/>
-          </w:p>
-        </w:tc>
-        <w:tc>
-          <w:tcPr>
-            <w:tcW w:w="2577" w:type="dxa"/>
-          </w:tcPr>
-          <w:p>
-            <w:pPr>
-              <w:pStyle w:val="00Body"/>
-              <w:spacing w:before="60" w:after="60"/>
-              <w:rPr>
-                <w:rFonts w:ascii="Arial" w:hAnsi="Arial" w:cs="Arial"/>
-                <w:sz w:val="20"/>
-                <w:lang w:val="en-GB"/>
-              </w:rPr>
-            </w:pPr>
-            <w:proofErr w:type="spellStart"/>
-            <w:r>
-              <w:rPr>
-                <w:rFonts w:ascii="Arial" w:hAnsi="Arial" w:cs="Arial"/>
-                <w:sz w:val="20"/>
-                <w:lang w:val="en-AU"/>
-              </w:rPr>
-              <w:t>Xxxxxxxxxx</w:t>
-            </w:r>
-            <w:proofErr w:type="spellEnd"/>
-          </w:p>
-        </w:tc>
-      </w:tr>
-      <w:tr>
-        <w:tc>
-          <w:tcPr>
-            <w:tcW w:w="1885" w:type="dxa"/>
-            <w:vMerge w:val="restart"/>
-          </w:tcPr>
-          <w:p>
-            <w:pPr>
-              <w:pStyle w:val="00Body"/>
-              <w:spacing w:before="60" w:after="60"/>
-              <w:rPr>
-                <w:rFonts w:ascii="Arial" w:hAnsi="Arial" w:cs="Arial"/>
-                <w:sz w:val="20"/>
-                <w:lang w:val="en-AU"/>
-              </w:rPr>
-            </w:pPr>
-            <w:r>
-              <w:rPr>
-                <w:rFonts w:ascii="Arial" w:hAnsi="Arial" w:cs="Arial"/>
-                <w:sz w:val="20"/>
-                <w:lang w:val="en-AU"/>
-              </w:rPr>
-              <w:t>Supported KR</w:t>
-            </w:r>
-            <w:r>
-              <w:rPr>
-                <w:rFonts w:ascii="Arial" w:hAnsi="Arial" w:cs="Arial"/>
-                <w:sz w:val="20"/>
-                <w:lang w:val="en-AU"/>
-              </w:rPr>
-              <w:t>/KRs #2</w:t>
-            </w:r>
-          </w:p>
-        </w:tc>
-        <w:tc>
-          <w:tcPr>
-            <w:tcW w:w="1800" w:type="dxa"/>
-            <w:vMerge w:val="restart"/>
-          </w:tcPr>
-          <w:p>
-            <w:pPr>
-              <w:pStyle w:val="00Body"/>
-              <w:spacing w:before="60" w:after="60"/>
-              <w:rPr>
-                <w:rFonts w:ascii="Arial" w:hAnsi="Arial" w:cs="Arial"/>
-                <w:sz w:val="20"/>
-                <w:lang w:val="en-GB"/>
-              </w:rPr>
-            </w:pPr>
-            <w:r>
-              <w:rPr>
-                <w:rFonts w:ascii="Arial" w:hAnsi="Arial" w:cs="Arial"/>
-                <w:sz w:val="20"/>
-                <w:lang w:val="en-AU"/>
-              </w:rPr>
-              <w:t>Objective #2</w:t>
-            </w:r>
-          </w:p>
-        </w:tc>
-        <w:tc>
-          <w:tcPr>
-            <w:tcW w:w="2790" w:type="dxa"/>
-          </w:tcPr>
-          <w:p>
-            <w:pPr>
-              <w:pStyle w:val="00Body"/>
-              <w:spacing w:before="60" w:after="60"/>
-              <w:rPr>
-                <w:rFonts w:ascii="Arial" w:hAnsi="Arial" w:cs="Arial"/>
-                <w:sz w:val="20"/>
-                <w:lang w:val="en-AU"/>
-              </w:rPr>
-            </w:pPr>
-            <w:r>
-              <w:rPr>
-                <w:rFonts w:ascii="Arial" w:hAnsi="Arial" w:cs="Arial"/>
-                <w:sz w:val="20"/>
-                <w:lang w:val="en-AU"/>
-              </w:rPr>
-              <w:t>Objective #2 – KR #1</w:t>
-            </w:r>
-          </w:p>
-        </w:tc>
-        <w:tc>
-          <w:tcPr>
-            <w:tcW w:w="1405" w:type="dxa"/>
-          </w:tcPr>
-          <w:p>
-            <w:pPr>
-              <w:pStyle w:val="00Body"/>
-              <w:spacing w:before="60" w:after="60"/>
-              <w:rPr>
-                <w:rFonts w:ascii="Arial" w:hAnsi="Arial" w:cs="Arial"/>
-                <w:sz w:val="20"/>
-                <w:lang w:val="en-GB"/>
-              </w:rPr>
-            </w:pPr>
-            <w:r>
-              <w:rPr>
-                <w:rFonts w:ascii="Arial" w:hAnsi="Arial" w:cs="Arial"/>
-                <w:bCs/>
-                <w:sz w:val="20"/>
-                <w:lang w:val="en-AU"/>
-              </w:rPr>
-              <w:t xml:space="preserve">KR </w:t>
-            </w:r>
-            <w:proofErr w:type="gramStart"/>
-            <w:r>
-              <w:rPr>
-                <w:rFonts w:ascii="Arial" w:hAnsi="Arial" w:cs="Arial"/>
-                <w:bCs/>
-                <w:sz w:val="20"/>
-                <w:lang w:val="en-AU"/>
-              </w:rPr>
-              <w:t>current status</w:t>
-            </w:r>
-            <w:proofErr w:type="gramEnd"/>
-          </w:p>
-        </w:tc>
-        <w:tc>
-          <w:tcPr>
-            <w:tcW w:w="2577" w:type="dxa"/>
-          </w:tcPr>
-          <w:p>
-            <w:pPr>
-              <w:pStyle w:val="00Body"/>
-              <w:spacing w:before="60" w:after="60"/>
-              <w:rPr>
-                <w:rFonts w:ascii="Arial" w:hAnsi="Arial" w:cs="Arial"/>
-                <w:sz w:val="20"/>
-                <w:lang w:val="en-GB"/>
-              </w:rPr>
-            </w:pPr>
-            <w:proofErr w:type="spellStart"/>
-            <w:r>
-              <w:rPr>
-                <w:rFonts w:ascii="Arial" w:hAnsi="Arial" w:cs="Arial"/>
-                <w:sz w:val="20"/>
-                <w:lang w:val="en-AU"/>
-              </w:rPr>
-              <w:t>Xxxxxxxxxx</w:t>
-            </w:r>
-            <w:proofErr w:type="spellEnd"/>
-          </w:p>
-        </w:tc>
-      </w:tr>
-      <w:tr>
-        <w:tc>
-          <w:tcPr>
-            <w:tcW w:w="1885" w:type="dxa"/>
-            <w:vMerge/>
-          </w:tcPr>
-          <w:p>
-            <w:pPr>
-              <w:pStyle w:val="00Body"/>
-              <w:spacing w:before="60" w:after="60"/>
-              <w:rPr>
-                <w:rFonts w:ascii="Arial" w:hAnsi="Arial" w:cs="Arial"/>
-                <w:sz w:val="20"/>
-                <w:lang w:val="en-AU"/>
-              </w:rPr>
-            </w:pPr>
-          </w:p>
-        </w:tc>
-        <w:tc>
-          <w:tcPr>
-            <w:tcW w:w="1800" w:type="dxa"/>
-            <w:vMerge/>
-          </w:tcPr>
-          <w:p>
-            <w:pPr>
-              <w:pStyle w:val="00Body"/>
-              <w:spacing w:before="60" w:after="60"/>
-              <w:rPr>
-                <w:rFonts w:ascii="Arial" w:hAnsi="Arial" w:cs="Arial"/>
-                <w:sz w:val="20"/>
-                <w:lang w:val="en-AU"/>
-              </w:rPr>
-            </w:pPr>
-          </w:p>
-        </w:tc>
-        <w:tc>
-          <w:tcPr>
-            <w:tcW w:w="2790" w:type="dxa"/>
-          </w:tcPr>
-          <w:p>
-            <w:pPr>
-              <w:pStyle w:val="00Body"/>
-              <w:spacing w:before="60" w:after="60"/>
-              <w:rPr>
-                <w:rFonts w:ascii="Arial" w:hAnsi="Arial" w:cs="Arial"/>
-                <w:sz w:val="20"/>
-                <w:lang w:val="en-AU"/>
-              </w:rPr>
-            </w:pPr>
-            <w:r>
-              <w:rPr>
-                <w:rFonts w:ascii="Arial" w:hAnsi="Arial" w:cs="Arial"/>
-                <w:sz w:val="20"/>
-                <w:lang w:val="en-AU"/>
-              </w:rPr>
-              <w:t>Objective #2 – KR #2</w:t>
-            </w:r>
-          </w:p>
-        </w:tc>
-        <w:tc>
-          <w:tcPr>
-            <w:tcW w:w="1405" w:type="dxa"/>
-          </w:tcPr>
-          <w:p>
-            <w:pPr>
-              <w:pStyle w:val="00Body"/>
-              <w:spacing w:before="60" w:after="60"/>
-              <w:rPr>
-                <w:rFonts w:ascii="Arial" w:hAnsi="Arial" w:cs="Arial"/>
-                <w:sz w:val="20"/>
-                <w:lang w:val="en-GB"/>
-              </w:rPr>
-            </w:pPr>
-            <w:r>
-              <w:rPr>
-                <w:rFonts w:ascii="Arial" w:hAnsi="Arial" w:cs="Arial"/>
-                <w:bCs/>
-                <w:sz w:val="20"/>
-                <w:lang w:val="en-AU"/>
-              </w:rPr>
-              <w:t xml:space="preserve">KR </w:t>
-            </w:r>
-            <w:proofErr w:type="gramStart"/>
-            <w:r>
-              <w:rPr>
-                <w:rFonts w:ascii="Arial" w:hAnsi="Arial" w:cs="Arial"/>
-                <w:bCs/>
-                <w:sz w:val="20"/>
-                <w:lang w:val="en-AU"/>
-              </w:rPr>
-              <w:t>current status</w:t>
-            </w:r>
-            <w:proofErr w:type="gramEnd"/>
-          </w:p>
-        </w:tc>
-        <w:tc>
-          <w:tcPr>
-            <w:tcW w:w="2577" w:type="dxa"/>
-          </w:tcPr>
-          <w:p>
-            <w:pPr>
-              <w:pStyle w:val="00Body"/>
-              <w:spacing w:before="60" w:after="60"/>
-              <w:rPr>
-                <w:rFonts w:ascii="Arial" w:hAnsi="Arial" w:cs="Arial"/>
-                <w:sz w:val="20"/>
-                <w:lang w:val="en-GB"/>
-              </w:rPr>
-            </w:pPr>
-            <w:proofErr w:type="spellStart"/>
-            <w:r>
-              <w:rPr>
-                <w:rFonts w:ascii="Arial" w:hAnsi="Arial" w:cs="Arial"/>
-                <w:sz w:val="20"/>
-                <w:lang w:val="en-AU"/>
-              </w:rPr>
-              <w:t>Xxxxxxxxxx</w:t>
-            </w:r>
-            <w:proofErr w:type="spellEnd"/>
-          </w:p>
-        </w:tc>
-      </w:tr>
-      <w:tr>
-        <w:tc>
-          <w:tcPr>
-            <w:tcW w:w="1885" w:type="dxa"/>
-            <w:vMerge/>
-          </w:tcPr>
-          <w:p>
-            <w:pPr>
-              <w:pStyle w:val="00Body"/>
-              <w:spacing w:before="60" w:after="60"/>
-              <w:rPr>
-                <w:rFonts w:ascii="Arial" w:hAnsi="Arial" w:cs="Arial"/>
-                <w:sz w:val="20"/>
-                <w:lang w:val="en-AU"/>
-              </w:rPr>
-            </w:pPr>
-          </w:p>
-        </w:tc>
-        <w:tc>
-          <w:tcPr>
-            <w:tcW w:w="1800" w:type="dxa"/>
-            <w:vMerge/>
-          </w:tcPr>
-          <w:p>
-            <w:pPr>
-              <w:pStyle w:val="00Body"/>
-              <w:spacing w:before="60" w:after="60"/>
-              <w:rPr>
-                <w:rFonts w:ascii="Arial" w:hAnsi="Arial" w:cs="Arial"/>
-                <w:sz w:val="20"/>
-                <w:lang w:val="en-AU"/>
-              </w:rPr>
-            </w:pPr>
-          </w:p>
-        </w:tc>
-        <w:tc>
-          <w:tcPr>
-            <w:tcW w:w="2790" w:type="dxa"/>
-          </w:tcPr>
-          <w:p>
-            <w:pPr>
-              <w:pStyle w:val="00Body"/>
-              <w:spacing w:before="60" w:after="60"/>
-              <w:rPr>
-                <w:rFonts w:ascii="Arial" w:hAnsi="Arial" w:cs="Arial"/>
-                <w:sz w:val="20"/>
-                <w:lang w:val="en-AU"/>
-              </w:rPr>
-            </w:pPr>
-            <w:r>
-              <w:rPr>
-                <w:rFonts w:ascii="Arial" w:hAnsi="Arial" w:cs="Arial"/>
-                <w:sz w:val="20"/>
-                <w:lang w:val="en-AU"/>
-              </w:rPr>
-              <w:t>Objective #2 – KR #3</w:t>
-            </w:r>
-          </w:p>
-        </w:tc>
-        <w:tc>
-          <w:tcPr>
-            <w:tcW w:w="1405" w:type="dxa"/>
-          </w:tcPr>
-          <w:p>
-            <w:pPr>
-              <w:pStyle w:val="00Body"/>
-              <w:spacing w:before="60" w:after="60"/>
-              <w:rPr>
-                <w:rFonts w:ascii="Arial" w:hAnsi="Arial" w:cs="Arial"/>
-                <w:sz w:val="20"/>
-                <w:lang w:val="en-GB"/>
-              </w:rPr>
-            </w:pPr>
-            <w:r>
-              <w:rPr>
-                <w:rFonts w:ascii="Arial" w:hAnsi="Arial" w:cs="Arial"/>
-                <w:bCs/>
-                <w:sz w:val="20"/>
-                <w:lang w:val="en-AU"/>
-              </w:rPr>
-              <w:t xml:space="preserve">KR </w:t>
-            </w:r>
-            <w:proofErr w:type="gramStart"/>
-            <w:r>
-              <w:rPr>
-                <w:rFonts w:ascii="Arial" w:hAnsi="Arial" w:cs="Arial"/>
-                <w:bCs/>
-                <w:sz w:val="20"/>
-                <w:lang w:val="en-AU"/>
-              </w:rPr>
-              <w:t>current status</w:t>
-            </w:r>
-            <w:proofErr w:type="gramEnd"/>
-          </w:p>
-        </w:tc>
-        <w:tc>
-          <w:tcPr>
-            <w:tcW w:w="2577" w:type="dxa"/>
-          </w:tcPr>
-          <w:p>
-            <w:pPr>
-              <w:pStyle w:val="00Body"/>
-              <w:spacing w:before="60" w:after="60"/>
-              <w:rPr>
-                <w:rFonts w:ascii="Arial" w:hAnsi="Arial" w:cs="Arial"/>
-                <w:sz w:val="20"/>
-                <w:lang w:val="en-GB"/>
-              </w:rPr>
-            </w:pPr>
-            <w:proofErr w:type="spellStart"/>
-            <w:r>
-              <w:rPr>
-                <w:rFonts w:ascii="Arial" w:hAnsi="Arial" w:cs="Arial"/>
-                <w:sz w:val="20"/>
-                <w:lang w:val="en-AU"/>
-              </w:rPr>
-              <w:t>xxxxxxxxxx</w:t>
-            </w:r>
-            <w:proofErr w:type="spellEnd"/>
-          </w:p>
-        </w:tc>
-      </w:tr>
-      <w:tr>
-        <w:tc>
-          <w:tcPr>
-            <w:tcW w:w="1885" w:type="dxa"/>
-            <w:vMerge w:val="restart"/>
-          </w:tcPr>
-          <w:p>
-            <w:pPr>
-              <w:pStyle w:val="00Body"/>
-              <w:spacing w:before="60" w:after="60"/>
-              <w:rPr>
-                <w:rFonts w:ascii="Arial" w:hAnsi="Arial" w:cs="Arial"/>
-                <w:sz w:val="20"/>
-                <w:lang w:val="en-AU"/>
-              </w:rPr>
-            </w:pPr>
-            <w:r>
-              <w:rPr>
-                <w:rFonts w:ascii="Arial" w:hAnsi="Arial" w:cs="Arial"/>
-                <w:sz w:val="20"/>
-                <w:lang w:val="en-AU"/>
-              </w:rPr>
-              <w:t>Supported KR/KRs #2</w:t>
-            </w:r>
-          </w:p>
-        </w:tc>
-        <w:tc>
-          <w:tcPr>
-            <w:tcW w:w="1800" w:type="dxa"/>
-            <w:vMerge w:val="restart"/>
-          </w:tcPr>
-          <w:p>
-            <w:pPr>
-              <w:pStyle w:val="00Body"/>
-              <w:spacing w:before="60" w:after="60"/>
-              <w:rPr>
-                <w:rFonts w:ascii="Arial" w:hAnsi="Arial" w:cs="Arial"/>
-                <w:sz w:val="20"/>
-                <w:lang w:val="en-AU"/>
-              </w:rPr>
-            </w:pPr>
-            <w:r>
-              <w:rPr>
-                <w:rFonts w:ascii="Arial" w:hAnsi="Arial" w:cs="Arial"/>
-                <w:sz w:val="20"/>
-                <w:lang w:val="en-AU"/>
-              </w:rPr>
-              <w:t>Objective #3</w:t>
-            </w:r>
-          </w:p>
-        </w:tc>
-        <w:tc>
-          <w:tcPr>
-            <w:tcW w:w="2790" w:type="dxa"/>
-          </w:tcPr>
-          <w:p>
-            <w:pPr>
-              <w:pStyle w:val="00Body"/>
-              <w:spacing w:before="60" w:after="60"/>
-              <w:rPr>
-                <w:rFonts w:ascii="Arial" w:hAnsi="Arial" w:cs="Arial"/>
-                <w:sz w:val="20"/>
-                <w:lang w:val="en-AU"/>
-              </w:rPr>
-            </w:pPr>
-            <w:r>
-              <w:rPr>
-                <w:rFonts w:ascii="Arial" w:hAnsi="Arial" w:cs="Arial"/>
-                <w:sz w:val="20"/>
-                <w:lang w:val="en-AU"/>
-              </w:rPr>
-              <w:t>Objective #3 – KR #1</w:t>
-            </w:r>
-          </w:p>
-        </w:tc>
-        <w:tc>
-          <w:tcPr>
-            <w:tcW w:w="1405" w:type="dxa"/>
-          </w:tcPr>
-          <w:p>
-            <w:pPr>
-              <w:pStyle w:val="00Body"/>
-              <w:spacing w:before="60" w:after="60"/>
-              <w:rPr>
-                <w:rFonts w:ascii="Arial" w:hAnsi="Arial" w:cs="Arial"/>
-                <w:sz w:val="20"/>
-                <w:lang w:val="en-GB"/>
-              </w:rPr>
-            </w:pPr>
-            <w:r>
-              <w:rPr>
-                <w:rFonts w:ascii="Arial" w:hAnsi="Arial" w:cs="Arial"/>
-                <w:bCs/>
-                <w:sz w:val="20"/>
-                <w:lang w:val="en-AU"/>
-              </w:rPr>
-              <w:t xml:space="preserve">KR </w:t>
-            </w:r>
-            <w:proofErr w:type="gramStart"/>
-            <w:r>
-              <w:rPr>
-                <w:rFonts w:ascii="Arial" w:hAnsi="Arial" w:cs="Arial"/>
-                <w:bCs/>
-                <w:sz w:val="20"/>
-                <w:lang w:val="en-AU"/>
-              </w:rPr>
-              <w:t>current status</w:t>
-            </w:r>
-            <w:proofErr w:type="gramEnd"/>
-          </w:p>
-        </w:tc>
-        <w:tc>
-          <w:tcPr>
-            <w:tcW w:w="2577" w:type="dxa"/>
-          </w:tcPr>
-          <w:p>
-            <w:pPr>
-              <w:pStyle w:val="00Body"/>
-              <w:spacing w:before="60" w:after="60"/>
-              <w:rPr>
-                <w:rFonts w:ascii="Arial" w:hAnsi="Arial" w:cs="Arial"/>
-                <w:sz w:val="20"/>
-                <w:lang w:val="en-GB"/>
-              </w:rPr>
-            </w:pPr>
-            <w:proofErr w:type="spellStart"/>
-            <w:r>
-              <w:rPr>
-                <w:rFonts w:ascii="Arial" w:hAnsi="Arial" w:cs="Arial"/>
-                <w:sz w:val="20"/>
-                <w:lang w:val="en-AU"/>
-              </w:rPr>
-              <w:t>xxxxxxxxxx</w:t>
-            </w:r>
-            <w:proofErr w:type="spellEnd"/>
-          </w:p>
-        </w:tc>
-      </w:tr>
-      <w:tr>
-        <w:tc>
-          <w:tcPr>
-            <w:tcW w:w="1885" w:type="dxa"/>
-            <w:vMerge/>
-          </w:tcPr>
-          <w:p>
-            <w:pPr>
-              <w:pStyle w:val="00Body"/>
-              <w:spacing w:before="60" w:after="60"/>
-              <w:rPr>
-                <w:rFonts w:ascii="Arial" w:hAnsi="Arial" w:cs="Arial"/>
-                <w:sz w:val="20"/>
-                <w:lang w:val="en-AU"/>
-              </w:rPr>
-            </w:pPr>
-          </w:p>
-        </w:tc>
-        <w:tc>
-          <w:tcPr>
-            <w:tcW w:w="1800" w:type="dxa"/>
-            <w:vMerge/>
-          </w:tcPr>
-          <w:p>
-            <w:pPr>
-              <w:pStyle w:val="00Body"/>
-              <w:spacing w:before="60" w:after="60"/>
-              <w:rPr>
-                <w:rFonts w:ascii="Arial" w:hAnsi="Arial" w:cs="Arial"/>
-                <w:sz w:val="20"/>
-                <w:lang w:val="en-AU"/>
-              </w:rPr>
-            </w:pPr>
-          </w:p>
-        </w:tc>
-        <w:tc>
-          <w:tcPr>
-            <w:tcW w:w="2790" w:type="dxa"/>
-          </w:tcPr>
-          <w:p>
-            <w:pPr>
-              <w:pStyle w:val="00Body"/>
-              <w:spacing w:before="60" w:after="60"/>
-              <w:rPr>
-                <w:rFonts w:ascii="Arial" w:hAnsi="Arial" w:cs="Arial"/>
-                <w:sz w:val="20"/>
-                <w:lang w:val="en-AU"/>
-              </w:rPr>
-            </w:pPr>
-            <w:r>
-              <w:rPr>
-                <w:rFonts w:ascii="Arial" w:hAnsi="Arial" w:cs="Arial"/>
-                <w:sz w:val="20"/>
-                <w:lang w:val="en-AU"/>
-              </w:rPr>
-              <w:t>Objective #3 – KR #2</w:t>
-            </w:r>
-          </w:p>
-        </w:tc>
-        <w:tc>
-          <w:tcPr>
-            <w:tcW w:w="1405" w:type="dxa"/>
-          </w:tcPr>
-          <w:p>
-            <w:pPr>
-              <w:pStyle w:val="00Body"/>
-              <w:spacing w:before="60" w:after="60"/>
-              <w:rPr>
-                <w:rFonts w:ascii="Arial" w:hAnsi="Arial" w:cs="Arial"/>
-                <w:sz w:val="20"/>
-                <w:lang w:val="en-GB"/>
-              </w:rPr>
-            </w:pPr>
-            <w:r>
-              <w:rPr>
-                <w:rFonts w:ascii="Arial" w:hAnsi="Arial" w:cs="Arial"/>
-                <w:bCs/>
-                <w:sz w:val="20"/>
-                <w:lang w:val="en-AU"/>
-              </w:rPr>
-              <w:t xml:space="preserve">KR </w:t>
-            </w:r>
-            <w:proofErr w:type="gramStart"/>
-            <w:r>
-              <w:rPr>
-                <w:rFonts w:ascii="Arial" w:hAnsi="Arial" w:cs="Arial"/>
-                <w:bCs/>
-                <w:sz w:val="20"/>
-                <w:lang w:val="en-AU"/>
-              </w:rPr>
-              <w:t>current status</w:t>
-            </w:r>
-            <w:proofErr w:type="gramEnd"/>
-          </w:p>
-        </w:tc>
-        <w:tc>
-          <w:tcPr>
-            <w:tcW w:w="2577" w:type="dxa"/>
-          </w:tcPr>
-          <w:p>
-            <w:pPr>
-              <w:pStyle w:val="00Body"/>
-              <w:spacing w:before="60" w:after="60"/>
-              <w:rPr>
-                <w:rFonts w:ascii="Arial" w:hAnsi="Arial" w:cs="Arial"/>
-                <w:sz w:val="20"/>
-                <w:lang w:val="en-GB"/>
-              </w:rPr>
-            </w:pPr>
-            <w:proofErr w:type="spellStart"/>
-            <w:r>
-              <w:rPr>
-                <w:rFonts w:ascii="Arial" w:hAnsi="Arial" w:cs="Arial"/>
-                <w:sz w:val="20"/>
-                <w:lang w:val="en-AU"/>
-              </w:rPr>
-              <w:t>xxxxxxxxxx</w:t>
-            </w:r>
-            <w:proofErr w:type="spellEnd"/>
-          </w:p>
-        </w:tc>
-      </w:tr>
-      <w:tr>
-        <w:tc>
-          <w:tcPr>
-            <w:tcW w:w="1885" w:type="dxa"/>
-            <w:vMerge/>
-          </w:tcPr>
-          <w:p>
-            <w:pPr>
-              <w:pStyle w:val="00Body"/>
-              <w:spacing w:before="60" w:after="60"/>
-              <w:rPr>
-                <w:rFonts w:ascii="Arial" w:hAnsi="Arial" w:cs="Arial"/>
-                <w:sz w:val="20"/>
-                <w:lang w:val="en-AU"/>
-              </w:rPr>
-            </w:pPr>
-          </w:p>
-        </w:tc>
-        <w:tc>
-          <w:tcPr>
-            <w:tcW w:w="1800" w:type="dxa"/>
-            <w:vMerge/>
-          </w:tcPr>
-          <w:p>
-            <w:pPr>
-              <w:pStyle w:val="00Body"/>
-              <w:spacing w:before="60" w:after="60"/>
-              <w:rPr>
-                <w:rFonts w:ascii="Arial" w:hAnsi="Arial" w:cs="Arial"/>
-                <w:sz w:val="20"/>
-                <w:lang w:val="en-AU"/>
-              </w:rPr>
-            </w:pPr>
-          </w:p>
-        </w:tc>
-        <w:tc>
-          <w:tcPr>
-            <w:tcW w:w="2790" w:type="dxa"/>
-          </w:tcPr>
-          <w:p>
-            <w:pPr>
-              <w:pStyle w:val="00Body"/>
-              <w:spacing w:before="60" w:after="60"/>
-              <w:rPr>
-                <w:rFonts w:ascii="Arial" w:hAnsi="Arial" w:cs="Arial"/>
-                <w:sz w:val="20"/>
-                <w:lang w:val="en-AU"/>
-              </w:rPr>
-            </w:pPr>
-            <w:r>
-              <w:rPr>
-                <w:rFonts w:ascii="Arial" w:hAnsi="Arial" w:cs="Arial"/>
-                <w:sz w:val="20"/>
-                <w:lang w:val="en-AU"/>
-              </w:rPr>
-              <w:t>Objective #3 – KR #3</w:t>
-            </w:r>
-          </w:p>
-        </w:tc>
-        <w:tc>
-          <w:tcPr>
-            <w:tcW w:w="1405" w:type="dxa"/>
-          </w:tcPr>
-          <w:p>
-            <w:pPr>
-              <w:pStyle w:val="00Body"/>
-              <w:spacing w:before="60" w:after="60"/>
-              <w:rPr>
-                <w:rFonts w:ascii="Arial" w:hAnsi="Arial" w:cs="Arial"/>
-                <w:sz w:val="20"/>
-                <w:lang w:val="en-GB"/>
-              </w:rPr>
-            </w:pPr>
-            <w:r>
-              <w:rPr>
-                <w:rFonts w:ascii="Arial" w:hAnsi="Arial" w:cs="Arial"/>
-                <w:bCs/>
-                <w:sz w:val="20"/>
-                <w:lang w:val="en-AU"/>
-              </w:rPr>
-              <w:t xml:space="preserve">KR </w:t>
-            </w:r>
-            <w:proofErr w:type="gramStart"/>
-            <w:r>
-              <w:rPr>
-                <w:rFonts w:ascii="Arial" w:hAnsi="Arial" w:cs="Arial"/>
-                <w:bCs/>
-                <w:sz w:val="20"/>
-                <w:lang w:val="en-AU"/>
-              </w:rPr>
-              <w:t>current status</w:t>
-            </w:r>
-            <w:proofErr w:type="gramEnd"/>
-          </w:p>
-        </w:tc>
-        <w:tc>
-          <w:tcPr>
-            <w:tcW w:w="2577" w:type="dxa"/>
-          </w:tcPr>
-          <w:p>
-            <w:pPr>
-              <w:pStyle w:val="00Body"/>
-              <w:spacing w:before="60" w:after="60"/>
-              <w:rPr>
-                <w:rFonts w:ascii="Arial" w:hAnsi="Arial" w:cs="Arial"/>
-                <w:sz w:val="20"/>
-                <w:lang w:val="en-GB"/>
-              </w:rPr>
-            </w:pPr>
-            <w:proofErr w:type="spellStart"/>
-            <w:r>
-              <w:rPr>
-                <w:rFonts w:ascii="Arial" w:hAnsi="Arial" w:cs="Arial"/>
-                <w:sz w:val="20"/>
-                <w:lang w:val="en-AU"/>
-              </w:rPr>
-              <w:t>xxxxxxxxxx</w:t>
-            </w:r>
-            <w:proofErr w:type="spellEnd"/>
+            <w:r/>
           </w:p>
         </w:tc>
       </w:tr>
@@ -2743,28 +1661,16 @@
           </w:tcPr>
           <w:p>
             <w:pPr>
-              <w:pStyle w:val="00Body"/>
-              <w:spacing w:before="20" w:after="20"/>
-              <w:rPr>
-                <w:rFonts w:ascii="Arial" w:hAnsi="Arial" w:cs="Arial"/>
+              <w:jc w:val="center"/>
+            </w:pPr>
+            <w:r/>
+            <w:r>
+              <w:rPr>
                 <w:b/>
-                <w:color w:val="FFFFFF" w:themeColor="background1"/>
-                <w:sz w:val="20"/>
-                <w:lang w:val="en-GB"/>
-              </w:rPr>
-            </w:pPr>
-            <w:proofErr w:type="spellStart"/>
-            <w:r>
-              <w:rPr>
-                <w:rFonts w:ascii="Arial" w:hAnsi="Arial" w:cs="Arial"/>
-                <w:b/>
-                <w:color w:val="FFFFFF" w:themeColor="background1"/>
-                <w:sz w:val="20"/>
-                <w:lang w:val="en-GB"/>
-              </w:rPr>
-              <w:t>Qx</w:t>
-            </w:r>
-            <w:proofErr w:type="spellEnd"/>
+                <w:color w:val="FFFFFF"/>
+              </w:rPr>
+              <w:t>Q3</w:t>
+            </w:r>
           </w:p>
         </w:tc>
         <w:tc>
@@ -2775,25 +1681,15 @@
           </w:tcPr>
           <w:p>
             <w:pPr>
-              <w:pStyle w:val="00Body"/>
-              <w:spacing w:before="20" w:after="20"/>
-              <w:rPr>
-                <w:rFonts w:ascii="Arial" w:hAnsi="Arial" w:cs="Arial"/>
+              <w:jc w:val="center"/>
+            </w:pPr>
+            <w:r/>
+            <w:r>
+              <w:rPr>
                 <w:b/>
-                <w:color w:val="FFFFFF" w:themeColor="background1"/>
-                <w:sz w:val="20"/>
-                <w:lang w:val="en-GB"/>
-              </w:rPr>
-            </w:pPr>
-            <w:r>
-              <w:rPr>
-                <w:rFonts w:ascii="Arial" w:hAnsi="Arial" w:cs="Arial"/>
-                <w:b/>
-                <w:color w:val="FFFFFF" w:themeColor="background1"/>
-                <w:sz w:val="20"/>
-                <w:lang w:val="en-GB"/>
-              </w:rPr>
-              <w:t>Qx+1</w:t>
+                <w:color w:val="FFFFFF"/>
+              </w:rPr>
+              <w:t>Q4</w:t>
             </w:r>
           </w:p>
         </w:tc>
@@ -2806,17 +1702,14 @@
           </w:tcPr>
           <w:p>
             <w:pPr>
-              <w:pStyle w:val="00Body"/>
-              <w:spacing w:before="20" w:after="20"/>
-              <w:rPr>
-                <w:rFonts w:ascii="Arial" w:hAnsi="Arial" w:cs="Arial"/>
+              <w:jc w:val="center"/>
+            </w:pPr>
+            <w:r/>
+            <w:r>
+              <w:rPr>
                 <w:b/>
-                <w:color w:val="FFFFFF" w:themeColor="background1"/>
-                <w:sz w:val="20"/>
-                <w:lang w:val="en-GB"/>
-              </w:rPr>
-            </w:pPr>
-            <w:r>
+                <w:color w:val="FFFFFF"/>
+              </w:rPr>
               <w:t>FY26</w:t>
             </w:r>
           </w:p>
@@ -2829,35 +1722,15 @@
           </w:tcPr>
           <w:p>
             <w:pPr>
-              <w:pStyle w:val="00Body"/>
-              <w:spacing w:before="20" w:after="20"/>
-              <w:rPr>
-                <w:rFonts w:ascii="Arial" w:hAnsi="Arial" w:cs="Arial"/>
+              <w:jc w:val="center"/>
+            </w:pPr>
+            <w:r/>
+            <w:r>
+              <w:rPr>
                 <w:b/>
-                <w:color w:val="FFFFFF" w:themeColor="background1"/>
-                <w:sz w:val="20"/>
-                <w:lang w:val="en-GB"/>
-              </w:rPr>
-            </w:pPr>
-            <w:r>
-              <w:rPr>
-                <w:rFonts w:ascii="Arial" w:hAnsi="Arial" w:cs="Arial"/>
-                <w:b/>
-                <w:color w:val="FFFFFF" w:themeColor="background1"/>
-                <w:sz w:val="20"/>
-                <w:lang w:val="en-GB"/>
-              </w:rPr>
-              <w:t>Upstream KPI</w:t>
-            </w:r>
-            <w:r>
-              <w:rPr>
-                <w:rFonts w:ascii="Arial" w:hAnsi="Arial" w:cs="Arial"/>
-                <w:b/>
-                <w:color w:val="FFFFFF" w:themeColor="background1"/>
-                <w:sz w:val="20"/>
-                <w:lang w:val="en-GB"/>
-              </w:rPr>
-              <w:t xml:space="preserve"> Impact</w:t>
+                <w:color w:val="FFFFFF"/>
+              </w:rPr>
+              <w:t>Upstream KPI Impact</w:t>
             </w:r>
           </w:p>
         </w:tc>
@@ -2896,21 +1769,12 @@
           </w:tcPr>
           <w:p>
             <w:pPr>
-              <w:pStyle w:val="00Body"/>
-              <w:spacing w:before="20" w:after="20"/>
-              <w:rPr>
-                <w:rFonts w:ascii="Arial" w:hAnsi="Arial" w:cs="Arial"/>
+              <w:jc w:val="center"/>
+            </w:pPr>
+            <w:r/>
+            <w:r>
+              <w:rPr>
                 <w:b/>
-                <w:sz w:val="20"/>
-                <w:lang w:val="en-GB"/>
-              </w:rPr>
-            </w:pPr>
-            <w:r>
-              <w:rPr>
-                <w:rFonts w:ascii="Arial" w:hAnsi="Arial" w:cs="Arial"/>
-                <w:b/>
-                <w:sz w:val="20"/>
-                <w:lang w:val="en-GB"/>
               </w:rPr>
               <w:t>Actual</w:t>
             </w:r>
@@ -2924,21 +1788,12 @@
           </w:tcPr>
           <w:p>
             <w:pPr>
-              <w:pStyle w:val="00Body"/>
-              <w:spacing w:before="20" w:after="20"/>
-              <w:rPr>
-                <w:rFonts w:ascii="Arial" w:hAnsi="Arial" w:cs="Arial"/>
+              <w:jc w:val="center"/>
+            </w:pPr>
+            <w:r/>
+            <w:r>
+              <w:rPr>
                 <w:b/>
-                <w:sz w:val="20"/>
-                <w:lang w:val="en-GB"/>
-              </w:rPr>
-            </w:pPr>
-            <w:r>
-              <w:rPr>
-                <w:rFonts w:ascii="Arial" w:hAnsi="Arial" w:cs="Arial"/>
-                <w:b/>
-                <w:sz w:val="20"/>
-                <w:lang w:val="en-GB"/>
               </w:rPr>
               <w:t>Target</w:t>
             </w:r>
@@ -2952,21 +1807,12 @@
           </w:tcPr>
           <w:p>
             <w:pPr>
-              <w:pStyle w:val="00Body"/>
-              <w:spacing w:before="20" w:after="20"/>
-              <w:rPr>
-                <w:rFonts w:ascii="Arial" w:hAnsi="Arial" w:cs="Arial"/>
+              <w:jc w:val="center"/>
+            </w:pPr>
+            <w:r/>
+            <w:r>
+              <w:rPr>
                 <w:b/>
-                <w:sz w:val="20"/>
-                <w:lang w:val="en-GB"/>
-              </w:rPr>
-            </w:pPr>
-            <w:r>
-              <w:rPr>
-                <w:rFonts w:ascii="Arial" w:hAnsi="Arial" w:cs="Arial"/>
-                <w:b/>
-                <w:sz w:val="20"/>
-                <w:lang w:val="en-GB"/>
               </w:rPr>
               <w:t>Target</w:t>
             </w:r>
@@ -2980,32 +1826,16 @@
           </w:tcPr>
           <w:p>
             <w:pPr>
-              <w:pStyle w:val="00Body"/>
-              <w:spacing w:before="20" w:after="20"/>
-              <w:rPr>
-                <w:rFonts w:ascii="Arial" w:hAnsi="Arial" w:cs="Arial"/>
+              <w:jc w:val="center"/>
+            </w:pPr>
+            <w:r/>
+            <w:r>
+              <w:rPr>
                 <w:b/>
-                <w:sz w:val="20"/>
-                <w:lang w:val="en-GB"/>
-              </w:rPr>
-            </w:pPr>
-            <w:r>
-              <w:rPr>
-                <w:rFonts w:ascii="Arial" w:hAnsi="Arial" w:cs="Arial"/>
-                <w:b/>
-                <w:sz w:val="20"/>
-                <w:lang w:val="en-GB"/>
-              </w:rPr>
-              <w:t xml:space="preserve">Actuals to </w:t>
-            </w:r>
-            <w:r>
-              <w:rPr>
-                <w:rFonts w:ascii="Arial" w:hAnsi="Arial" w:cs="Arial"/>
-                <w:b/>
-                <w:sz w:val="20"/>
-                <w:lang w:val="en-GB"/>
-              </w:rPr>
-              <w:t>Date</w:t>
+              </w:rPr>
+              <w:t>Actuals</w:t>
+              <w:br/>
+              <w:t>to Date</w:t>
             </w:r>
           </w:p>
         </w:tc>
@@ -3017,21 +1847,12 @@
           </w:tcPr>
           <w:p>
             <w:pPr>
-              <w:pStyle w:val="00Body"/>
-              <w:spacing w:before="20" w:after="20"/>
-              <w:rPr>
-                <w:rFonts w:ascii="Arial" w:hAnsi="Arial" w:cs="Arial"/>
+              <w:jc w:val="center"/>
+            </w:pPr>
+            <w:r/>
+            <w:r>
+              <w:rPr>
                 <w:b/>
-                <w:sz w:val="20"/>
-                <w:lang w:val="en-GB"/>
-              </w:rPr>
-            </w:pPr>
-            <w:r>
-              <w:rPr>
-                <w:rFonts w:ascii="Arial" w:hAnsi="Arial" w:cs="Arial"/>
-                <w:b/>
-                <w:sz w:val="20"/>
-                <w:lang w:val="en-GB"/>
               </w:rPr>
               <w:t>Year End</w:t>
             </w:r>
@@ -3066,23 +1887,14 @@
           </w:tcPr>
           <w:p>
             <w:pPr>
-              <w:pStyle w:val="00Body"/>
-              <w:spacing w:before="20" w:after="20"/>
-              <w:rPr>
-                <w:rFonts w:ascii="Arial" w:hAnsi="Arial" w:cs="Arial"/>
-                <w:b/>
-                <w:sz w:val="20"/>
-                <w:lang w:val="en-GB"/>
-              </w:rPr>
-            </w:pPr>
-            <w:r>
-              <w:rPr>
-                <w:rFonts w:ascii="Arial" w:hAnsi="Arial" w:cs="Arial"/>
-                <w:b/>
-                <w:sz w:val="20"/>
-                <w:lang w:val="en-GB"/>
-              </w:rPr>
-              <w:t>Client outcomes</w:t>
+              <w:jc w:val="center"/>
+            </w:pPr>
+            <w:r/>
+            <w:r>
+              <w:rPr>
+                <w:b w:val="0"/>
+              </w:rPr>
+              <w:t>Client Outcomes</w:t>
             </w:r>
           </w:p>
         </w:tc>
@@ -3092,21 +1904,14 @@
           </w:tcPr>
           <w:p>
             <w:pPr>
-              <w:pStyle w:val="00Body"/>
-              <w:spacing w:before="20" w:after="20"/>
-              <w:rPr>
-                <w:rFonts w:ascii="Arial" w:hAnsi="Arial" w:cs="Arial"/>
-                <w:sz w:val="20"/>
-                <w:lang w:val="en-GB"/>
-              </w:rPr>
-            </w:pPr>
-            <w:r>
-              <w:rPr>
-                <w:rFonts w:ascii="Arial" w:hAnsi="Arial" w:cs="Arial"/>
-                <w:sz w:val="20"/>
-                <w:lang w:val="en-GB"/>
-              </w:rPr>
-              <w:t>Client Outcomes KPI #1</w:t>
+              <w:jc w:val="center"/>
+            </w:pPr>
+            <w:r/>
+            <w:r>
+              <w:rPr>
+                <w:b w:val="0"/>
+              </w:rPr>
+              <w:t>Funding conversion rate</w:t>
             </w:r>
           </w:p>
         </w:tc>
@@ -3116,21 +1921,14 @@
           </w:tcPr>
           <w:p>
             <w:pPr>
-              <w:pStyle w:val="00Body"/>
-              <w:spacing w:before="20" w:after="20"/>
-              <w:rPr>
-                <w:rFonts w:ascii="Arial" w:hAnsi="Arial" w:cs="Arial"/>
-                <w:sz w:val="20"/>
-                <w:lang w:val="en-GB"/>
-              </w:rPr>
-            </w:pPr>
-            <w:r>
-              <w:rPr>
-                <w:rFonts w:ascii="Arial" w:hAnsi="Arial" w:cs="Arial"/>
-                <w:sz w:val="20"/>
-                <w:lang w:val="en-GB"/>
-              </w:rPr>
-              <w:t>xx</w:t>
+              <w:jc w:val="center"/>
+            </w:pPr>
+            <w:r/>
+            <w:r>
+              <w:rPr>
+                <w:b w:val="0"/>
+              </w:rPr>
+              <w:t>65%</w:t>
             </w:r>
           </w:p>
         </w:tc>
@@ -3140,87 +1938,14 @@
           </w:tcPr>
           <w:p>
             <w:pPr>
-              <w:pStyle w:val="00Body"/>
-              <w:spacing w:before="20" w:after="20"/>
-              <w:jc w:val="center"/>
-              <w:rPr>
-                <w:rFonts w:ascii="Arial" w:hAnsi="Arial" w:cs="Arial"/>
-                <w:sz w:val="20"/>
-                <w:lang w:val="en-GB"/>
-              </w:rPr>
-            </w:pPr>
-            <w:r>
-              <w:rPr>
-                <w:rFonts w:ascii="Arial" w:hAnsi="Arial" w:cs="Arial"/>
-                <w:noProof/>
-                <w:sz w:val="20"/>
-                <w:lang w:val="en-GB"/>
-              </w:rPr>
-              <mc:AlternateContent>
-                <mc:Choice Requires="wps">
-                  <w:drawing>
-                    <wp:inline distT="0" distB="0" distL="0" distR="0" wp14:anchorId="625753B6" wp14:editId="7F58D1C8">
-                      <wp:extent cx="115748" cy="115748"/>
-                      <wp:effectExtent l="0" t="0" r="0" b="0"/>
-                      <wp:docPr id="185" name="Oval 185"/>
-                      <wp:cNvGraphicFramePr/>
-                      <a:graphic xmlns:a="http://schemas.openxmlformats.org/drawingml/2006/main">
-                        <a:graphicData uri="http://schemas.microsoft.com/office/word/2010/wordprocessingShape">
-                          <wps:wsp>
-                            <wps:cNvSpPr/>
-                            <wps:spPr>
-                              <a:xfrm flipH="1">
-                                <a:off x="0" y="0"/>
-                                <a:ext cx="115748" cy="115748"/>
-                              </a:xfrm>
-                              <a:prstGeom prst="ellipse">
-                                <a:avLst/>
-                              </a:prstGeom>
-                              <a:solidFill>
-                                <a:srgbClr val="00B050"/>
-                              </a:solidFill>
-                              <a:ln w="6350" cap="sq">
-                                <a:noFill/>
-                                <a:miter lim="800000"/>
-                              </a:ln>
-                            </wps:spPr>
-                            <wps:style>
-                              <a:lnRef idx="2">
-                                <a:schemeClr val="accent1">
-                                  <a:shade val="50000"/>
-                                </a:schemeClr>
-                              </a:lnRef>
-                              <a:fillRef idx="1">
-                                <a:schemeClr val="accent1"/>
-                              </a:fillRef>
-                              <a:effectRef idx="0">
-                                <a:schemeClr val="accent1"/>
-                              </a:effectRef>
-                              <a:fontRef idx="minor">
-                                <a:schemeClr val="lt1"/>
-                              </a:fontRef>
-                            </wps:style>
-                            <wps:bodyPr rot="0" spcFirstLastPara="0" vertOverflow="overflow" horzOverflow="overflow" vert="horz" wrap="square" lIns="91440" tIns="45720" rIns="91440" bIns="45720" numCol="1" spcCol="0" rtlCol="0" fromWordArt="0" anchor="ctr" anchorCtr="0" forceAA="0" compatLnSpc="1">
-                              <a:prstTxWarp prst="textNoShape">
-                                <a:avLst/>
-                              </a:prstTxWarp>
-                              <a:noAutofit/>
-                            </wps:bodyPr>
-                          </wps:wsp>
-                        </a:graphicData>
-                      </a:graphic>
-                    </wp:inline>
-                  </w:drawing>
-                </mc:Choice>
-                <mc:Fallback>
-                  <w:pict>
-                    <v:oval w14:anchorId="18158D0E" id="Oval 185" o:spid="_x0000_s1026" style="width:9.1pt;height:9.1pt;flip:x;visibility:visible;mso-wrap-style:square;mso-left-percent:-10001;mso-top-percent:-10001;mso-position-horizontal:absolute;mso-position-horizontal-relative:char;mso-position-vertical:absolute;mso-position-vertical-relative:line;mso-left-percent:-10001;mso-top-percent:-10001;v-text-anchor:middle" o:gfxdata="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" fillcolor="#00b050" stroked="f" strokeweight=".5pt">
-                      <v:stroke joinstyle="miter" endcap="square"/>
-                      <w10:anchorlock/>
-                    </v:oval>
-                  </w:pict>
-                </mc:Fallback>
-              </mc:AlternateContent>
+              <w:jc w:val="center"/>
+            </w:pPr>
+            <w:r/>
+            <w:r>
+              <w:rPr>
+                <w:color w:val="C00000"/>
+              </w:rPr>
+              <w:t>●</w:t>
             </w:r>
           </w:p>
         </w:tc>
@@ -3230,21 +1955,14 @@
           </w:tcPr>
           <w:p>
             <w:pPr>
-              <w:pStyle w:val="00Body"/>
-              <w:spacing w:before="20" w:after="20"/>
-              <w:rPr>
-                <w:rFonts w:ascii="Arial" w:hAnsi="Arial" w:cs="Arial"/>
-                <w:sz w:val="20"/>
-                <w:lang w:val="en-GB"/>
-              </w:rPr>
-            </w:pPr>
-            <w:r>
-              <w:rPr>
-                <w:rFonts w:ascii="Arial" w:hAnsi="Arial" w:cs="Arial"/>
-                <w:sz w:val="20"/>
-                <w:lang w:val="en-GB"/>
-              </w:rPr>
-              <w:t>xx</w:t>
+              <w:jc w:val="center"/>
+            </w:pPr>
+            <w:r/>
+            <w:r>
+              <w:rPr>
+                <w:b w:val="0"/>
+              </w:rPr>
+              <w:t>68%</w:t>
             </w:r>
           </w:p>
         </w:tc>
@@ -3254,21 +1972,14 @@
           </w:tcPr>
           <w:p>
             <w:pPr>
-              <w:pStyle w:val="00Body"/>
-              <w:spacing w:before="20" w:after="20"/>
-              <w:rPr>
-                <w:rFonts w:ascii="Arial" w:hAnsi="Arial" w:cs="Arial"/>
-                <w:sz w:val="20"/>
-                <w:lang w:val="en-GB"/>
-              </w:rPr>
-            </w:pPr>
-            <w:r>
-              <w:rPr>
-                <w:rFonts w:ascii="Arial" w:hAnsi="Arial" w:cs="Arial"/>
-                <w:sz w:val="20"/>
-                <w:lang w:val="en-GB"/>
-              </w:rPr>
-              <w:t>xx</w:t>
+              <w:jc w:val="center"/>
+            </w:pPr>
+            <w:r/>
+            <w:r>
+              <w:rPr>
+                <w:b w:val="0"/>
+              </w:rPr>
+              <w:t>70%</w:t>
             </w:r>
           </w:p>
         </w:tc>
@@ -3278,21 +1989,14 @@
           </w:tcPr>
           <w:p>
             <w:pPr>
-              <w:pStyle w:val="00Body"/>
-              <w:spacing w:before="20" w:after="20"/>
-              <w:rPr>
-                <w:rFonts w:ascii="Arial" w:hAnsi="Arial" w:cs="Arial"/>
-                <w:sz w:val="20"/>
-                <w:lang w:val="en-GB"/>
-              </w:rPr>
-            </w:pPr>
-            <w:r>
-              <w:rPr>
-                <w:rFonts w:ascii="Arial" w:hAnsi="Arial" w:cs="Arial"/>
-                <w:sz w:val="20"/>
-                <w:lang w:val="en-GB"/>
-              </w:rPr>
-              <w:t>xx</w:t>
+              <w:jc w:val="center"/>
+            </w:pPr>
+            <w:r/>
+            <w:r>
+              <w:rPr>
+                <w:b w:val="0"/>
+              </w:rPr>
+              <w:t>65%</w:t>
             </w:r>
           </w:p>
         </w:tc>
@@ -3302,21 +2006,14 @@
           </w:tcPr>
           <w:p>
             <w:pPr>
-              <w:pStyle w:val="00Body"/>
-              <w:spacing w:before="20" w:after="20"/>
-              <w:rPr>
-                <w:rFonts w:ascii="Arial" w:hAnsi="Arial" w:cs="Arial"/>
-                <w:sz w:val="20"/>
-                <w:lang w:val="en-GB"/>
-              </w:rPr>
-            </w:pPr>
-            <w:r>
-              <w:rPr>
-                <w:rFonts w:ascii="Arial" w:hAnsi="Arial" w:cs="Arial"/>
-                <w:sz w:val="20"/>
-                <w:lang w:val="en-GB"/>
-              </w:rPr>
-              <w:t>-</w:t>
+              <w:jc w:val="center"/>
+            </w:pPr>
+            <w:r/>
+            <w:r>
+              <w:rPr>
+                <w:b w:val="0"/>
+              </w:rPr>
+              <w:t>70%</w:t>
             </w:r>
           </w:p>
         </w:tc>
@@ -3326,29 +2023,14 @@
           </w:tcPr>
           <w:p>
             <w:pPr>
-              <w:pStyle w:val="00Body"/>
-              <w:spacing w:before="20" w:after="20"/>
-              <w:rPr>
-                <w:rFonts w:ascii="Arial" w:hAnsi="Arial" w:cs="Arial"/>
-                <w:sz w:val="20"/>
-                <w:lang w:val="en-GB"/>
-              </w:rPr>
-            </w:pPr>
-            <w:r>
-              <w:rPr>
-                <w:rFonts w:ascii="Arial" w:hAnsi="Arial" w:cs="Arial"/>
-                <w:sz w:val="20"/>
-                <w:lang w:val="en-GB"/>
-              </w:rPr>
-              <w:t xml:space="preserve">PBB </w:t>
-            </w:r>
-            <w:r>
-              <w:rPr>
-                <w:rFonts w:ascii="Arial" w:hAnsi="Arial" w:cs="Arial"/>
-                <w:sz w:val="20"/>
-                <w:lang w:val="en-GB"/>
-              </w:rPr>
-              <w:t>Total client growth</w:t>
+              <w:jc w:val="center"/>
+            </w:pPr>
+            <w:r/>
+            <w:r>
+              <w:rPr>
+                <w:b w:val="0"/>
+              </w:rPr>
+              <w:t>PBB Total client growth</w:t>
             </w:r>
           </w:p>
         </w:tc>
@@ -3379,21 +2061,14 @@
           </w:tcPr>
           <w:p>
             <w:pPr>
-              <w:pStyle w:val="00Body"/>
-              <w:spacing w:before="20" w:after="20"/>
-              <w:rPr>
-                <w:rFonts w:ascii="Arial" w:hAnsi="Arial" w:cs="Arial"/>
-                <w:sz w:val="20"/>
-                <w:lang w:val="en-GB"/>
-              </w:rPr>
-            </w:pPr>
-            <w:r>
-              <w:rPr>
-                <w:rFonts w:ascii="Arial" w:hAnsi="Arial" w:cs="Arial"/>
-                <w:sz w:val="20"/>
-                <w:lang w:val="en-GB"/>
-              </w:rPr>
-              <w:t>Client Outcomes KPI #2</w:t>
+              <w:jc w:val="center"/>
+            </w:pPr>
+            <w:r/>
+            <w:r>
+              <w:rPr>
+                <w:b w:val="0"/>
+              </w:rPr>
+              <w:t>Document drop-off rate</w:t>
             </w:r>
           </w:p>
         </w:tc>
@@ -3403,21 +2078,14 @@
           </w:tcPr>
           <w:p>
             <w:pPr>
-              <w:pStyle w:val="00Body"/>
-              <w:spacing w:before="20" w:after="20"/>
-              <w:rPr>
-                <w:rFonts w:ascii="Arial" w:hAnsi="Arial" w:cs="Arial"/>
-                <w:sz w:val="20"/>
-                <w:lang w:val="en-GB"/>
-              </w:rPr>
-            </w:pPr>
-            <w:r>
-              <w:rPr>
-                <w:rFonts w:ascii="Arial" w:hAnsi="Arial" w:cs="Arial"/>
-                <w:sz w:val="20"/>
-                <w:lang w:val="en-GB"/>
-              </w:rPr>
-              <w:t>xx</w:t>
+              <w:jc w:val="center"/>
+            </w:pPr>
+            <w:r/>
+            <w:r>
+              <w:rPr>
+                <w:b w:val="0"/>
+              </w:rPr>
+              <w:t>12%</w:t>
             </w:r>
           </w:p>
         </w:tc>
@@ -3427,87 +2095,14 @@
           </w:tcPr>
           <w:p>
             <w:pPr>
-              <w:pStyle w:val="00Body"/>
-              <w:spacing w:before="20" w:after="20"/>
-              <w:jc w:val="center"/>
-              <w:rPr>
-                <w:rFonts w:ascii="Arial" w:hAnsi="Arial" w:cs="Arial"/>
-                <w:sz w:val="20"/>
-                <w:lang w:val="en-GB"/>
-              </w:rPr>
-            </w:pPr>
-            <w:r>
-              <w:rPr>
-                <w:rFonts w:ascii="Arial" w:hAnsi="Arial" w:cs="Arial"/>
-                <w:noProof/>
-                <w:sz w:val="20"/>
-                <w:lang w:val="en-GB"/>
-              </w:rPr>
-              <mc:AlternateContent>
-                <mc:Choice Requires="wps">
-                  <w:drawing>
-                    <wp:inline distT="0" distB="0" distL="0" distR="0" wp14:anchorId="09839330" wp14:editId="50A7D9D7">
-                      <wp:extent cx="115748" cy="115748"/>
-                      <wp:effectExtent l="0" t="0" r="0" b="0"/>
-                      <wp:docPr id="182" name="Oval 182"/>
-                      <wp:cNvGraphicFramePr/>
-                      <a:graphic xmlns:a="http://schemas.openxmlformats.org/drawingml/2006/main">
-                        <a:graphicData uri="http://schemas.microsoft.com/office/word/2010/wordprocessingShape">
-                          <wps:wsp>
-                            <wps:cNvSpPr/>
-                            <wps:spPr>
-                              <a:xfrm flipH="1">
-                                <a:off x="0" y="0"/>
-                                <a:ext cx="115748" cy="115748"/>
-                              </a:xfrm>
-                              <a:prstGeom prst="ellipse">
-                                <a:avLst/>
-                              </a:prstGeom>
-                              <a:solidFill>
-                                <a:srgbClr val="00B050"/>
-                              </a:solidFill>
-                              <a:ln w="6350" cap="sq">
-                                <a:noFill/>
-                                <a:miter lim="800000"/>
-                              </a:ln>
-                            </wps:spPr>
-                            <wps:style>
-                              <a:lnRef idx="2">
-                                <a:schemeClr val="accent1">
-                                  <a:shade val="50000"/>
-                                </a:schemeClr>
-                              </a:lnRef>
-                              <a:fillRef idx="1">
-                                <a:schemeClr val="accent1"/>
-                              </a:fillRef>
-                              <a:effectRef idx="0">
-                                <a:schemeClr val="accent1"/>
-                              </a:effectRef>
-                              <a:fontRef idx="minor">
-                                <a:schemeClr val="lt1"/>
-                              </a:fontRef>
-                            </wps:style>
-                            <wps:bodyPr rot="0" spcFirstLastPara="0" vertOverflow="overflow" horzOverflow="overflow" vert="horz" wrap="square" lIns="91440" tIns="45720" rIns="91440" bIns="45720" numCol="1" spcCol="0" rtlCol="0" fromWordArt="0" anchor="ctr" anchorCtr="0" forceAA="0" compatLnSpc="1">
-                              <a:prstTxWarp prst="textNoShape">
-                                <a:avLst/>
-                              </a:prstTxWarp>
-                              <a:noAutofit/>
-                            </wps:bodyPr>
-                          </wps:wsp>
-                        </a:graphicData>
-                      </a:graphic>
-                    </wp:inline>
-                  </w:drawing>
-                </mc:Choice>
-                <mc:Fallback>
-                  <w:pict>
-                    <v:oval w14:anchorId="2807F549" id="Oval 182" o:spid="_x0000_s1026" style="width:9.1pt;height:9.1pt;flip:x;visibility:visible;mso-wrap-style:square;mso-left-percent:-10001;mso-top-percent:-10001;mso-position-horizontal:absolute;mso-position-horizontal-relative:char;mso-position-vertical:absolute;mso-position-vertical-relative:line;mso-left-percent:-10001;mso-top-percent:-10001;v-text-anchor:middle" o:gfxdata="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" fillcolor="#00b050" stroked="f" strokeweight=".5pt">
-                      <v:stroke joinstyle="miter" endcap="square"/>
-                      <w10:anchorlock/>
-                    </v:oval>
-                  </w:pict>
-                </mc:Fallback>
-              </mc:AlternateContent>
+              <w:jc w:val="center"/>
+            </w:pPr>
+            <w:r/>
+            <w:r>
+              <w:rPr>
+                <w:color w:val="C00000"/>
+              </w:rPr>
+              <w:t>●</w:t>
             </w:r>
           </w:p>
         </w:tc>
@@ -3517,21 +2112,14 @@
           </w:tcPr>
           <w:p>
             <w:pPr>
-              <w:pStyle w:val="00Body"/>
-              <w:spacing w:before="20" w:after="20"/>
-              <w:rPr>
-                <w:rFonts w:ascii="Arial" w:hAnsi="Arial" w:cs="Arial"/>
-                <w:sz w:val="20"/>
-                <w:lang w:val="en-GB"/>
-              </w:rPr>
-            </w:pPr>
-            <w:r>
-              <w:rPr>
-                <w:rFonts w:ascii="Arial" w:hAnsi="Arial" w:cs="Arial"/>
-                <w:sz w:val="20"/>
-                <w:lang w:val="en-GB"/>
-              </w:rPr>
-              <w:t>xx</w:t>
+              <w:jc w:val="center"/>
+            </w:pPr>
+            <w:r/>
+            <w:r>
+              <w:rPr>
+                <w:b w:val="0"/>
+              </w:rPr>
+              <w:t>&lt;10%</w:t>
             </w:r>
           </w:p>
         </w:tc>
@@ -3541,21 +2129,14 @@
           </w:tcPr>
           <w:p>
             <w:pPr>
-              <w:pStyle w:val="00Body"/>
-              <w:spacing w:before="20" w:after="20"/>
-              <w:rPr>
-                <w:rFonts w:ascii="Arial" w:hAnsi="Arial" w:cs="Arial"/>
-                <w:sz w:val="20"/>
-                <w:lang w:val="en-GB"/>
-              </w:rPr>
-            </w:pPr>
-            <w:r>
-              <w:rPr>
-                <w:rFonts w:ascii="Arial" w:hAnsi="Arial" w:cs="Arial"/>
-                <w:sz w:val="20"/>
-                <w:lang w:val="en-GB"/>
-              </w:rPr>
-              <w:t>xx</w:t>
+              <w:jc w:val="center"/>
+            </w:pPr>
+            <w:r/>
+            <w:r>
+              <w:rPr>
+                <w:b w:val="0"/>
+              </w:rPr>
+              <w:t>&lt;8%</w:t>
             </w:r>
           </w:p>
         </w:tc>
@@ -3565,21 +2146,14 @@
           </w:tcPr>
           <w:p>
             <w:pPr>
-              <w:pStyle w:val="00Body"/>
-              <w:spacing w:before="20" w:after="20"/>
-              <w:rPr>
-                <w:rFonts w:ascii="Arial" w:hAnsi="Arial" w:cs="Arial"/>
-                <w:sz w:val="20"/>
-                <w:lang w:val="en-GB"/>
-              </w:rPr>
-            </w:pPr>
-            <w:r>
-              <w:rPr>
-                <w:rFonts w:ascii="Arial" w:hAnsi="Arial" w:cs="Arial"/>
-                <w:sz w:val="20"/>
-                <w:lang w:val="en-GB"/>
-              </w:rPr>
-              <w:t>xx</w:t>
+              <w:jc w:val="center"/>
+            </w:pPr>
+            <w:r/>
+            <w:r>
+              <w:rPr>
+                <w:b w:val="0"/>
+              </w:rPr>
+              <w:t>12%</w:t>
             </w:r>
           </w:p>
         </w:tc>
@@ -3589,21 +2163,14 @@
           </w:tcPr>
           <w:p>
             <w:pPr>
-              <w:pStyle w:val="00Body"/>
-              <w:spacing w:before="20" w:after="20"/>
-              <w:rPr>
-                <w:rFonts w:ascii="Arial" w:hAnsi="Arial" w:cs="Arial"/>
-                <w:sz w:val="20"/>
-                <w:lang w:val="en-GB"/>
-              </w:rPr>
-            </w:pPr>
-            <w:r>
-              <w:rPr>
-                <w:rFonts w:ascii="Arial" w:hAnsi="Arial" w:cs="Arial"/>
-                <w:sz w:val="20"/>
-                <w:lang w:val="en-GB"/>
-              </w:rPr>
-              <w:t>-</w:t>
+              <w:jc w:val="center"/>
+            </w:pPr>
+            <w:r/>
+            <w:r>
+              <w:rPr>
+                <w:b w:val="0"/>
+              </w:rPr>
+              <w:t>&lt;8%</w:t>
             </w:r>
           </w:p>
         </w:tc>
@@ -3613,21 +2180,13 @@
           </w:tcPr>
           <w:p>
             <w:pPr>
-              <w:pStyle w:val="00Body"/>
-              <w:spacing w:before="20" w:after="20"/>
-              <w:rPr>
-                <w:rFonts w:ascii="Arial" w:hAnsi="Arial" w:cs="Arial"/>
-                <w:sz w:val="20"/>
-                <w:lang w:val="en-GB"/>
-              </w:rPr>
-            </w:pPr>
-            <w:r>
-              <w:rPr>
-                <w:rFonts w:ascii="Arial" w:hAnsi="Arial" w:cs="Arial"/>
-                <w:sz w:val="20"/>
-                <w:lang w:val="en-GB"/>
-              </w:rPr>
-              <w:t>Client attrition rate</w:t>
+              <w:jc w:val="center"/>
+            </w:pPr>
+            <w:r/>
+            <w:r>
+              <w:rPr>
+                <w:b w:val="0"/>
+              </w:rPr>
             </w:r>
           </w:p>
         </w:tc>
@@ -3658,21 +2217,14 @@
           </w:tcPr>
           <w:p>
             <w:pPr>
-              <w:pStyle w:val="00Body"/>
-              <w:spacing w:before="20" w:after="20"/>
-              <w:rPr>
-                <w:rFonts w:ascii="Arial" w:hAnsi="Arial" w:cs="Arial"/>
-                <w:sz w:val="20"/>
-                <w:lang w:val="en-GB"/>
-              </w:rPr>
-            </w:pPr>
-            <w:r>
-              <w:rPr>
-                <w:rFonts w:ascii="Arial" w:hAnsi="Arial" w:cs="Arial"/>
-                <w:sz w:val="20"/>
-                <w:lang w:val="en-GB"/>
-              </w:rPr>
-              <w:t>Client Outcomes KPI #3</w:t>
+              <w:jc w:val="center"/>
+            </w:pPr>
+            <w:r/>
+            <w:r>
+              <w:rPr>
+                <w:b w:val="0"/>
+              </w:rPr>
+              <w:t>Digital self-service rate</w:t>
             </w:r>
           </w:p>
         </w:tc>
@@ -3682,21 +2234,14 @@
           </w:tcPr>
           <w:p>
             <w:pPr>
-              <w:pStyle w:val="00Body"/>
-              <w:spacing w:before="20" w:after="20"/>
-              <w:rPr>
-                <w:rFonts w:ascii="Arial" w:hAnsi="Arial" w:cs="Arial"/>
-                <w:sz w:val="20"/>
-                <w:lang w:val="en-GB"/>
-              </w:rPr>
-            </w:pPr>
-            <w:r>
-              <w:rPr>
-                <w:rFonts w:ascii="Arial" w:hAnsi="Arial" w:cs="Arial"/>
-                <w:sz w:val="20"/>
-                <w:lang w:val="en-GB"/>
-              </w:rPr>
-              <w:t>xx</w:t>
+              <w:jc w:val="center"/>
+            </w:pPr>
+            <w:r/>
+            <w:r>
+              <w:rPr>
+                <w:b w:val="0"/>
+              </w:rPr>
+              <w:t>65%</w:t>
             </w:r>
           </w:p>
         </w:tc>
@@ -3706,87 +2251,14 @@
           </w:tcPr>
           <w:p>
             <w:pPr>
-              <w:pStyle w:val="00Body"/>
-              <w:spacing w:before="20" w:after="20"/>
-              <w:jc w:val="center"/>
-              <w:rPr>
-                <w:rFonts w:ascii="Arial" w:hAnsi="Arial" w:cs="Arial"/>
-                <w:sz w:val="20"/>
-                <w:lang w:val="en-GB"/>
-              </w:rPr>
-            </w:pPr>
-            <w:r>
-              <w:rPr>
-                <w:rFonts w:ascii="Arial" w:hAnsi="Arial" w:cs="Arial"/>
-                <w:noProof/>
-                <w:sz w:val="20"/>
-                <w:lang w:val="en-GB"/>
-              </w:rPr>
-              <mc:AlternateContent>
-                <mc:Choice Requires="wps">
-                  <w:drawing>
-                    <wp:inline distT="0" distB="0" distL="0" distR="0" wp14:anchorId="2E987BDD" wp14:editId="420535D8">
-                      <wp:extent cx="115748" cy="115748"/>
-                      <wp:effectExtent l="0" t="0" r="0" b="0"/>
-                      <wp:docPr id="183" name="Oval 183"/>
-                      <wp:cNvGraphicFramePr/>
-                      <a:graphic xmlns:a="http://schemas.openxmlformats.org/drawingml/2006/main">
-                        <a:graphicData uri="http://schemas.microsoft.com/office/word/2010/wordprocessingShape">
-                          <wps:wsp>
-                            <wps:cNvSpPr/>
-                            <wps:spPr>
-                              <a:xfrm flipH="1">
-                                <a:off x="0" y="0"/>
-                                <a:ext cx="115748" cy="115748"/>
-                              </a:xfrm>
-                              <a:prstGeom prst="ellipse">
-                                <a:avLst/>
-                              </a:prstGeom>
-                              <a:solidFill>
-                                <a:srgbClr val="C00000"/>
-                              </a:solidFill>
-                              <a:ln w="6350" cap="sq">
-                                <a:noFill/>
-                                <a:miter lim="800000"/>
-                              </a:ln>
-                            </wps:spPr>
-                            <wps:style>
-                              <a:lnRef idx="2">
-                                <a:schemeClr val="accent1">
-                                  <a:shade val="50000"/>
-                                </a:schemeClr>
-                              </a:lnRef>
-                              <a:fillRef idx="1">
-                                <a:schemeClr val="accent1"/>
-                              </a:fillRef>
-                              <a:effectRef idx="0">
-                                <a:schemeClr val="accent1"/>
-                              </a:effectRef>
-                              <a:fontRef idx="minor">
-                                <a:schemeClr val="lt1"/>
-                              </a:fontRef>
-                            </wps:style>
-                            <wps:bodyPr rot="0" spcFirstLastPara="0" vertOverflow="overflow" horzOverflow="overflow" vert="horz" wrap="square" lIns="91440" tIns="45720" rIns="91440" bIns="45720" numCol="1" spcCol="0" rtlCol="0" fromWordArt="0" anchor="ctr" anchorCtr="0" forceAA="0" compatLnSpc="1">
-                              <a:prstTxWarp prst="textNoShape">
-                                <a:avLst/>
-                              </a:prstTxWarp>
-                              <a:noAutofit/>
-                            </wps:bodyPr>
-                          </wps:wsp>
-                        </a:graphicData>
-                      </a:graphic>
-                    </wp:inline>
-                  </w:drawing>
-                </mc:Choice>
-                <mc:Fallback>
-                  <w:pict>
-                    <v:oval w14:anchorId="2B06E536" id="Oval 183" o:spid="_x0000_s1026" style="width:9.1pt;height:9.1pt;flip:x;visibility:visible;mso-wrap-style:square;mso-left-percent:-10001;mso-top-percent:-10001;mso-position-horizontal:absolute;mso-position-horizontal-relative:char;mso-position-vertical:absolute;mso-position-vertical-relative:line;mso-left-percent:-10001;mso-top-percent:-10001;v-text-anchor:middle" o:gfxdata="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" fillcolor="#c00000" stroked="f" strokeweight=".5pt">
-                      <v:stroke joinstyle="miter" endcap="square"/>
-                      <w10:anchorlock/>
-                    </v:oval>
-                  </w:pict>
-                </mc:Fallback>
-              </mc:AlternateContent>
+              <w:jc w:val="center"/>
+            </w:pPr>
+            <w:r/>
+            <w:r>
+              <w:rPr>
+                <w:color w:val="C00000"/>
+              </w:rPr>
+              <w:t>●</w:t>
             </w:r>
           </w:p>
         </w:tc>
@@ -3796,21 +2268,14 @@
           </w:tcPr>
           <w:p>
             <w:pPr>
-              <w:pStyle w:val="00Body"/>
-              <w:spacing w:before="20" w:after="20"/>
-              <w:rPr>
-                <w:rFonts w:ascii="Arial" w:hAnsi="Arial" w:cs="Arial"/>
-                <w:sz w:val="20"/>
-                <w:lang w:val="en-GB"/>
-              </w:rPr>
-            </w:pPr>
-            <w:r>
-              <w:rPr>
-                <w:rFonts w:ascii="Arial" w:hAnsi="Arial" w:cs="Arial"/>
-                <w:sz w:val="20"/>
-                <w:lang w:val="en-GB"/>
-              </w:rPr>
-              <w:t>xx</w:t>
+              <w:jc w:val="center"/>
+            </w:pPr>
+            <w:r/>
+            <w:r>
+              <w:rPr>
+                <w:b w:val="0"/>
+              </w:rPr>
+              <w:t>72%</w:t>
             </w:r>
           </w:p>
         </w:tc>
@@ -3820,21 +2285,14 @@
           </w:tcPr>
           <w:p>
             <w:pPr>
-              <w:pStyle w:val="00Body"/>
-              <w:spacing w:before="20" w:after="20"/>
-              <w:rPr>
-                <w:rFonts w:ascii="Arial" w:hAnsi="Arial" w:cs="Arial"/>
-                <w:sz w:val="20"/>
-                <w:lang w:val="en-GB"/>
-              </w:rPr>
-            </w:pPr>
-            <w:r>
-              <w:rPr>
-                <w:rFonts w:ascii="Arial" w:hAnsi="Arial" w:cs="Arial"/>
-                <w:sz w:val="20"/>
-                <w:lang w:val="en-GB"/>
-              </w:rPr>
-              <w:t>xx</w:t>
+              <w:jc w:val="center"/>
+            </w:pPr>
+            <w:r/>
+            <w:r>
+              <w:rPr>
+                <w:b w:val="0"/>
+              </w:rPr>
+              <w:t>75%</w:t>
             </w:r>
           </w:p>
         </w:tc>
@@ -3844,21 +2302,14 @@
           </w:tcPr>
           <w:p>
             <w:pPr>
-              <w:pStyle w:val="00Body"/>
-              <w:spacing w:before="20" w:after="20"/>
-              <w:rPr>
-                <w:rFonts w:ascii="Arial" w:hAnsi="Arial" w:cs="Arial"/>
-                <w:sz w:val="20"/>
-                <w:lang w:val="en-GB"/>
-              </w:rPr>
-            </w:pPr>
-            <w:r>
-              <w:rPr>
-                <w:rFonts w:ascii="Arial" w:hAnsi="Arial" w:cs="Arial"/>
-                <w:sz w:val="20"/>
-                <w:lang w:val="en-GB"/>
-              </w:rPr>
-              <w:t>xx</w:t>
+              <w:jc w:val="center"/>
+            </w:pPr>
+            <w:r/>
+            <w:r>
+              <w:rPr>
+                <w:b w:val="0"/>
+              </w:rPr>
+              <w:t>65%</w:t>
             </w:r>
           </w:p>
         </w:tc>
@@ -3868,21 +2319,14 @@
           </w:tcPr>
           <w:p>
             <w:pPr>
-              <w:pStyle w:val="00Body"/>
-              <w:spacing w:before="20" w:after="20"/>
-              <w:rPr>
-                <w:rFonts w:ascii="Arial" w:hAnsi="Arial" w:cs="Arial"/>
-                <w:sz w:val="20"/>
-                <w:lang w:val="en-GB"/>
-              </w:rPr>
-            </w:pPr>
-            <w:r>
-              <w:rPr>
-                <w:rFonts w:ascii="Arial" w:hAnsi="Arial" w:cs="Arial"/>
-                <w:sz w:val="20"/>
-                <w:lang w:val="en-GB"/>
-              </w:rPr>
-              <w:t>-</w:t>
+              <w:jc w:val="center"/>
+            </w:pPr>
+            <w:r/>
+            <w:r>
+              <w:rPr>
+                <w:b w:val="0"/>
+              </w:rPr>
+              <w:t>75%</w:t>
             </w:r>
           </w:p>
         </w:tc>
@@ -3892,21 +2336,14 @@
           </w:tcPr>
           <w:p>
             <w:pPr>
-              <w:pStyle w:val="00Body"/>
-              <w:spacing w:before="20" w:after="20"/>
-              <w:rPr>
-                <w:rFonts w:ascii="Arial" w:hAnsi="Arial" w:cs="Arial"/>
-                <w:sz w:val="20"/>
-                <w:lang w:val="en-GB"/>
-              </w:rPr>
-            </w:pPr>
-            <w:r>
-              <w:rPr>
-                <w:rFonts w:ascii="Arial" w:hAnsi="Arial" w:cs="Arial"/>
-                <w:sz w:val="20"/>
-                <w:lang w:val="en-GB"/>
-              </w:rPr>
-              <w:t>N/A</w:t>
+              <w:jc w:val="center"/>
+            </w:pPr>
+            <w:r/>
+            <w:r>
+              <w:rPr>
+                <w:b w:val="0"/>
+              </w:rPr>
+              <w:t>PBB digital engagement rate</w:t>
             </w:r>
           </w:p>
         </w:tc>
@@ -3920,23 +2357,14 @@
           </w:tcPr>
           <w:p>
             <w:pPr>
-              <w:pStyle w:val="00Body"/>
-              <w:spacing w:before="20" w:after="20"/>
-              <w:rPr>
-                <w:rFonts w:ascii="Arial" w:hAnsi="Arial" w:cs="Arial"/>
-                <w:b/>
-                <w:sz w:val="20"/>
-                <w:lang w:val="en-GB"/>
-              </w:rPr>
-            </w:pPr>
-            <w:r>
-              <w:rPr>
-                <w:rFonts w:ascii="Arial" w:hAnsi="Arial" w:cs="Arial"/>
-                <w:b/>
-                <w:sz w:val="20"/>
-                <w:lang w:val="en-GB"/>
-              </w:rPr>
-              <w:t>Operational performance</w:t>
+              <w:jc w:val="center"/>
+            </w:pPr>
+            <w:r/>
+            <w:r>
+              <w:rPr>
+                <w:b w:val="0"/>
+              </w:rPr>
+              <w:t>Operational Performance</w:t>
             </w:r>
           </w:p>
         </w:tc>
@@ -3946,21 +2374,14 @@
           </w:tcPr>
           <w:p>
             <w:pPr>
-              <w:pStyle w:val="00Body"/>
-              <w:spacing w:before="20" w:after="20"/>
-              <w:rPr>
-                <w:rFonts w:ascii="Arial" w:hAnsi="Arial" w:cs="Arial"/>
-                <w:sz w:val="20"/>
-                <w:lang w:val="en-GB"/>
-              </w:rPr>
-            </w:pPr>
-            <w:r>
-              <w:rPr>
-                <w:rFonts w:ascii="Arial" w:hAnsi="Arial" w:cs="Arial"/>
-                <w:sz w:val="20"/>
-                <w:lang w:val="en-GB"/>
-              </w:rPr>
-              <w:t>Operational performance KPI #1</w:t>
+              <w:jc w:val="center"/>
+            </w:pPr>
+            <w:r/>
+            <w:r>
+              <w:rPr>
+                <w:b w:val="0"/>
+              </w:rPr>
+              <w:t>Approval-to-funding cycle time</w:t>
             </w:r>
           </w:p>
         </w:tc>
@@ -3970,21 +2391,14 @@
           </w:tcPr>
           <w:p>
             <w:pPr>
-              <w:pStyle w:val="00Body"/>
-              <w:spacing w:before="20" w:after="20"/>
-              <w:rPr>
-                <w:rFonts w:ascii="Arial" w:hAnsi="Arial" w:cs="Arial"/>
-                <w:sz w:val="20"/>
-                <w:lang w:val="en-GB"/>
-              </w:rPr>
-            </w:pPr>
-            <w:r>
-              <w:rPr>
-                <w:rFonts w:ascii="Arial" w:hAnsi="Arial" w:cs="Arial"/>
-                <w:sz w:val="20"/>
-                <w:lang w:val="en-GB"/>
-              </w:rPr>
-              <w:t>xx</w:t>
+              <w:jc w:val="center"/>
+            </w:pPr>
+            <w:r/>
+            <w:r>
+              <w:rPr>
+                <w:b w:val="0"/>
+              </w:rPr>
+              <w:t>18.5 days</w:t>
             </w:r>
           </w:p>
         </w:tc>
@@ -3994,87 +2408,14 @@
           </w:tcPr>
           <w:p>
             <w:pPr>
-              <w:pStyle w:val="00Body"/>
-              <w:spacing w:before="20" w:after="20"/>
-              <w:jc w:val="center"/>
-              <w:rPr>
-                <w:rFonts w:ascii="Arial" w:hAnsi="Arial" w:cs="Arial"/>
-                <w:sz w:val="20"/>
-                <w:lang w:val="en-GB"/>
-              </w:rPr>
-            </w:pPr>
-            <w:r>
-              <w:rPr>
-                <w:rFonts w:ascii="Arial" w:hAnsi="Arial" w:cs="Arial"/>
-                <w:noProof/>
-                <w:sz w:val="20"/>
-                <w:lang w:val="en-GB"/>
-              </w:rPr>
-              <mc:AlternateContent>
-                <mc:Choice Requires="wps">
-                  <w:drawing>
-                    <wp:inline distT="0" distB="0" distL="0" distR="0" wp14:anchorId="7A31D76D" wp14:editId="6522590C">
-                      <wp:extent cx="115748" cy="115748"/>
-                      <wp:effectExtent l="0" t="0" r="0" b="0"/>
-                      <wp:docPr id="181" name="Oval 181"/>
-                      <wp:cNvGraphicFramePr/>
-                      <a:graphic xmlns:a="http://schemas.openxmlformats.org/drawingml/2006/main">
-                        <a:graphicData uri="http://schemas.microsoft.com/office/word/2010/wordprocessingShape">
-                          <wps:wsp>
-                            <wps:cNvSpPr/>
-                            <wps:spPr>
-                              <a:xfrm flipH="1">
-                                <a:off x="0" y="0"/>
-                                <a:ext cx="115748" cy="115748"/>
-                              </a:xfrm>
-                              <a:prstGeom prst="ellipse">
-                                <a:avLst/>
-                              </a:prstGeom>
-                              <a:solidFill>
-                                <a:srgbClr val="00B050"/>
-                              </a:solidFill>
-                              <a:ln w="6350" cap="sq">
-                                <a:noFill/>
-                                <a:miter lim="800000"/>
-                              </a:ln>
-                            </wps:spPr>
-                            <wps:style>
-                              <a:lnRef idx="2">
-                                <a:schemeClr val="accent1">
-                                  <a:shade val="50000"/>
-                                </a:schemeClr>
-                              </a:lnRef>
-                              <a:fillRef idx="1">
-                                <a:schemeClr val="accent1"/>
-                              </a:fillRef>
-                              <a:effectRef idx="0">
-                                <a:schemeClr val="accent1"/>
-                              </a:effectRef>
-                              <a:fontRef idx="minor">
-                                <a:schemeClr val="lt1"/>
-                              </a:fontRef>
-                            </wps:style>
-                            <wps:bodyPr rot="0" spcFirstLastPara="0" vertOverflow="overflow" horzOverflow="overflow" vert="horz" wrap="square" lIns="91440" tIns="45720" rIns="91440" bIns="45720" numCol="1" spcCol="0" rtlCol="0" fromWordArt="0" anchor="ctr" anchorCtr="0" forceAA="0" compatLnSpc="1">
-                              <a:prstTxWarp prst="textNoShape">
-                                <a:avLst/>
-                              </a:prstTxWarp>
-                              <a:noAutofit/>
-                            </wps:bodyPr>
-                          </wps:wsp>
-                        </a:graphicData>
-                      </a:graphic>
-                    </wp:inline>
-                  </w:drawing>
-                </mc:Choice>
-                <mc:Fallback>
-                  <w:pict>
-                    <v:oval w14:anchorId="5442CDE1" id="Oval 181" o:spid="_x0000_s1026" style="width:9.1pt;height:9.1pt;flip:x;visibility:visible;mso-wrap-style:square;mso-left-percent:-10001;mso-top-percent:-10001;mso-position-horizontal:absolute;mso-position-horizontal-relative:char;mso-position-vertical:absolute;mso-position-vertical-relative:line;mso-left-percent:-10001;mso-top-percent:-10001;v-text-anchor:middle" o:gfxdata="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" fillcolor="#00b050" stroked="f" strokeweight=".5pt">
-                      <v:stroke joinstyle="miter" endcap="square"/>
-                      <w10:anchorlock/>
-                    </v:oval>
-                  </w:pict>
-                </mc:Fallback>
-              </mc:AlternateContent>
+              <w:jc w:val="center"/>
+            </w:pPr>
+            <w:r/>
+            <w:r>
+              <w:rPr>
+                <w:color w:val="C00000"/>
+              </w:rPr>
+              <w:t>●</w:t>
             </w:r>
           </w:p>
         </w:tc>
@@ -4084,21 +2425,14 @@
           </w:tcPr>
           <w:p>
             <w:pPr>
-              <w:pStyle w:val="00Body"/>
-              <w:spacing w:before="20" w:after="20"/>
-              <w:rPr>
-                <w:rFonts w:ascii="Arial" w:hAnsi="Arial" w:cs="Arial"/>
-                <w:sz w:val="20"/>
-                <w:lang w:val="en-GB"/>
-              </w:rPr>
-            </w:pPr>
-            <w:r>
-              <w:rPr>
-                <w:rFonts w:ascii="Arial" w:hAnsi="Arial" w:cs="Arial"/>
-                <w:sz w:val="20"/>
-                <w:lang w:val="en-GB"/>
-              </w:rPr>
-              <w:t>xx</w:t>
+              <w:jc w:val="center"/>
+            </w:pPr>
+            <w:r/>
+            <w:r>
+              <w:rPr>
+                <w:b w:val="0"/>
+              </w:rPr>
+              <w:t>18.0 days</w:t>
             </w:r>
           </w:p>
         </w:tc>
@@ -4108,29 +2442,14 @@
           </w:tcPr>
           <w:p>
             <w:pPr>
-              <w:pStyle w:val="00Body"/>
-              <w:spacing w:before="20" w:after="20"/>
-              <w:rPr>
-                <w:rFonts w:ascii="Arial" w:hAnsi="Arial" w:cs="Arial"/>
-                <w:sz w:val="20"/>
-                <w:lang w:val="en-GB"/>
-              </w:rPr>
-            </w:pPr>
-            <w:r>
-              <w:rPr>
-                <w:rFonts w:ascii="Arial" w:hAnsi="Arial" w:cs="Arial"/>
-                <w:sz w:val="20"/>
-                <w:lang w:val="en-GB"/>
-              </w:rPr>
-              <w:t>xx</w:t>
-            </w:r>
-            <w:r>
-              <w:rPr>
-                <w:rFonts w:ascii="Arial" w:hAnsi="Arial" w:cs="Arial"/>
-                <w:sz w:val="20"/>
-                <w:lang w:val="en-GB"/>
-              </w:rPr>
-              <w:t xml:space="preserve"> </w:t>
+              <w:jc w:val="center"/>
+            </w:pPr>
+            <w:r/>
+            <w:r>
+              <w:rPr>
+                <w:b w:val="0"/>
+              </w:rPr>
+              <w:t>17.5 days</w:t>
             </w:r>
           </w:p>
         </w:tc>
@@ -4140,29 +2459,14 @@
           </w:tcPr>
           <w:p>
             <w:pPr>
-              <w:pStyle w:val="00Body"/>
-              <w:spacing w:before="20" w:after="20"/>
-              <w:rPr>
-                <w:rFonts w:ascii="Arial" w:hAnsi="Arial" w:cs="Arial"/>
-                <w:sz w:val="20"/>
-                <w:lang w:val="en-GB"/>
-              </w:rPr>
-            </w:pPr>
-            <w:r>
-              <w:rPr>
-                <w:rFonts w:ascii="Arial" w:hAnsi="Arial" w:cs="Arial"/>
-                <w:sz w:val="20"/>
-                <w:lang w:val="en-GB"/>
-              </w:rPr>
-              <w:t>xx</w:t>
-            </w:r>
-            <w:r>
-              <w:rPr>
-                <w:rFonts w:ascii="Arial" w:hAnsi="Arial" w:cs="Arial"/>
-                <w:sz w:val="20"/>
-                <w:lang w:val="en-GB"/>
-              </w:rPr>
-              <w:t xml:space="preserve"> </w:t>
+              <w:jc w:val="center"/>
+            </w:pPr>
+            <w:r/>
+            <w:r>
+              <w:rPr>
+                <w:b w:val="0"/>
+              </w:rPr>
+              <w:t>18.5 days</w:t>
             </w:r>
           </w:p>
         </w:tc>
@@ -4172,21 +2476,14 @@
           </w:tcPr>
           <w:p>
             <w:pPr>
-              <w:pStyle w:val="00Body"/>
-              <w:spacing w:before="20" w:after="20"/>
-              <w:rPr>
-                <w:rFonts w:ascii="Arial" w:hAnsi="Arial" w:cs="Arial"/>
-                <w:sz w:val="20"/>
-                <w:lang w:val="en-GB"/>
-              </w:rPr>
-            </w:pPr>
-            <w:r>
-              <w:rPr>
-                <w:rFonts w:ascii="Arial" w:hAnsi="Arial" w:cs="Arial"/>
-                <w:sz w:val="20"/>
-                <w:lang w:val="en-GB"/>
-              </w:rPr>
-              <w:t>-</w:t>
+              <w:jc w:val="center"/>
+            </w:pPr>
+            <w:r/>
+            <w:r>
+              <w:rPr>
+                <w:b w:val="0"/>
+              </w:rPr>
+              <w:t>17.5 days</w:t>
             </w:r>
           </w:p>
         </w:tc>
@@ -4196,21 +2493,14 @@
           </w:tcPr>
           <w:p>
             <w:pPr>
-              <w:pStyle w:val="00Body"/>
-              <w:spacing w:before="20" w:after="20"/>
-              <w:rPr>
-                <w:rFonts w:ascii="Arial" w:hAnsi="Arial" w:cs="Arial"/>
-                <w:sz w:val="20"/>
-                <w:lang w:val="en-GB"/>
-              </w:rPr>
-            </w:pPr>
-            <w:r>
-              <w:rPr>
-                <w:rFonts w:ascii="Arial" w:hAnsi="Arial" w:cs="Arial"/>
-                <w:sz w:val="20"/>
-                <w:lang w:val="en-GB"/>
-              </w:rPr>
-              <w:t>…</w:t>
+              <w:jc w:val="center"/>
+            </w:pPr>
+            <w:r/>
+            <w:r>
+              <w:rPr>
+                <w:b w:val="0"/>
+              </w:rPr>
+              <w:t>PBB operational efficiency</w:t>
             </w:r>
           </w:p>
         </w:tc>
@@ -4241,21 +2531,14 @@
           </w:tcPr>
           <w:p>
             <w:pPr>
-              <w:pStyle w:val="00Body"/>
-              <w:spacing w:before="20" w:after="20"/>
-              <w:rPr>
-                <w:rFonts w:ascii="Arial" w:hAnsi="Arial" w:cs="Arial"/>
-                <w:sz w:val="20"/>
-                <w:lang w:val="en-GB"/>
-              </w:rPr>
-            </w:pPr>
-            <w:r>
-              <w:rPr>
-                <w:rFonts w:ascii="Arial" w:hAnsi="Arial" w:cs="Arial"/>
-                <w:sz w:val="20"/>
-                <w:lang w:val="en-GB"/>
-              </w:rPr>
-              <w:t>Operational performance KPI #2</w:t>
+              <w:jc w:val="center"/>
+            </w:pPr>
+            <w:r/>
+            <w:r>
+              <w:rPr>
+                <w:b w:val="0"/>
+              </w:rPr>
+              <w:t>Manual review volume (vs. baseline)</w:t>
             </w:r>
           </w:p>
         </w:tc>
@@ -4265,21 +2548,14 @@
           </w:tcPr>
           <w:p>
             <w:pPr>
-              <w:pStyle w:val="00Body"/>
-              <w:spacing w:before="20" w:after="20"/>
-              <w:rPr>
-                <w:rFonts w:ascii="Arial" w:hAnsi="Arial" w:cs="Arial"/>
-                <w:sz w:val="20"/>
-                <w:lang w:val="en-GB"/>
-              </w:rPr>
-            </w:pPr>
-            <w:r>
-              <w:rPr>
-                <w:rFonts w:ascii="Arial" w:hAnsi="Arial" w:cs="Arial"/>
-                <w:sz w:val="20"/>
-                <w:lang w:val="en-GB"/>
-              </w:rPr>
-              <w:t>xx</w:t>
+              <w:jc w:val="center"/>
+            </w:pPr>
+            <w:r/>
+            <w:r>
+              <w:rPr>
+                <w:b w:val="0"/>
+              </w:rPr>
+              <w:t>-15%</w:t>
             </w:r>
           </w:p>
         </w:tc>
@@ -4289,87 +2565,14 @@
           </w:tcPr>
           <w:p>
             <w:pPr>
-              <w:pStyle w:val="00Body"/>
-              <w:spacing w:before="20" w:after="20"/>
-              <w:jc w:val="center"/>
-              <w:rPr>
-                <w:rFonts w:ascii="Arial" w:hAnsi="Arial" w:cs="Arial"/>
-                <w:sz w:val="20"/>
-                <w:lang w:val="en-GB"/>
-              </w:rPr>
-            </w:pPr>
-            <w:r>
-              <w:rPr>
-                <w:rFonts w:ascii="Arial" w:hAnsi="Arial" w:cs="Arial"/>
-                <w:noProof/>
-                <w:sz w:val="20"/>
-                <w:lang w:val="en-GB"/>
-              </w:rPr>
-              <mc:AlternateContent>
-                <mc:Choice Requires="wps">
-                  <w:drawing>
-                    <wp:inline distT="0" distB="0" distL="0" distR="0" wp14:anchorId="71BF034A" wp14:editId="47EE173B">
-                      <wp:extent cx="115748" cy="115748"/>
-                      <wp:effectExtent l="0" t="0" r="0" b="0"/>
-                      <wp:docPr id="193" name="Oval 193"/>
-                      <wp:cNvGraphicFramePr/>
-                      <a:graphic xmlns:a="http://schemas.openxmlformats.org/drawingml/2006/main">
-                        <a:graphicData uri="http://schemas.microsoft.com/office/word/2010/wordprocessingShape">
-                          <wps:wsp>
-                            <wps:cNvSpPr/>
-                            <wps:spPr>
-                              <a:xfrm flipH="1">
-                                <a:off x="0" y="0"/>
-                                <a:ext cx="115748" cy="115748"/>
-                              </a:xfrm>
-                              <a:prstGeom prst="ellipse">
-                                <a:avLst/>
-                              </a:prstGeom>
-                              <a:solidFill>
-                                <a:srgbClr val="00B050"/>
-                              </a:solidFill>
-                              <a:ln w="6350" cap="sq">
-                                <a:noFill/>
-                                <a:miter lim="800000"/>
-                              </a:ln>
-                            </wps:spPr>
-                            <wps:style>
-                              <a:lnRef idx="2">
-                                <a:schemeClr val="accent1">
-                                  <a:shade val="50000"/>
-                                </a:schemeClr>
-                              </a:lnRef>
-                              <a:fillRef idx="1">
-                                <a:schemeClr val="accent1"/>
-                              </a:fillRef>
-                              <a:effectRef idx="0">
-                                <a:schemeClr val="accent1"/>
-                              </a:effectRef>
-                              <a:fontRef idx="minor">
-                                <a:schemeClr val="lt1"/>
-                              </a:fontRef>
-                            </wps:style>
-                            <wps:bodyPr rot="0" spcFirstLastPara="0" vertOverflow="overflow" horzOverflow="overflow" vert="horz" wrap="square" lIns="91440" tIns="45720" rIns="91440" bIns="45720" numCol="1" spcCol="0" rtlCol="0" fromWordArt="0" anchor="ctr" anchorCtr="0" forceAA="0" compatLnSpc="1">
-                              <a:prstTxWarp prst="textNoShape">
-                                <a:avLst/>
-                              </a:prstTxWarp>
-                              <a:noAutofit/>
-                            </wps:bodyPr>
-                          </wps:wsp>
-                        </a:graphicData>
-                      </a:graphic>
-                    </wp:inline>
-                  </w:drawing>
-                </mc:Choice>
-                <mc:Fallback>
-                  <w:pict>
-                    <v:oval w14:anchorId="27485D0C" id="Oval 193" o:spid="_x0000_s1026" style="width:9.1pt;height:9.1pt;flip:x;visibility:visible;mso-wrap-style:square;mso-left-percent:-10001;mso-top-percent:-10001;mso-position-horizontal:absolute;mso-position-horizontal-relative:char;mso-position-vertical:absolute;mso-position-vertical-relative:line;mso-left-percent:-10001;mso-top-percent:-10001;v-text-anchor:middle" o:gfxdata="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" fillcolor="#00b050" stroked="f" strokeweight=".5pt">
-                      <v:stroke joinstyle="miter" endcap="square"/>
-                      <w10:anchorlock/>
-                    </v:oval>
-                  </w:pict>
-                </mc:Fallback>
-              </mc:AlternateContent>
+              <w:jc w:val="center"/>
+            </w:pPr>
+            <w:r/>
+            <w:r>
+              <w:rPr>
+                <w:color w:val="008000"/>
+              </w:rPr>
+              <w:t>●</w:t>
             </w:r>
           </w:p>
         </w:tc>
@@ -4379,21 +2582,14 @@
           </w:tcPr>
           <w:p>
             <w:pPr>
-              <w:pStyle w:val="00Body"/>
-              <w:spacing w:before="20" w:after="20"/>
-              <w:rPr>
-                <w:rFonts w:ascii="Arial" w:hAnsi="Arial" w:cs="Arial"/>
-                <w:sz w:val="20"/>
-                <w:lang w:val="en-GB"/>
-              </w:rPr>
-            </w:pPr>
-            <w:r>
-              <w:rPr>
-                <w:rFonts w:ascii="Arial" w:hAnsi="Arial" w:cs="Arial"/>
-                <w:sz w:val="20"/>
-                <w:lang w:val="en-GB"/>
-              </w:rPr>
-              <w:t>xx</w:t>
+              <w:jc w:val="center"/>
+            </w:pPr>
+            <w:r/>
+            <w:r>
+              <w:rPr>
+                <w:b w:val="0"/>
+              </w:rPr>
+              <w:t>-35% cumulative</w:t>
             </w:r>
           </w:p>
         </w:tc>
@@ -4403,21 +2599,14 @@
           </w:tcPr>
           <w:p>
             <w:pPr>
-              <w:pStyle w:val="00Body"/>
-              <w:spacing w:before="20" w:after="20"/>
-              <w:rPr>
-                <w:rFonts w:ascii="Arial" w:hAnsi="Arial" w:cs="Arial"/>
-                <w:sz w:val="20"/>
-                <w:lang w:val="en-GB"/>
-              </w:rPr>
-            </w:pPr>
-            <w:r>
-              <w:rPr>
-                <w:rFonts w:ascii="Arial" w:hAnsi="Arial" w:cs="Arial"/>
-                <w:sz w:val="20"/>
-                <w:lang w:val="en-GB"/>
-              </w:rPr>
-              <w:t>xx</w:t>
+              <w:jc w:val="center"/>
+            </w:pPr>
+            <w:r/>
+            <w:r>
+              <w:rPr>
+                <w:b w:val="0"/>
+              </w:rPr>
+              <w:t>-40% cumulative</w:t>
             </w:r>
           </w:p>
         </w:tc>
@@ -4427,21 +2616,14 @@
           </w:tcPr>
           <w:p>
             <w:pPr>
-              <w:pStyle w:val="00Body"/>
-              <w:spacing w:before="20" w:after="20"/>
-              <w:rPr>
-                <w:rFonts w:ascii="Arial" w:hAnsi="Arial" w:cs="Arial"/>
-                <w:sz w:val="20"/>
-                <w:lang w:val="en-GB"/>
-              </w:rPr>
-            </w:pPr>
-            <w:r>
-              <w:rPr>
-                <w:rFonts w:ascii="Arial" w:hAnsi="Arial" w:cs="Arial"/>
-                <w:sz w:val="20"/>
-                <w:lang w:val="en-GB"/>
-              </w:rPr>
-              <w:t>xx</w:t>
+              <w:jc w:val="center"/>
+            </w:pPr>
+            <w:r/>
+            <w:r>
+              <w:rPr>
+                <w:b w:val="0"/>
+              </w:rPr>
+              <w:t>-15%</w:t>
             </w:r>
           </w:p>
         </w:tc>
@@ -4451,21 +2633,14 @@
           </w:tcPr>
           <w:p>
             <w:pPr>
-              <w:pStyle w:val="00Body"/>
-              <w:spacing w:before="20" w:after="20"/>
-              <w:rPr>
-                <w:rFonts w:ascii="Arial" w:hAnsi="Arial" w:cs="Arial"/>
-                <w:sz w:val="20"/>
-                <w:lang w:val="en-GB"/>
-              </w:rPr>
-            </w:pPr>
-            <w:r>
-              <w:rPr>
-                <w:rFonts w:ascii="Arial" w:hAnsi="Arial" w:cs="Arial"/>
-                <w:sz w:val="20"/>
-                <w:lang w:val="en-GB"/>
-              </w:rPr>
-              <w:t>-</w:t>
+              <w:jc w:val="center"/>
+            </w:pPr>
+            <w:r/>
+            <w:r>
+              <w:rPr>
+                <w:b w:val="0"/>
+              </w:rPr>
+              <w:t>-40% cumulative</w:t>
             </w:r>
           </w:p>
         </w:tc>
@@ -4475,21 +2650,13 @@
           </w:tcPr>
           <w:p>
             <w:pPr>
-              <w:pStyle w:val="00Body"/>
-              <w:spacing w:before="20" w:after="20"/>
-              <w:rPr>
-                <w:rFonts w:ascii="Arial" w:hAnsi="Arial" w:cs="Arial"/>
-                <w:sz w:val="20"/>
-                <w:lang w:val="en-GB"/>
-              </w:rPr>
-            </w:pPr>
-            <w:r>
-              <w:rPr>
-                <w:rFonts w:ascii="Arial" w:hAnsi="Arial" w:cs="Arial"/>
-                <w:sz w:val="20"/>
-                <w:lang w:val="en-GB"/>
-              </w:rPr>
-              <w:t>…</w:t>
+              <w:jc w:val="center"/>
+            </w:pPr>
+            <w:r/>
+            <w:r>
+              <w:rPr>
+                <w:b w:val="0"/>
+              </w:rPr>
             </w:r>
           </w:p>
         </w:tc>
@@ -4502,21 +2669,12 @@
           </w:tcPr>
           <w:p>
             <w:pPr>
-              <w:pStyle w:val="00Body"/>
-              <w:spacing w:before="20" w:after="20"/>
-              <w:rPr>
-                <w:rFonts w:ascii="Arial" w:hAnsi="Arial" w:cs="Arial"/>
-                <w:b/>
-                <w:sz w:val="20"/>
-                <w:lang w:val="en-GB"/>
-              </w:rPr>
-            </w:pPr>
-            <w:r>
-              <w:rPr>
-                <w:rFonts w:ascii="Arial" w:hAnsi="Arial" w:cs="Arial"/>
-                <w:b/>
-                <w:sz w:val="20"/>
-                <w:lang w:val="en-GB"/>
+              <w:jc w:val="center"/>
+            </w:pPr>
+            <w:r/>
+            <w:r>
+              <w:rPr>
+                <w:b w:val="0"/>
               </w:rPr>
               <w:t>People</w:t>
             </w:r>
@@ -4528,21 +2686,14 @@
           </w:tcPr>
           <w:p>
             <w:pPr>
-              <w:pStyle w:val="00Body"/>
-              <w:spacing w:before="20" w:after="20"/>
-              <w:rPr>
-                <w:rFonts w:ascii="Arial" w:hAnsi="Arial" w:cs="Arial"/>
-                <w:sz w:val="20"/>
-                <w:lang w:val="en-GB"/>
-              </w:rPr>
-            </w:pPr>
-            <w:r>
-              <w:rPr>
-                <w:rFonts w:ascii="Arial" w:hAnsi="Arial" w:cs="Arial"/>
-                <w:sz w:val="20"/>
-                <w:lang w:val="en-GB"/>
-              </w:rPr>
-              <w:t>People KPI #1</w:t>
+              <w:jc w:val="center"/>
+            </w:pPr>
+            <w:r/>
+            <w:r>
+              <w:rPr>
+                <w:b w:val="0"/>
+              </w:rPr>
+              <w:t>To be confirmed</w:t>
             </w:r>
           </w:p>
         </w:tc>
@@ -4552,21 +2703,13 @@
           </w:tcPr>
           <w:p>
             <w:pPr>
-              <w:pStyle w:val="00Body"/>
-              <w:spacing w:before="20" w:after="20"/>
-              <w:rPr>
-                <w:rFonts w:ascii="Arial" w:hAnsi="Arial" w:cs="Arial"/>
-                <w:sz w:val="20"/>
-                <w:lang w:val="en-GB"/>
-              </w:rPr>
-            </w:pPr>
-            <w:r>
-              <w:rPr>
-                <w:rFonts w:ascii="Arial" w:hAnsi="Arial" w:cs="Arial"/>
-                <w:sz w:val="20"/>
-                <w:lang w:val="en-GB"/>
-              </w:rPr>
-              <w:t>xx</w:t>
+              <w:jc w:val="center"/>
+            </w:pPr>
+            <w:r/>
+            <w:r>
+              <w:rPr>
+                <w:b w:val="0"/>
+              </w:rPr>
             </w:r>
           </w:p>
         </w:tc>
@@ -4576,87 +2719,14 @@
           </w:tcPr>
           <w:p>
             <w:pPr>
-              <w:pStyle w:val="00Body"/>
-              <w:spacing w:before="20" w:after="20"/>
-              <w:jc w:val="center"/>
-              <w:rPr>
-                <w:rFonts w:ascii="Arial" w:hAnsi="Arial" w:cs="Arial"/>
-                <w:sz w:val="20"/>
-                <w:lang w:val="en-GB"/>
-              </w:rPr>
-            </w:pPr>
-            <w:r>
-              <w:rPr>
-                <w:rFonts w:ascii="Arial" w:hAnsi="Arial" w:cs="Arial"/>
-                <w:noProof/>
-                <w:sz w:val="20"/>
-                <w:lang w:val="en-GB"/>
-              </w:rPr>
-              <mc:AlternateContent>
-                <mc:Choice Requires="wps">
-                  <w:drawing>
-                    <wp:inline distT="0" distB="0" distL="0" distR="0" wp14:anchorId="13FE1B43" wp14:editId="1668913D">
-                      <wp:extent cx="115748" cy="115748"/>
-                      <wp:effectExtent l="0" t="0" r="0" b="0"/>
-                      <wp:docPr id="192" name="Oval 192"/>
-                      <wp:cNvGraphicFramePr/>
-                      <a:graphic xmlns:a="http://schemas.openxmlformats.org/drawingml/2006/main">
-                        <a:graphicData uri="http://schemas.microsoft.com/office/word/2010/wordprocessingShape">
-                          <wps:wsp>
-                            <wps:cNvSpPr/>
-                            <wps:spPr>
-                              <a:xfrm flipH="1">
-                                <a:off x="0" y="0"/>
-                                <a:ext cx="115748" cy="115748"/>
-                              </a:xfrm>
-                              <a:prstGeom prst="ellipse">
-                                <a:avLst/>
-                              </a:prstGeom>
-                              <a:solidFill>
-                                <a:srgbClr val="00B050"/>
-                              </a:solidFill>
-                              <a:ln w="6350" cap="sq">
-                                <a:noFill/>
-                                <a:miter lim="800000"/>
-                              </a:ln>
-                            </wps:spPr>
-                            <wps:style>
-                              <a:lnRef idx="2">
-                                <a:schemeClr val="accent1">
-                                  <a:shade val="50000"/>
-                                </a:schemeClr>
-                              </a:lnRef>
-                              <a:fillRef idx="1">
-                                <a:schemeClr val="accent1"/>
-                              </a:fillRef>
-                              <a:effectRef idx="0">
-                                <a:schemeClr val="accent1"/>
-                              </a:effectRef>
-                              <a:fontRef idx="minor">
-                                <a:schemeClr val="lt1"/>
-                              </a:fontRef>
-                            </wps:style>
-                            <wps:bodyPr rot="0" spcFirstLastPara="0" vertOverflow="overflow" horzOverflow="overflow" vert="horz" wrap="square" lIns="91440" tIns="45720" rIns="91440" bIns="45720" numCol="1" spcCol="0" rtlCol="0" fromWordArt="0" anchor="ctr" anchorCtr="0" forceAA="0" compatLnSpc="1">
-                              <a:prstTxWarp prst="textNoShape">
-                                <a:avLst/>
-                              </a:prstTxWarp>
-                              <a:noAutofit/>
-                            </wps:bodyPr>
-                          </wps:wsp>
-                        </a:graphicData>
-                      </a:graphic>
-                    </wp:inline>
-                  </w:drawing>
-                </mc:Choice>
-                <mc:Fallback>
-                  <w:pict>
-                    <v:oval w14:anchorId="46B55858" id="Oval 192" o:spid="_x0000_s1026" style="width:9.1pt;height:9.1pt;flip:x;visibility:visible;mso-wrap-style:square;mso-left-percent:-10001;mso-top-percent:-10001;mso-position-horizontal:absolute;mso-position-horizontal-relative:char;mso-position-vertical:absolute;mso-position-vertical-relative:line;mso-left-percent:-10001;mso-top-percent:-10001;v-text-anchor:middle" o:gfxdata="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" fillcolor="#00b050" stroked="f" strokeweight=".5pt">
-                      <v:stroke joinstyle="miter" endcap="square"/>
-                      <w10:anchorlock/>
-                    </v:oval>
-                  </w:pict>
-                </mc:Fallback>
-              </mc:AlternateContent>
+              <w:jc w:val="center"/>
+            </w:pPr>
+            <w:r/>
+            <w:r>
+              <w:rPr>
+                <w:color w:val="C00000"/>
+              </w:rPr>
+              <w:t>●</w:t>
             </w:r>
           </w:p>
         </w:tc>
@@ -4666,21 +2736,13 @@
           </w:tcPr>
           <w:p>
             <w:pPr>
-              <w:pStyle w:val="00Body"/>
-              <w:spacing w:before="20" w:after="20"/>
-              <w:rPr>
-                <w:rFonts w:ascii="Arial" w:hAnsi="Arial" w:cs="Arial"/>
-                <w:sz w:val="20"/>
-                <w:lang w:val="en-GB"/>
-              </w:rPr>
-            </w:pPr>
-            <w:r>
-              <w:rPr>
-                <w:rFonts w:ascii="Arial" w:hAnsi="Arial" w:cs="Arial"/>
-                <w:sz w:val="20"/>
-                <w:lang w:val="en-GB"/>
-              </w:rPr>
-              <w:t>xx</w:t>
+              <w:jc w:val="center"/>
+            </w:pPr>
+            <w:r/>
+            <w:r>
+              <w:rPr>
+                <w:b w:val="0"/>
+              </w:rPr>
             </w:r>
           </w:p>
         </w:tc>
@@ -4690,21 +2752,13 @@
           </w:tcPr>
           <w:p>
             <w:pPr>
-              <w:pStyle w:val="00Body"/>
-              <w:spacing w:before="20" w:after="20"/>
-              <w:rPr>
-                <w:rFonts w:ascii="Arial" w:hAnsi="Arial" w:cs="Arial"/>
-                <w:sz w:val="20"/>
-                <w:lang w:val="en-GB"/>
-              </w:rPr>
-            </w:pPr>
-            <w:r>
-              <w:rPr>
-                <w:rFonts w:ascii="Arial" w:hAnsi="Arial" w:cs="Arial"/>
-                <w:sz w:val="20"/>
-                <w:lang w:val="en-GB"/>
-              </w:rPr>
-              <w:t>xx</w:t>
+              <w:jc w:val="center"/>
+            </w:pPr>
+            <w:r/>
+            <w:r>
+              <w:rPr>
+                <w:b w:val="0"/>
+              </w:rPr>
             </w:r>
           </w:p>
         </w:tc>
@@ -4714,21 +2768,13 @@
           </w:tcPr>
           <w:p>
             <w:pPr>
-              <w:pStyle w:val="00Body"/>
-              <w:spacing w:before="20" w:after="20"/>
-              <w:rPr>
-                <w:rFonts w:ascii="Arial" w:hAnsi="Arial" w:cs="Arial"/>
-                <w:sz w:val="20"/>
-                <w:lang w:val="en-GB"/>
-              </w:rPr>
-            </w:pPr>
-            <w:r>
-              <w:rPr>
-                <w:rFonts w:ascii="Arial" w:hAnsi="Arial" w:cs="Arial"/>
-                <w:sz w:val="20"/>
-                <w:lang w:val="en-GB"/>
-              </w:rPr>
-              <w:t>xx</w:t>
+              <w:jc w:val="center"/>
+            </w:pPr>
+            <w:r/>
+            <w:r>
+              <w:rPr>
+                <w:b w:val="0"/>
+              </w:rPr>
             </w:r>
           </w:p>
         </w:tc>
@@ -4738,21 +2784,13 @@
           </w:tcPr>
           <w:p>
             <w:pPr>
-              <w:pStyle w:val="00Body"/>
-              <w:spacing w:before="20" w:after="20"/>
-              <w:rPr>
-                <w:rFonts w:ascii="Arial" w:hAnsi="Arial" w:cs="Arial"/>
-                <w:sz w:val="20"/>
-                <w:lang w:val="en-GB"/>
-              </w:rPr>
-            </w:pPr>
-            <w:r>
-              <w:rPr>
-                <w:rFonts w:ascii="Arial" w:hAnsi="Arial" w:cs="Arial"/>
-                <w:sz w:val="20"/>
-                <w:lang w:val="en-GB"/>
-              </w:rPr>
-              <w:t>-</w:t>
+              <w:jc w:val="center"/>
+            </w:pPr>
+            <w:r/>
+            <w:r>
+              <w:rPr>
+                <w:b w:val="0"/>
+              </w:rPr>
             </w:r>
           </w:p>
         </w:tc>
@@ -4762,21 +2800,13 @@
           </w:tcPr>
           <w:p>
             <w:pPr>
-              <w:pStyle w:val="00Body"/>
-              <w:spacing w:before="20" w:after="20"/>
-              <w:rPr>
-                <w:rFonts w:ascii="Arial" w:hAnsi="Arial" w:cs="Arial"/>
-                <w:sz w:val="20"/>
-                <w:lang w:val="en-GB"/>
-              </w:rPr>
-            </w:pPr>
-            <w:r>
-              <w:rPr>
-                <w:rFonts w:ascii="Arial" w:hAnsi="Arial" w:cs="Arial"/>
-                <w:sz w:val="20"/>
-                <w:lang w:val="en-GB"/>
-              </w:rPr>
-              <w:t>…</w:t>
+              <w:jc w:val="center"/>
+            </w:pPr>
+            <w:r/>
+            <w:r>
+              <w:rPr>
+                <w:b w:val="0"/>
+              </w:rPr>
             </w:r>
           </w:p>
         </w:tc>
@@ -4790,23 +2820,14 @@
           </w:tcPr>
           <w:p>
             <w:pPr>
-              <w:pStyle w:val="00Body"/>
-              <w:spacing w:before="20" w:after="20"/>
-              <w:rPr>
-                <w:rFonts w:ascii="Arial" w:hAnsi="Arial" w:cs="Arial"/>
-                <w:b/>
-                <w:sz w:val="20"/>
-                <w:lang w:val="en-GB"/>
-              </w:rPr>
-            </w:pPr>
-            <w:r>
-              <w:rPr>
-                <w:rFonts w:ascii="Arial" w:hAnsi="Arial" w:cs="Arial"/>
-                <w:b/>
-                <w:sz w:val="20"/>
-                <w:lang w:val="en-GB"/>
-              </w:rPr>
-              <w:t>Financial impact</w:t>
+              <w:jc w:val="center"/>
+            </w:pPr>
+            <w:r/>
+            <w:r>
+              <w:rPr>
+                <w:b w:val="0"/>
+              </w:rPr>
+              <w:t>Financial Impact</w:t>
             </w:r>
           </w:p>
         </w:tc>
@@ -4816,21 +2837,14 @@
           </w:tcPr>
           <w:p>
             <w:pPr>
-              <w:pStyle w:val="00Body"/>
-              <w:spacing w:before="20" w:after="20"/>
-              <w:rPr>
-                <w:rFonts w:ascii="Arial" w:hAnsi="Arial" w:cs="Arial"/>
-                <w:sz w:val="20"/>
-                <w:lang w:val="en-GB"/>
-              </w:rPr>
-            </w:pPr>
-            <w:r>
-              <w:rPr>
-                <w:rFonts w:ascii="Arial" w:hAnsi="Arial" w:cs="Arial"/>
-                <w:sz w:val="20"/>
-                <w:lang w:val="en-GB"/>
-              </w:rPr>
-              <w:t>Financial KPI #1</w:t>
+              <w:jc w:val="center"/>
+            </w:pPr>
+            <w:r/>
+            <w:r>
+              <w:rPr>
+                <w:b w:val="0"/>
+              </w:rPr>
+              <w:t>Inbound call volume reduction (vs. baseline)</w:t>
             </w:r>
           </w:p>
         </w:tc>
@@ -4840,21 +2854,14 @@
           </w:tcPr>
           <w:p>
             <w:pPr>
-              <w:pStyle w:val="00Body"/>
-              <w:spacing w:before="20" w:after="20"/>
-              <w:rPr>
-                <w:rFonts w:ascii="Arial" w:hAnsi="Arial" w:cs="Arial"/>
-                <w:sz w:val="20"/>
-                <w:lang w:val="en-GB"/>
-              </w:rPr>
-            </w:pPr>
-            <w:r>
-              <w:rPr>
-                <w:rFonts w:ascii="Arial" w:hAnsi="Arial" w:cs="Arial"/>
-                <w:sz w:val="20"/>
-                <w:lang w:val="en-GB"/>
-              </w:rPr>
-              <w:t>xx</w:t>
+              <w:jc w:val="center"/>
+            </w:pPr>
+            <w:r/>
+            <w:r>
+              <w:rPr>
+                <w:b w:val="0"/>
+              </w:rPr>
+              <w:t>-10%</w:t>
             </w:r>
           </w:p>
         </w:tc>
@@ -4864,87 +2871,14 @@
           </w:tcPr>
           <w:p>
             <w:pPr>
-              <w:pStyle w:val="00Body"/>
-              <w:spacing w:before="20" w:after="20"/>
-              <w:jc w:val="center"/>
-              <w:rPr>
-                <w:rFonts w:ascii="Arial" w:hAnsi="Arial" w:cs="Arial"/>
-                <w:sz w:val="20"/>
-                <w:lang w:val="en-GB"/>
-              </w:rPr>
-            </w:pPr>
-            <w:r>
-              <w:rPr>
-                <w:rFonts w:ascii="Arial" w:hAnsi="Arial" w:cs="Arial"/>
-                <w:noProof/>
-                <w:sz w:val="20"/>
-                <w:lang w:val="en-GB"/>
-              </w:rPr>
-              <mc:AlternateContent>
-                <mc:Choice Requires="wps">
-                  <w:drawing>
-                    <wp:inline distT="0" distB="0" distL="0" distR="0" wp14:anchorId="1314BFA6" wp14:editId="0B377E20">
-                      <wp:extent cx="115748" cy="115748"/>
-                      <wp:effectExtent l="0" t="0" r="0" b="0"/>
-                      <wp:docPr id="190" name="Oval 190"/>
-                      <wp:cNvGraphicFramePr/>
-                      <a:graphic xmlns:a="http://schemas.openxmlformats.org/drawingml/2006/main">
-                        <a:graphicData uri="http://schemas.microsoft.com/office/word/2010/wordprocessingShape">
-                          <wps:wsp>
-                            <wps:cNvSpPr/>
-                            <wps:spPr>
-                              <a:xfrm flipH="1">
-                                <a:off x="0" y="0"/>
-                                <a:ext cx="115748" cy="115748"/>
-                              </a:xfrm>
-                              <a:prstGeom prst="ellipse">
-                                <a:avLst/>
-                              </a:prstGeom>
-                              <a:solidFill>
-                                <a:srgbClr val="C00000"/>
-                              </a:solidFill>
-                              <a:ln w="6350" cap="sq">
-                                <a:noFill/>
-                                <a:miter lim="800000"/>
-                              </a:ln>
-                            </wps:spPr>
-                            <wps:style>
-                              <a:lnRef idx="2">
-                                <a:schemeClr val="accent1">
-                                  <a:shade val="50000"/>
-                                </a:schemeClr>
-                              </a:lnRef>
-                              <a:fillRef idx="1">
-                                <a:schemeClr val="accent1"/>
-                              </a:fillRef>
-                              <a:effectRef idx="0">
-                                <a:schemeClr val="accent1"/>
-                              </a:effectRef>
-                              <a:fontRef idx="minor">
-                                <a:schemeClr val="lt1"/>
-                              </a:fontRef>
-                            </wps:style>
-                            <wps:bodyPr rot="0" spcFirstLastPara="0" vertOverflow="overflow" horzOverflow="overflow" vert="horz" wrap="square" lIns="91440" tIns="45720" rIns="91440" bIns="45720" numCol="1" spcCol="0" rtlCol="0" fromWordArt="0" anchor="ctr" anchorCtr="0" forceAA="0" compatLnSpc="1">
-                              <a:prstTxWarp prst="textNoShape">
-                                <a:avLst/>
-                              </a:prstTxWarp>
-                              <a:noAutofit/>
-                            </wps:bodyPr>
-                          </wps:wsp>
-                        </a:graphicData>
-                      </a:graphic>
-                    </wp:inline>
-                  </w:drawing>
-                </mc:Choice>
-                <mc:Fallback>
-                  <w:pict>
-                    <v:oval w14:anchorId="12DE9539" id="Oval 190" o:spid="_x0000_s1026" style="width:9.1pt;height:9.1pt;flip:x;visibility:visible;mso-wrap-style:square;mso-left-percent:-10001;mso-top-percent:-10001;mso-position-horizontal:absolute;mso-position-horizontal-relative:char;mso-position-vertical:absolute;mso-position-vertical-relative:line;mso-left-percent:-10001;mso-top-percent:-10001;v-text-anchor:middle" o:gfxdata="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" fillcolor="#c00000" stroked="f" strokeweight=".5pt">
-                      <v:stroke joinstyle="miter" endcap="square"/>
-                      <w10:anchorlock/>
-                    </v:oval>
-                  </w:pict>
-                </mc:Fallback>
-              </mc:AlternateContent>
+              <w:jc w:val="center"/>
+            </w:pPr>
+            <w:r/>
+            <w:r>
+              <w:rPr>
+                <w:color w:val="008000"/>
+              </w:rPr>
+              <w:t>●</w:t>
             </w:r>
           </w:p>
         </w:tc>
@@ -4954,21 +2888,14 @@
           </w:tcPr>
           <w:p>
             <w:pPr>
-              <w:pStyle w:val="00Body"/>
-              <w:spacing w:before="20" w:after="20"/>
-              <w:rPr>
-                <w:rFonts w:ascii="Arial" w:hAnsi="Arial" w:cs="Arial"/>
-                <w:sz w:val="20"/>
-                <w:lang w:val="en-GB"/>
-              </w:rPr>
-            </w:pPr>
-            <w:r>
-              <w:rPr>
-                <w:rFonts w:ascii="Arial" w:hAnsi="Arial" w:cs="Arial"/>
-                <w:sz w:val="20"/>
-                <w:lang w:val="en-GB"/>
-              </w:rPr>
-              <w:t>xx</w:t>
+              <w:jc w:val="center"/>
+            </w:pPr>
+            <w:r/>
+            <w:r>
+              <w:rPr>
+                <w:b w:val="0"/>
+              </w:rPr>
+              <w:t>-20% cumulative</w:t>
             </w:r>
           </w:p>
         </w:tc>
@@ -4978,21 +2905,14 @@
           </w:tcPr>
           <w:p>
             <w:pPr>
-              <w:pStyle w:val="00Body"/>
-              <w:spacing w:before="20" w:after="20"/>
-              <w:rPr>
-                <w:rFonts w:ascii="Arial" w:hAnsi="Arial" w:cs="Arial"/>
-                <w:sz w:val="20"/>
-                <w:lang w:val="en-GB"/>
-              </w:rPr>
-            </w:pPr>
-            <w:r>
-              <w:rPr>
-                <w:rFonts w:ascii="Arial" w:hAnsi="Arial" w:cs="Arial"/>
-                <w:sz w:val="20"/>
-                <w:lang w:val="en-GB"/>
-              </w:rPr>
-              <w:t>xx</w:t>
+              <w:jc w:val="center"/>
+            </w:pPr>
+            <w:r/>
+            <w:r>
+              <w:rPr>
+                <w:b w:val="0"/>
+              </w:rPr>
+              <w:t>-30% cumulative</w:t>
             </w:r>
           </w:p>
         </w:tc>
@@ -5002,21 +2922,14 @@
           </w:tcPr>
           <w:p>
             <w:pPr>
-              <w:pStyle w:val="00Body"/>
-              <w:spacing w:before="20" w:after="20"/>
-              <w:rPr>
-                <w:rFonts w:ascii="Arial" w:hAnsi="Arial" w:cs="Arial"/>
-                <w:sz w:val="20"/>
-                <w:lang w:val="en-GB"/>
-              </w:rPr>
-            </w:pPr>
-            <w:r>
-              <w:rPr>
-                <w:rFonts w:ascii="Arial" w:hAnsi="Arial" w:cs="Arial"/>
-                <w:sz w:val="20"/>
-                <w:lang w:val="en-GB"/>
-              </w:rPr>
-              <w:t>YTD total</w:t>
+              <w:jc w:val="center"/>
+            </w:pPr>
+            <w:r/>
+            <w:r>
+              <w:rPr>
+                <w:b w:val="0"/>
+              </w:rPr>
+              <w:t>-10%</w:t>
             </w:r>
           </w:p>
         </w:tc>
@@ -5026,21 +2939,14 @@
           </w:tcPr>
           <w:p>
             <w:pPr>
-              <w:pStyle w:val="00Body"/>
-              <w:spacing w:before="20" w:after="20"/>
-              <w:rPr>
-                <w:rFonts w:ascii="Arial" w:hAnsi="Arial" w:cs="Arial"/>
-                <w:sz w:val="20"/>
-                <w:lang w:val="en-GB"/>
-              </w:rPr>
-            </w:pPr>
-            <w:r>
-              <w:rPr>
-                <w:rFonts w:ascii="Arial" w:hAnsi="Arial" w:cs="Arial"/>
-                <w:sz w:val="20"/>
-                <w:lang w:val="en-GB"/>
-              </w:rPr>
-              <w:t>EOY target</w:t>
+              <w:jc w:val="center"/>
+            </w:pPr>
+            <w:r/>
+            <w:r>
+              <w:rPr>
+                <w:b w:val="0"/>
+              </w:rPr>
+              <w:t>-30% cumulative</w:t>
             </w:r>
           </w:p>
         </w:tc>
@@ -5050,21 +2956,14 @@
           </w:tcPr>
           <w:p>
             <w:pPr>
-              <w:pStyle w:val="00Body"/>
-              <w:spacing w:before="20" w:after="20"/>
-              <w:rPr>
-                <w:rFonts w:ascii="Arial" w:hAnsi="Arial" w:cs="Arial"/>
-                <w:sz w:val="20"/>
-                <w:lang w:val="en-GB"/>
-              </w:rPr>
-            </w:pPr>
-            <w:r>
-              <w:rPr>
-                <w:rFonts w:ascii="Arial" w:hAnsi="Arial" w:cs="Arial"/>
-                <w:sz w:val="20"/>
-                <w:lang w:val="en-GB"/>
-              </w:rPr>
-              <w:t>…</w:t>
+              <w:jc w:val="center"/>
+            </w:pPr>
+            <w:r/>
+            <w:r>
+              <w:rPr>
+                <w:b w:val="0"/>
+              </w:rPr>
+              <w:t>Assisted service cost</w:t>
             </w:r>
           </w:p>
         </w:tc>
@@ -5095,29 +2994,14 @@
           </w:tcPr>
           <w:p>
             <w:pPr>
-              <w:pStyle w:val="00Body"/>
-              <w:spacing w:before="20" w:after="20"/>
-              <w:rPr>
-                <w:rFonts w:ascii="Arial" w:hAnsi="Arial" w:cs="Arial"/>
-                <w:sz w:val="20"/>
-                <w:lang w:val="en-GB"/>
-              </w:rPr>
-            </w:pPr>
-            <w:r>
-              <w:rPr>
-                <w:rFonts w:ascii="Arial" w:hAnsi="Arial" w:cs="Arial"/>
-                <w:sz w:val="20"/>
-                <w:lang w:val="en-GB"/>
-              </w:rPr>
-              <w:t>Financial KPI #2</w:t>
-            </w:r>
-            <w:r>
-              <w:rPr>
-                <w:rFonts w:ascii="Arial" w:hAnsi="Arial" w:cs="Arial"/>
-                <w:sz w:val="20"/>
-                <w:lang w:val="en-GB"/>
-              </w:rPr>
-              <w:t xml:space="preserve"> </w:t>
+              <w:jc w:val="center"/>
+            </w:pPr>
+            <w:r/>
+            <w:r>
+              <w:rPr>
+                <w:b w:val="0"/>
+              </w:rPr>
+              <w:t>NPS (cumulative improvement)</w:t>
             </w:r>
           </w:p>
         </w:tc>
@@ -5127,21 +3011,14 @@
           </w:tcPr>
           <w:p>
             <w:pPr>
-              <w:pStyle w:val="00Body"/>
-              <w:spacing w:before="20" w:after="20"/>
-              <w:rPr>
-                <w:rFonts w:ascii="Arial" w:hAnsi="Arial" w:cs="Arial"/>
-                <w:sz w:val="20"/>
-                <w:lang w:val="en-GB"/>
-              </w:rPr>
-            </w:pPr>
-            <w:r>
-              <w:rPr>
-                <w:rFonts w:ascii="Arial" w:hAnsi="Arial" w:cs="Arial"/>
-                <w:sz w:val="20"/>
-                <w:lang w:val="en-GB"/>
-              </w:rPr>
-              <w:t>xx</w:t>
+              <w:jc w:val="center"/>
+            </w:pPr>
+            <w:r/>
+            <w:r>
+              <w:rPr>
+                <w:b w:val="0"/>
+              </w:rPr>
+              <w:t>+1.5 pts</w:t>
             </w:r>
           </w:p>
         </w:tc>
@@ -5151,87 +3028,14 @@
           </w:tcPr>
           <w:p>
             <w:pPr>
-              <w:pStyle w:val="00Body"/>
-              <w:spacing w:before="20" w:after="20"/>
-              <w:jc w:val="center"/>
-              <w:rPr>
-                <w:rFonts w:ascii="Arial" w:hAnsi="Arial" w:cs="Arial"/>
-                <w:sz w:val="20"/>
-                <w:lang w:val="en-GB"/>
-              </w:rPr>
-            </w:pPr>
-            <w:r>
-              <w:rPr>
-                <w:rFonts w:ascii="Arial" w:hAnsi="Arial" w:cs="Arial"/>
-                <w:noProof/>
-                <w:sz w:val="20"/>
-                <w:lang w:val="en-GB"/>
-              </w:rPr>
-              <mc:AlternateContent>
-                <mc:Choice Requires="wps">
-                  <w:drawing>
-                    <wp:inline distT="0" distB="0" distL="0" distR="0" wp14:anchorId="0A4ECE19" wp14:editId="0C454078">
-                      <wp:extent cx="115748" cy="115748"/>
-                      <wp:effectExtent l="0" t="0" r="0" b="0"/>
-                      <wp:docPr id="307771907" name="Oval 307771907"/>
-                      <wp:cNvGraphicFramePr/>
-                      <a:graphic xmlns:a="http://schemas.openxmlformats.org/drawingml/2006/main">
-                        <a:graphicData uri="http://schemas.microsoft.com/office/word/2010/wordprocessingShape">
-                          <wps:wsp>
-                            <wps:cNvSpPr/>
-                            <wps:spPr>
-                              <a:xfrm flipH="1">
-                                <a:off x="0" y="0"/>
-                                <a:ext cx="115748" cy="115748"/>
-                              </a:xfrm>
-                              <a:prstGeom prst="ellipse">
-                                <a:avLst/>
-                              </a:prstGeom>
-                              <a:solidFill>
-                                <a:srgbClr val="C00000"/>
-                              </a:solidFill>
-                              <a:ln w="6350" cap="sq">
-                                <a:noFill/>
-                                <a:miter lim="800000"/>
-                              </a:ln>
-                            </wps:spPr>
-                            <wps:style>
-                              <a:lnRef idx="2">
-                                <a:schemeClr val="accent1">
-                                  <a:shade val="50000"/>
-                                </a:schemeClr>
-                              </a:lnRef>
-                              <a:fillRef idx="1">
-                                <a:schemeClr val="accent1"/>
-                              </a:fillRef>
-                              <a:effectRef idx="0">
-                                <a:schemeClr val="accent1"/>
-                              </a:effectRef>
-                              <a:fontRef idx="minor">
-                                <a:schemeClr val="lt1"/>
-                              </a:fontRef>
-                            </wps:style>
-                            <wps:bodyPr rot="0" spcFirstLastPara="0" vertOverflow="overflow" horzOverflow="overflow" vert="horz" wrap="square" lIns="91440" tIns="45720" rIns="91440" bIns="45720" numCol="1" spcCol="0" rtlCol="0" fromWordArt="0" anchor="ctr" anchorCtr="0" forceAA="0" compatLnSpc="1">
-                              <a:prstTxWarp prst="textNoShape">
-                                <a:avLst/>
-                              </a:prstTxWarp>
-                              <a:noAutofit/>
-                            </wps:bodyPr>
-                          </wps:wsp>
-                        </a:graphicData>
-                      </a:graphic>
-                    </wp:inline>
-                  </w:drawing>
-                </mc:Choice>
-                <mc:Fallback>
-                  <w:pict>
-                    <v:oval w14:anchorId="7CAEABEE" id="Oval 307771907" o:spid="_x0000_s1026" style="width:9.1pt;height:9.1pt;flip:x;visibility:visible;mso-wrap-style:square;mso-left-percent:-10001;mso-top-percent:-10001;mso-position-horizontal:absolute;mso-position-horizontal-relative:char;mso-position-vertical:absolute;mso-position-vertical-relative:line;mso-left-percent:-10001;mso-top-percent:-10001;v-text-anchor:middle" o:gfxdata="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" fillcolor="#c00000" stroked="f" strokeweight=".5pt">
-                      <v:stroke joinstyle="miter" endcap="square"/>
-                      <w10:anchorlock/>
-                    </v:oval>
-                  </w:pict>
-                </mc:Fallback>
-              </mc:AlternateContent>
+              <w:jc w:val="center"/>
+            </w:pPr>
+            <w:r/>
+            <w:r>
+              <w:rPr>
+                <w:color w:val="C00000"/>
+              </w:rPr>
+              <w:t>●</w:t>
             </w:r>
           </w:p>
         </w:tc>
@@ -5241,21 +3045,14 @@
           </w:tcPr>
           <w:p>
             <w:pPr>
-              <w:pStyle w:val="00Body"/>
-              <w:spacing w:before="20" w:after="20"/>
-              <w:rPr>
-                <w:rFonts w:ascii="Arial" w:hAnsi="Arial" w:cs="Arial"/>
-                <w:sz w:val="20"/>
-                <w:lang w:val="en-GB"/>
-              </w:rPr>
-            </w:pPr>
-            <w:r>
-              <w:rPr>
-                <w:rFonts w:ascii="Arial" w:hAnsi="Arial" w:cs="Arial"/>
-                <w:sz w:val="20"/>
-                <w:lang w:val="en-GB"/>
-              </w:rPr>
-              <w:t>xx</w:t>
+              <w:jc w:val="center"/>
+            </w:pPr>
+            <w:r/>
+            <w:r>
+              <w:rPr>
+                <w:b w:val="0"/>
+              </w:rPr>
+              <w:t>+3 pts</w:t>
             </w:r>
           </w:p>
         </w:tc>
@@ -5265,21 +3062,14 @@
           </w:tcPr>
           <w:p>
             <w:pPr>
-              <w:pStyle w:val="00Body"/>
-              <w:spacing w:before="20" w:after="20"/>
-              <w:rPr>
-                <w:rFonts w:ascii="Arial" w:hAnsi="Arial" w:cs="Arial"/>
-                <w:sz w:val="20"/>
-                <w:lang w:val="en-GB"/>
-              </w:rPr>
-            </w:pPr>
-            <w:r>
-              <w:rPr>
-                <w:rFonts w:ascii="Arial" w:hAnsi="Arial" w:cs="Arial"/>
-                <w:sz w:val="20"/>
-                <w:lang w:val="en-GB"/>
-              </w:rPr>
-              <w:t>xx</w:t>
+              <w:jc w:val="center"/>
+            </w:pPr>
+            <w:r/>
+            <w:r>
+              <w:rPr>
+                <w:b w:val="0"/>
+              </w:rPr>
+              <w:t>+5 pts</w:t>
             </w:r>
           </w:p>
         </w:tc>
@@ -5289,21 +3079,14 @@
           </w:tcPr>
           <w:p>
             <w:pPr>
-              <w:pStyle w:val="00Body"/>
-              <w:spacing w:before="20" w:after="20"/>
-              <w:rPr>
-                <w:rFonts w:ascii="Arial" w:hAnsi="Arial" w:cs="Arial"/>
-                <w:sz w:val="20"/>
-                <w:lang w:val="en-GB"/>
-              </w:rPr>
-            </w:pPr>
-            <w:r>
-              <w:rPr>
-                <w:rFonts w:ascii="Arial" w:hAnsi="Arial" w:cs="Arial"/>
-                <w:sz w:val="20"/>
-                <w:lang w:val="en-GB"/>
-              </w:rPr>
-              <w:t>YTD total</w:t>
+              <w:jc w:val="center"/>
+            </w:pPr>
+            <w:r/>
+            <w:r>
+              <w:rPr>
+                <w:b w:val="0"/>
+              </w:rPr>
+              <w:t>+1.5 pts</w:t>
             </w:r>
           </w:p>
         </w:tc>
@@ -5313,21 +3096,14 @@
           </w:tcPr>
           <w:p>
             <w:pPr>
-              <w:pStyle w:val="00Body"/>
-              <w:spacing w:before="20" w:after="20"/>
-              <w:rPr>
-                <w:rFonts w:ascii="Arial" w:hAnsi="Arial" w:cs="Arial"/>
-                <w:sz w:val="20"/>
-                <w:lang w:val="en-GB"/>
-              </w:rPr>
-            </w:pPr>
-            <w:r>
-              <w:rPr>
-                <w:rFonts w:ascii="Arial" w:hAnsi="Arial" w:cs="Arial"/>
-                <w:sz w:val="20"/>
-                <w:lang w:val="en-GB"/>
-              </w:rPr>
-              <w:t>EOY target</w:t>
+              <w:jc w:val="center"/>
+            </w:pPr>
+            <w:r/>
+            <w:r>
+              <w:rPr>
+                <w:b w:val="0"/>
+              </w:rPr>
+              <w:t>+5 pts</w:t>
             </w:r>
           </w:p>
         </w:tc>
@@ -5337,21 +3113,14 @@
           </w:tcPr>
           <w:p>
             <w:pPr>
-              <w:pStyle w:val="00Body"/>
-              <w:spacing w:before="20" w:after="20"/>
-              <w:rPr>
-                <w:rFonts w:ascii="Arial" w:hAnsi="Arial" w:cs="Arial"/>
-                <w:sz w:val="20"/>
-                <w:lang w:val="en-GB"/>
-              </w:rPr>
-            </w:pPr>
-            <w:r>
-              <w:rPr>
-                <w:rFonts w:ascii="Arial" w:hAnsi="Arial" w:cs="Arial"/>
-                <w:sz w:val="20"/>
-                <w:lang w:val="en-GB"/>
-              </w:rPr>
-              <w:t>…</w:t>
+              <w:jc w:val="center"/>
+            </w:pPr>
+            <w:r/>
+            <w:r>
+              <w:rPr>
+                <w:b w:val="0"/>
+              </w:rPr>
+              <w:t>PBB NPS</w:t>
             </w:r>
           </w:p>
         </w:tc>
@@ -5678,74 +3447,11 @@
           </w:tcPr>
           <w:p>
             <w:pPr>
-              <w:pStyle w:val="00Body"/>
-              <w:spacing w:before="60" w:after="60" w:line="240" w:lineRule="auto"/>
-              <w:rPr>
-                <w:szCs w:val="22"/>
-                <w:lang w:val="en-AU"/>
-              </w:rPr>
-            </w:pPr>
-            <w:r>
-              <w:rPr>
-                <w:b/>
-                <w:bCs/>
-                <w:szCs w:val="22"/>
-                <w:lang w:val="en-AU"/>
-              </w:rPr>
-              <w:t xml:space="preserve">Instructions: </w:t>
-            </w:r>
-            <w:r>
-              <w:rPr>
-                <w:szCs w:val="22"/>
-                <w:lang w:val="en-AU"/>
-              </w:rPr>
-              <w:t>If the dependency or issue is tracked in JIRA or another work-management system, include the corresponding tracking ID or ticket number. If no formal tracking exists, indicate “N/A”</w:t>
-            </w:r>
-            <w:r>
-              <w:rPr>
-                <w:szCs w:val="22"/>
-                <w:lang w:val="en-AU"/>
-              </w:rPr>
-              <w:br/>
-            </w:r>
-            <w:r>
-              <w:rPr>
-                <w:szCs w:val="22"/>
-                <w:lang w:val="en-AU"/>
-              </w:rPr>
-              <w:br/>
-            </w:r>
-            <w:r>
-              <w:rPr>
-                <w:b/>
-                <w:bCs/>
-                <w:szCs w:val="22"/>
-                <w:lang w:val="en-AU"/>
-              </w:rPr>
-              <w:t>Example:</w:t>
-            </w:r>
-            <w:r>
-              <w:rPr>
-                <w:b/>
-                <w:bCs/>
-                <w:szCs w:val="22"/>
-                <w:lang w:val="en-AU"/>
-              </w:rPr>
-              <w:br/>
-            </w:r>
-            <w:r>
-              <w:rPr>
-                <w:szCs w:val="22"/>
-                <w:lang w:val="en-AU"/>
-              </w:rPr>
-              <w:t>Jira:</w:t>
-            </w:r>
-            <w:r>
-              <w:rPr>
-                <w:szCs w:val="22"/>
-                <w:lang w:val="en-AU"/>
-              </w:rPr>
-              <w:t xml:space="preserve"> #######</w:t>
+              <w:jc w:val="left"/>
+            </w:pPr>
+            <w:r/>
+            <w:r>
+              <w:t>Jira: 12345</w:t>
             </w:r>
           </w:p>
         </w:tc>
@@ -5756,96 +3462,11 @@
           </w:tcPr>
           <w:p>
             <w:pPr>
-              <w:pStyle w:val="00Body"/>
-              <w:spacing w:before="60" w:after="60" w:line="240" w:lineRule="auto"/>
-              <w:rPr>
-                <w:lang w:val="en-AU"/>
-              </w:rPr>
-            </w:pPr>
-            <w:r>
-              <w:rPr>
-                <w:b/>
-                <w:bCs/>
-                <w:lang w:val="en-AU"/>
-              </w:rPr>
-              <w:t>Instructions:</w:t>
-            </w:r>
-            <w:r>
-              <w:rPr>
-                <w:lang w:val="en-AU"/>
-              </w:rPr>
-              <w:t xml:space="preserve"> Name the specific epic, initiative, capability, or operating constraint that is dependent on external prioritisation, decision-making, or enablement. Include recurring frictions or structural blockers where root causes sit outside the </w:t>
-            </w:r>
-            <w:r>
-              <w:rPr>
-                <w:lang w:val="en-AU"/>
-              </w:rPr>
-              <w:t>Domain</w:t>
-            </w:r>
-            <w:r>
-              <w:rPr>
-                <w:lang w:val="en-AU"/>
-              </w:rPr>
-              <w:t>’s control</w:t>
-            </w:r>
-          </w:p>
-          <w:p>
-            <w:pPr>
-              <w:pStyle w:val="00Body"/>
-              <w:spacing w:before="60" w:after="60" w:line="240" w:lineRule="auto"/>
-              <w:rPr>
-                <w:szCs w:val="22"/>
-                <w:lang w:val="en-CA"/>
-              </w:rPr>
-            </w:pPr>
-          </w:p>
-          <w:p>
-            <w:pPr>
-              <w:pStyle w:val="00Body"/>
-              <w:spacing w:before="60" w:after="60" w:line="240" w:lineRule="auto"/>
-              <w:rPr>
-                <w:b/>
-                <w:bCs/>
-                <w:i/>
-                <w:iCs/>
-                <w:szCs w:val="22"/>
-                <w:lang w:val="en-CA"/>
-              </w:rPr>
-            </w:pPr>
-            <w:r>
-              <w:rPr>
-                <w:b/>
-                <w:bCs/>
-                <w:i/>
-                <w:iCs/>
-                <w:szCs w:val="22"/>
-                <w:lang w:val="en-CA"/>
-              </w:rPr>
-              <w:t>Example</w:t>
-            </w:r>
-          </w:p>
-          <w:p>
-            <w:pPr>
-              <w:pStyle w:val="00Body"/>
-              <w:spacing w:before="60" w:after="60" w:line="240" w:lineRule="auto"/>
-              <w:rPr>
-                <w:szCs w:val="22"/>
-                <w:lang w:val="en-CA"/>
-              </w:rPr>
-            </w:pPr>
-            <w:r>
-              <w:rPr>
-                <w:szCs w:val="22"/>
-                <w:lang w:val="en-AU"/>
-              </w:rPr>
+              <w:jc w:val="left"/>
+            </w:pPr>
+            <w:r/>
+            <w:r>
               <w:t>Early LTV and document validation services for approval-to-funding journey</w:t>
-            </w:r>
-            <w:r>
-              <w:rPr>
-                <w:szCs w:val="22"/>
-                <w:lang w:val="en-AU"/>
-              </w:rPr>
-              <w:br/>
             </w:r>
           </w:p>
         </w:tc>
@@ -5856,94 +3477,11 @@
           </w:tcPr>
           <w:p>
             <w:pPr>
-              <w:pStyle w:val="00Body"/>
-              <w:spacing w:before="60" w:after="60" w:line="240" w:lineRule="auto"/>
-              <w:rPr>
-                <w:szCs w:val="22"/>
-                <w:lang w:val="en-AU"/>
-              </w:rPr>
-            </w:pPr>
-            <w:r>
-              <w:rPr>
-                <w:b/>
-                <w:bCs/>
-                <w:szCs w:val="22"/>
-                <w:lang w:val="en-AU"/>
-              </w:rPr>
-              <w:t>Instructions:</w:t>
-            </w:r>
-            <w:r>
-              <w:rPr>
-                <w:szCs w:val="22"/>
-                <w:lang w:val="en-AU"/>
-              </w:rPr>
-              <w:t xml:space="preserve"> </w:t>
-            </w:r>
-            <w:r>
-              <w:rPr>
-                <w:szCs w:val="22"/>
-                <w:lang w:val="en-AU"/>
-              </w:rPr>
-              <w:t>Describe the intended change needed to resolve or mitigate the constraint (not delivery detail), and identify the accountable Crew, domain, enterprise function, or named role responsible for prioritisation or decision-making</w:t>
-            </w:r>
-          </w:p>
-          <w:p>
-            <w:pPr>
-              <w:pStyle w:val="00Body"/>
-              <w:spacing w:before="60" w:after="60" w:line="240" w:lineRule="auto"/>
-              <w:rPr>
-                <w:szCs w:val="22"/>
-                <w:lang w:val="en-AU"/>
-              </w:rPr>
-            </w:pPr>
-          </w:p>
-          <w:p>
-            <w:pPr>
-              <w:pStyle w:val="00Body"/>
-              <w:spacing w:before="60" w:after="60" w:line="240" w:lineRule="auto"/>
-              <w:rPr>
-                <w:b/>
-                <w:bCs/>
-                <w:i/>
-                <w:iCs/>
-                <w:szCs w:val="22"/>
-                <w:lang w:val="en-CA"/>
-              </w:rPr>
-            </w:pPr>
-            <w:r>
-              <w:rPr>
-                <w:b/>
-                <w:bCs/>
-                <w:i/>
-                <w:iCs/>
-                <w:szCs w:val="22"/>
-                <w:lang w:val="en-CA"/>
-              </w:rPr>
-              <w:t>Example</w:t>
-            </w:r>
-          </w:p>
-          <w:p>
-            <w:pPr>
-              <w:pStyle w:val="00Body"/>
-              <w:spacing w:before="60" w:after="60" w:line="240" w:lineRule="auto"/>
-              <w:rPr>
-                <w:szCs w:val="22"/>
-                <w:lang w:val="en-CA"/>
-              </w:rPr>
-            </w:pPr>
-            <w:r>
-              <w:rPr>
-                <w:szCs w:val="22"/>
-                <w:lang w:val="en-AU"/>
-              </w:rPr>
+              <w:jc w:val="left"/>
+            </w:pPr>
+            <w:r/>
+            <w:r>
               <w:t>Enterprise Credit to approve early-stage validation rules and tolerance thresholds</w:t>
-            </w:r>
-            <w:r>
-              <w:rPr>
-                <w:szCs w:val="22"/>
-                <w:lang w:val="en-AU"/>
-              </w:rPr>
-              <w:br/>
             </w:r>
           </w:p>
         </w:tc>
@@ -5954,172 +3492,12 @@
           </w:tcPr>
           <w:p>
             <w:pPr>
-              <w:pStyle w:val="00Body"/>
-              <w:spacing w:before="60" w:after="60" w:line="240" w:lineRule="auto"/>
-              <w:rPr>
-                <w:lang w:val="en-AU"/>
-              </w:rPr>
-            </w:pPr>
-            <w:r>
-              <w:rPr>
-                <w:b/>
-                <w:bCs/>
-                <w:lang w:val="en-AU"/>
-              </w:rPr>
-              <w:t xml:space="preserve">Instructions: </w:t>
-            </w:r>
-            <w:r>
-              <w:rPr>
-                <w:lang w:val="en-AU"/>
-              </w:rPr>
-              <w:t xml:space="preserve">State the date, month, or quarter by which alignment or resolution is required to avoid material delivery, risk, or value impact. Include a short qualifier </w:t>
-            </w:r>
-            <w:r>
-              <w:rPr>
-                <w:lang w:val="en-AU"/>
-              </w:rPr>
-              <w:t>were</w:t>
-            </w:r>
-            <w:r>
-              <w:rPr>
-                <w:lang w:val="en-AU"/>
-              </w:rPr>
-              <w:t xml:space="preserve"> helpful</w:t>
-            </w:r>
-          </w:p>
-          <w:p>
-            <w:pPr>
-              <w:pStyle w:val="00Body"/>
-              <w:spacing w:before="60" w:after="60" w:line="240" w:lineRule="auto"/>
-              <w:rPr>
-                <w:b/>
-                <w:bCs/>
-                <w:i/>
-                <w:iCs/>
-                <w:szCs w:val="22"/>
-                <w:lang w:val="en-AU"/>
-              </w:rPr>
-            </w:pPr>
-            <w:r>
-              <w:rPr>
-                <w:b/>
-                <w:bCs/>
-                <w:i/>
-                <w:iCs/>
-                <w:szCs w:val="22"/>
-                <w:lang w:val="en-AU"/>
-              </w:rPr>
-              <w:t>Example</w:t>
-            </w:r>
-          </w:p>
-          <w:p>
-            <w:pPr>
-              <w:pStyle w:val="00Body"/>
-              <w:spacing w:before="60" w:after="60" w:line="240" w:lineRule="auto"/>
-              <w:rPr>
-                <w:szCs w:val="22"/>
-                <w:lang w:val="en-CA"/>
-              </w:rPr>
-            </w:pPr>
-            <w:r>
-              <w:rPr>
-                <w:szCs w:val="22"/>
-                <w:lang w:val="en-AU"/>
-              </w:rPr>
-              <w:t>September (to enable early validation rollout and avoid Q4 funding defect risk)</w:t>
-            </w:r>
-          </w:p>
-        </w:tc>
-      </w:tr>
-      <w:tr>
-        <w:tc>
-          <w:tcPr>
-            <w:tcW w:w="1975" w:type="dxa"/>
-          </w:tcPr>
-          <w:p>
-            <w:pPr>
-              <w:pStyle w:val="00Body"/>
-              <w:spacing w:before="60" w:after="60" w:line="240" w:lineRule="auto"/>
-              <w:rPr>
-                <w:szCs w:val="22"/>
-                <w:lang w:val="en-AU"/>
-              </w:rPr>
-            </w:pPr>
-          </w:p>
-        </w:tc>
-        <w:tc>
-          <w:tcPr>
-            <w:tcW w:w="2699" w:type="dxa"/>
-            <w:hideMark/>
-          </w:tcPr>
-          <w:p>
-            <w:pPr>
-              <w:pStyle w:val="00Body"/>
-              <w:spacing w:before="60" w:after="60" w:line="240" w:lineRule="auto"/>
-              <w:rPr>
-                <w:szCs w:val="22"/>
-                <w:lang w:val="en-CA"/>
-              </w:rPr>
-            </w:pPr>
-            <w:proofErr w:type="spellStart"/>
-            <w:r>
-              <w:rPr>
-                <w:szCs w:val="22"/>
-                <w:lang w:val="en-AU"/>
-              </w:rPr>
-              <w:t>xxxxxx</w:t>
-            </w:r>
-            <w:proofErr w:type="spellEnd"/>
-          </w:p>
-        </w:tc>
-        <w:tc>
-          <w:tcPr>
-            <w:tcW w:w="2922" w:type="dxa"/>
-            <w:hideMark/>
-          </w:tcPr>
-          <w:p>
-            <w:pPr>
-              <w:pStyle w:val="00Body"/>
-              <w:spacing w:before="60" w:after="60" w:line="240" w:lineRule="auto"/>
-              <w:rPr>
-                <w:szCs w:val="22"/>
-                <w:lang w:val="en-CA"/>
-              </w:rPr>
-            </w:pPr>
-            <w:proofErr w:type="spellStart"/>
-            <w:r>
-              <w:rPr>
-                <w:szCs w:val="22"/>
-                <w:lang w:val="en-AU"/>
-              </w:rPr>
-              <w:t>xxxxxx</w:t>
-            </w:r>
-            <w:proofErr w:type="spellEnd"/>
-          </w:p>
-        </w:tc>
-        <w:tc>
-          <w:tcPr>
-            <w:tcW w:w="2861" w:type="dxa"/>
-            <w:hideMark/>
-          </w:tcPr>
-          <w:p>
-            <w:pPr>
-              <w:pStyle w:val="00Body"/>
-              <w:spacing w:before="60" w:after="60" w:line="240" w:lineRule="auto"/>
-              <w:rPr>
-                <w:szCs w:val="22"/>
-                <w:lang w:val="en-CA"/>
-              </w:rPr>
-            </w:pPr>
-            <w:proofErr w:type="spellStart"/>
-            <w:r>
-              <w:rPr>
-                <w:szCs w:val="22"/>
-                <w:lang w:val="en-AU"/>
-              </w:rPr>
-              <w:t>xxxxxx</w:t>
-            </w:r>
-            <w:proofErr w:type="spellEnd"/>
+              <w:jc w:val="left"/>
+            </w:pPr>
+            <w:r/>
+            <w:r>
+              <w:t>September</w:t>
+            </w:r>
           </w:p>
         </w:tc>
       </w:tr>
@@ -6329,125 +3707,8 @@
             <w:hideMark/>
           </w:tcPr>
           <w:p>
-            <w:pPr>
-              <w:pStyle w:val="00Body"/>
-              <w:spacing w:before="60" w:after="60" w:line="240" w:lineRule="auto"/>
-              <w:rPr>
-                <w:b/>
-                <w:bCs/>
-                <w:sz w:val="20"/>
-                <w:lang w:val="en-AU"/>
-              </w:rPr>
-            </w:pPr>
-            <w:r>
-              <w:rPr>
-                <w:b/>
-                <w:bCs/>
-                <w:sz w:val="20"/>
-                <w:lang w:val="en-AU"/>
-              </w:rPr>
-              <w:t xml:space="preserve">Instructions: </w:t>
-            </w:r>
-            <w:r>
-              <w:rPr>
-                <w:sz w:val="20"/>
-                <w:lang w:val="en-AU"/>
-              </w:rPr>
-              <w:t xml:space="preserve">Describe a material risk or blocker that could prevent progress on the </w:t>
-            </w:r>
-            <w:r>
-              <w:rPr>
-                <w:sz w:val="20"/>
-                <w:lang w:val="en-AU"/>
-              </w:rPr>
-              <w:t>Domain</w:t>
-            </w:r>
-            <w:r>
-              <w:rPr>
-                <w:sz w:val="20"/>
-                <w:lang w:val="en-AU"/>
-              </w:rPr>
-              <w:t xml:space="preserve">’s OKRs or </w:t>
-            </w:r>
-            <w:r>
-              <w:rPr>
-                <w:sz w:val="20"/>
-                <w:lang w:val="en-AU"/>
-              </w:rPr>
-              <w:t>initiatives</w:t>
-            </w:r>
-            <w:r>
-              <w:rPr>
-                <w:sz w:val="20"/>
-                <w:lang w:val="en-AU"/>
-              </w:rPr>
-              <w:t xml:space="preserve"> and requires escalation. Risks should be framed as uncertainty or exposure (not issues already resolved) and focus on areas outside the </w:t>
-            </w:r>
-            <w:r>
-              <w:rPr>
-                <w:sz w:val="20"/>
-                <w:lang w:val="en-AU"/>
-              </w:rPr>
-              <w:t>Domain’</w:t>
-            </w:r>
-            <w:r>
-              <w:rPr>
-                <w:sz w:val="20"/>
-                <w:lang w:val="en-AU"/>
-              </w:rPr>
-              <w:t>s direct control</w:t>
-            </w:r>
-          </w:p>
-          <w:p>
-            <w:pPr>
-              <w:pStyle w:val="00Body"/>
-              <w:spacing w:before="60" w:after="60" w:line="240" w:lineRule="auto"/>
-              <w:rPr>
-                <w:sz w:val="20"/>
-                <w:lang w:val="en-AU"/>
-              </w:rPr>
-            </w:pPr>
-          </w:p>
-          <w:p>
-            <w:pPr>
-              <w:pStyle w:val="00Body"/>
-              <w:spacing w:before="60" w:after="60" w:line="240" w:lineRule="auto"/>
-              <w:rPr>
-                <w:b/>
-                <w:bCs/>
-                <w:i/>
-                <w:iCs/>
-                <w:sz w:val="20"/>
-                <w:lang w:val="en-AU"/>
-              </w:rPr>
-            </w:pPr>
-            <w:r>
-              <w:rPr>
-                <w:b/>
-                <w:bCs/>
-                <w:i/>
-                <w:iCs/>
-                <w:sz w:val="20"/>
-                <w:lang w:val="en-AU"/>
-              </w:rPr>
-              <w:t>Example</w:t>
-            </w:r>
-          </w:p>
-          <w:p>
-            <w:pPr>
-              <w:pStyle w:val="00Body"/>
-              <w:spacing w:before="60" w:after="60" w:line="240" w:lineRule="auto"/>
-              <w:rPr>
-                <w:sz w:val="20"/>
-                <w:lang w:val="en-CA"/>
-              </w:rPr>
-            </w:pPr>
-            <w:r>
-              <w:rPr>
-                <w:sz w:val="20"/>
-                <w:lang w:val="en-AU"/>
-              </w:rPr>
-              <w:t>“Funding ready” remains interpreted differently across teams and channels, leading to cautious decision-making and inconsistent guidance</w:t>
+            <w:r>
+              <w:t>"Funding-ready" lacks a consistent, shared definition across teams and channels, leading to inconsistent customer guidance, cautious decision-making, and duplicated indicators that create confusion rather than clarity. If unresolved, this will limit the impact of self-service improvements and create quality risk as we scale.</w:t>
             </w:r>
           </w:p>
         </w:tc>
@@ -6457,156 +3718,8 @@
             <w:hideMark/>
           </w:tcPr>
           <w:p>
-            <w:pPr>
-              <w:pStyle w:val="00Body"/>
-              <w:spacing w:before="60" w:after="60" w:line="240" w:lineRule="auto"/>
-              <w:rPr>
-                <w:b/>
-                <w:bCs/>
-                <w:sz w:val="20"/>
-                <w:lang w:val="en-AU"/>
-              </w:rPr>
-            </w:pPr>
-            <w:r>
-              <w:rPr>
-                <w:b/>
-                <w:bCs/>
-                <w:sz w:val="20"/>
-                <w:lang w:val="en-AU"/>
-              </w:rPr>
-              <w:t xml:space="preserve">Instructions: </w:t>
-            </w:r>
-            <w:r>
-              <w:rPr>
-                <w:sz w:val="20"/>
-                <w:lang w:val="en-AU"/>
-              </w:rPr>
-              <w:t>State the specific decision, endorsement, or action required from PBB ELT or partners to mitigate the risk. Asks should be concrete, directional, and framed as leadership actions rather than delivery tasks</w:t>
-            </w:r>
-          </w:p>
-          <w:p>
-            <w:pPr>
-              <w:pStyle w:val="00Body"/>
-              <w:spacing w:before="60" w:after="60" w:line="240" w:lineRule="auto"/>
-              <w:rPr>
-                <w:b/>
-                <w:bCs/>
-                <w:i/>
-                <w:iCs/>
-                <w:sz w:val="20"/>
-                <w:lang w:val="en-CA"/>
-              </w:rPr>
-            </w:pPr>
-          </w:p>
-          <w:p>
-            <w:pPr>
-              <w:pStyle w:val="00Body"/>
-              <w:spacing w:before="60" w:after="60" w:line="240" w:lineRule="auto"/>
-              <w:rPr>
-                <w:b/>
-                <w:bCs/>
-                <w:i/>
-                <w:iCs/>
-                <w:sz w:val="20"/>
-                <w:lang w:val="en-CA"/>
-              </w:rPr>
-            </w:pPr>
-          </w:p>
-          <w:p>
-            <w:pPr>
-              <w:pStyle w:val="00Body"/>
-              <w:spacing w:before="60" w:after="60" w:line="240" w:lineRule="auto"/>
-              <w:rPr>
-                <w:b/>
-                <w:bCs/>
-                <w:i/>
-                <w:iCs/>
-                <w:sz w:val="20"/>
-                <w:lang w:val="en-CA"/>
-              </w:rPr>
-            </w:pPr>
-          </w:p>
-          <w:p>
-            <w:pPr>
-              <w:pStyle w:val="00Body"/>
-              <w:spacing w:before="60" w:after="60" w:line="240" w:lineRule="auto"/>
-              <w:rPr>
-                <w:b/>
-                <w:bCs/>
-                <w:i/>
-                <w:iCs/>
-                <w:sz w:val="20"/>
-                <w:lang w:val="en-CA"/>
-              </w:rPr>
-            </w:pPr>
-          </w:p>
-          <w:p>
-            <w:pPr>
-              <w:pStyle w:val="00Body"/>
-              <w:spacing w:before="60" w:after="60" w:line="240" w:lineRule="auto"/>
-              <w:rPr>
-                <w:b/>
-                <w:bCs/>
-                <w:i/>
-                <w:iCs/>
-                <w:sz w:val="20"/>
-                <w:lang w:val="en-CA"/>
-              </w:rPr>
-            </w:pPr>
-            <w:r>
-              <w:rPr>
-                <w:b/>
-                <w:bCs/>
-                <w:i/>
-                <w:iCs/>
-                <w:sz w:val="20"/>
-                <w:lang w:val="en-CA"/>
-              </w:rPr>
-              <w:t>Example</w:t>
-            </w:r>
-          </w:p>
-          <w:p>
-            <w:pPr>
-              <w:pStyle w:val="00Body"/>
-              <w:numPr>
-                <w:ilvl w:val="0"/>
-                <w:numId w:val="5"/>
-              </w:numPr>
-              <w:spacing w:before="60" w:after="60" w:line="240" w:lineRule="auto"/>
-              <w:ind w:left="360"/>
-              <w:rPr>
-                <w:sz w:val="20"/>
-                <w:lang w:val="en-CA"/>
-              </w:rPr>
-            </w:pPr>
-            <w:r>
-              <w:rPr>
-                <w:sz w:val="20"/>
-                <w:lang w:val="en-CA"/>
-              </w:rPr>
-              <w:t>Endorse a single, authoritative funding-ready definition as the primary decision point</w:t>
-            </w:r>
-          </w:p>
-          <w:p>
-            <w:pPr>
-              <w:pStyle w:val="00Body"/>
-              <w:numPr>
-                <w:ilvl w:val="0"/>
-                <w:numId w:val="5"/>
-              </w:numPr>
-              <w:spacing w:before="60" w:after="60" w:line="240" w:lineRule="auto"/>
-              <w:ind w:left="360"/>
-              <w:rPr>
-                <w:sz w:val="20"/>
-                <w:lang w:val="en-CA"/>
-              </w:rPr>
-            </w:pPr>
-            <w:r>
-              <w:rPr>
-                <w:sz w:val="20"/>
-                <w:lang w:val="en-CA"/>
-              </w:rPr>
-              <w:t>Support consistent use of this definition across channels, even where it requires retiring familiar but duplicative indicators</w:t>
+            <w:r>
+              <w:t>Endorse a single, authoritative definition of "funding-ready" as the primary decision point across all channels and teams. Support consistent application of this definition, including retiring familiar but duplicative indicators where they conflict.</w:t>
             </w:r>
           </w:p>
         </w:tc>
@@ -6621,23 +3734,9 @@
             <w:hideMark/>
           </w:tcPr>
           <w:p>
-            <w:pPr>
-              <w:pStyle w:val="00Body"/>
-              <w:spacing w:before="60" w:after="60" w:line="240" w:lineRule="auto"/>
-              <w:rPr>
-                <w:sz w:val="20"/>
-                <w:lang w:val="en-CA"/>
-              </w:rPr>
-            </w:pPr>
-            <w:proofErr w:type="spellStart"/>
-            <w:r>
-              <w:rPr>
-                <w:sz w:val="20"/>
-                <w:lang w:val="en-CA"/>
-              </w:rPr>
-              <w:t>xxxxxxxxxxxxxxxxxxxxxxx</w:t>
-            </w:r>
-            <w:proofErr w:type="spellEnd"/>
+            <w:r>
+              <w:t>Improvement gains risk plateauing if edge cases are not addressed as a deliberate priority. Q1 wins were concentrated in standard journeys. Edge cases -- which carry higher manual effort, longer cycle time, and higher drop-off -- are not yet within scope of existing initiatives and will become the binding constraint on further conversion and NPS improvement.</w:t>
+            </w:r>
           </w:p>
         </w:tc>
         <w:tc>
@@ -6646,28 +3745,9 @@
             <w:hideMark/>
           </w:tcPr>
           <w:p>
-            <w:pPr>
-              <w:pStyle w:val="00Body"/>
-              <w:numPr>
-                <w:ilvl w:val="0"/>
-                <w:numId w:val="5"/>
-              </w:numPr>
-              <w:spacing w:before="60" w:after="60" w:line="240" w:lineRule="auto"/>
-              <w:ind w:left="360"/>
-              <w:rPr>
-                <w:sz w:val="20"/>
-                <w:lang w:val="en-CA"/>
-              </w:rPr>
-            </w:pPr>
-            <w:proofErr w:type="spellStart"/>
-            <w:r>
-              <w:rPr>
-                <w:sz w:val="20"/>
-                <w:lang w:val="en-CA"/>
-              </w:rPr>
-              <w:t>xxxxxxxxxxxxxxx</w:t>
-            </w:r>
-            <w:proofErr w:type="spellEnd"/>
+            <w:r>
+              <w:t>Align on prioritising end-to-end journey optimisation over siloed, within-team efficiency gains. Direct relevant domains (Credit, Approval, Digital) to treat edge-case resolution as a shared, cross-domain objective rather than a secondary backlog item.</w:t>
+            </w:r>
           </w:p>
         </w:tc>
       </w:tr>
@@ -6748,34 +3828,7 @@
         </w:rPr>
       </w:pPr>
       <w:r>
-        <w:rPr>
-          <w:rFonts w:ascii="Arial" w:hAnsi="Arial" w:cs="Arial"/>
-          <w:lang w:val="en-GB"/>
-        </w:rPr>
-        <w:t xml:space="preserve">Appendix: </w:t>
-      </w:r>
-      <w:proofErr w:type="spellStart"/>
-      <w:r>
-        <w:rPr>
-          <w:rFonts w:ascii="Arial" w:hAnsi="Arial" w:cs="Arial"/>
-          <w:lang w:val="en-GB"/>
-        </w:rPr>
-        <w:t>Qx</w:t>
-      </w:r>
-      <w:proofErr w:type="spellEnd"/>
-      <w:r>
-        <w:rPr>
-          <w:rFonts w:ascii="Arial" w:hAnsi="Arial" w:cs="Arial"/>
-          <w:lang w:val="en-GB"/>
-        </w:rPr>
-        <w:t xml:space="preserve"> </w:t>
-      </w:r>
-      <w:r>
-        <w:rPr>
-          <w:rFonts w:ascii="Arial" w:hAnsi="Arial" w:cs="Arial"/>
-          <w:lang w:val="en-GB"/>
-        </w:rPr>
-        <w:t>Initiatives</w:t>
+        <w:t>Appendix: Q3 Initiatives</w:t>
       </w:r>
     </w:p>
     <w:p>
@@ -7101,55 +4154,10 @@
             <w:tcW w:w="810" w:type="dxa"/>
           </w:tcPr>
           <w:p>
-            <w:pPr>
-              <w:spacing w:before="60" w:after="60"/>
-              <w:rPr>
-                <w:sz w:val="20"/>
-                <w:szCs w:val="20"/>
-                <w:lang w:val="en-GB"/>
-              </w:rPr>
-            </w:pPr>
-            <w:r>
-              <w:rPr>
-                <w:sz w:val="20"/>
-                <w:szCs w:val="20"/>
-                <w:lang w:val="en-GB"/>
-              </w:rPr>
-              <w:t>Jira</w:t>
-            </w:r>
-            <w:r>
-              <w:rPr>
-                <w:sz w:val="20"/>
-                <w:szCs w:val="20"/>
-                <w:lang w:val="en-GB"/>
-              </w:rPr>
-              <w:t xml:space="preserve">/ </w:t>
-            </w:r>
-            <w:proofErr w:type="gramStart"/>
-            <w:r>
-              <w:rPr>
-                <w:sz w:val="20"/>
-                <w:szCs w:val="20"/>
-                <w:lang w:val="en-GB"/>
-              </w:rPr>
-              <w:t>Planview</w:t>
-            </w:r>
-            <w:r>
-              <w:rPr>
-                <w:sz w:val="20"/>
-                <w:szCs w:val="20"/>
-                <w:lang w:val="en-GB"/>
-              </w:rPr>
-              <w:t xml:space="preserve">  ID</w:t>
-            </w:r>
-            <w:proofErr w:type="gramEnd"/>
-            <w:r>
-              <w:rPr>
-                <w:sz w:val="20"/>
-                <w:szCs w:val="20"/>
-                <w:lang w:val="en-GB"/>
-              </w:rPr>
-              <w:t xml:space="preserve"> # </w:t>
+            <w:r>
+              <w:t>1</w:t>
+              <w:br/>
+              <w:t>TBC</w:t>
             </w:r>
           </w:p>
         </w:tc>
@@ -7158,74 +4166,9 @@
             <w:tcW w:w="1224" w:type="dxa"/>
           </w:tcPr>
           <w:p>
-            <w:pPr>
-              <w:spacing w:before="60" w:after="60"/>
-              <w:rPr>
-                <w:b/>
-                <w:bCs/>
-                <w:sz w:val="20"/>
-                <w:szCs w:val="20"/>
-                <w:lang w:val="en-AU"/>
-              </w:rPr>
-            </w:pPr>
-            <w:r>
-              <w:rPr>
-                <w:b/>
-                <w:bCs/>
-                <w:sz w:val="20"/>
-                <w:szCs w:val="20"/>
-                <w:lang w:val="en-AU"/>
-              </w:rPr>
-              <w:t>Instruction:</w:t>
-            </w:r>
-          </w:p>
-          <w:p>
-            <w:pPr>
-              <w:spacing w:before="60" w:after="60"/>
-              <w:rPr>
-                <w:sz w:val="20"/>
-                <w:szCs w:val="20"/>
-                <w:lang w:val="en-AU"/>
-              </w:rPr>
-            </w:pPr>
-            <w:r>
-              <w:rPr>
-                <w:sz w:val="20"/>
-                <w:szCs w:val="20"/>
-                <w:lang w:val="en-AU"/>
-              </w:rPr>
-              <w:t xml:space="preserve">Identify the </w:t>
-            </w:r>
-            <w:r>
-              <w:rPr>
-                <w:sz w:val="20"/>
-                <w:szCs w:val="20"/>
-                <w:lang w:val="en-AU"/>
-              </w:rPr>
-              <w:t>crew/crews</w:t>
-            </w:r>
-            <w:r>
-              <w:rPr>
-                <w:sz w:val="20"/>
-                <w:szCs w:val="20"/>
-                <w:lang w:val="en-AU"/>
-              </w:rPr>
-              <w:t xml:space="preserve"> accountable for delivery</w:t>
-            </w:r>
-          </w:p>
-          <w:p>
-            <w:pPr>
-              <w:spacing w:before="60" w:after="60"/>
-              <w:rPr>
-                <w:b/>
-                <w:bCs/>
-                <w:i/>
-                <w:iCs/>
-                <w:sz w:val="20"/>
-                <w:szCs w:val="20"/>
-                <w:lang w:val="en-AU"/>
-              </w:rPr>
-            </w:pPr>
+            <w:r>
+              <w:t>Lending Ops</w:t>
+            </w:r>
           </w:p>
         </w:tc>
         <w:tc>
@@ -7233,79 +4176,8 @@
             <w:tcW w:w="1758" w:type="dxa"/>
           </w:tcPr>
           <w:p>
-            <w:pPr>
-              <w:spacing w:before="60" w:after="60"/>
-              <w:rPr>
-                <w:b/>
-                <w:bCs/>
-                <w:sz w:val="20"/>
-                <w:szCs w:val="20"/>
-                <w:lang w:val="en-AU"/>
-              </w:rPr>
-            </w:pPr>
-            <w:r>
-              <w:rPr>
-                <w:b/>
-                <w:bCs/>
-                <w:sz w:val="20"/>
-                <w:szCs w:val="20"/>
-                <w:lang w:val="en-AU"/>
-              </w:rPr>
-              <w:t>Instruction:</w:t>
-            </w:r>
-            <w:r>
-              <w:rPr>
-                <w:sz w:val="20"/>
-                <w:szCs w:val="20"/>
-                <w:lang w:val="en-AU"/>
-              </w:rPr>
-              <w:t xml:space="preserve"> List the Epic exactly as it appears in Jira. Epics should represent a meaningful capability or system change, not an objective</w:t>
-            </w:r>
-          </w:p>
-          <w:p>
-            <w:pPr>
-              <w:spacing w:before="60" w:after="60"/>
-              <w:rPr>
-                <w:b/>
-                <w:bCs/>
-                <w:i/>
-                <w:iCs/>
-                <w:sz w:val="20"/>
-                <w:szCs w:val="20"/>
-                <w:lang w:val="en-AU"/>
-              </w:rPr>
-            </w:pPr>
-            <w:r>
-              <w:rPr>
-                <w:b/>
-                <w:bCs/>
-                <w:i/>
-                <w:iCs/>
-                <w:sz w:val="20"/>
-                <w:szCs w:val="20"/>
-                <w:lang w:val="en-AU"/>
-              </w:rPr>
-              <w:t>Example</w:t>
-            </w:r>
-          </w:p>
-          <w:p>
-            <w:pPr>
-              <w:spacing w:before="60" w:after="60"/>
-              <w:rPr>
-                <w:rFonts w:cs="Arial"/>
-                <w:b/>
-                <w:sz w:val="18"/>
-                <w:szCs w:val="10"/>
-                <w:lang w:val="en-GB"/>
-              </w:rPr>
-            </w:pPr>
-            <w:r>
-              <w:rPr>
-                <w:sz w:val="20"/>
-                <w:szCs w:val="20"/>
-                <w:lang w:val="en-AU"/>
-              </w:rPr>
-              <w:t>Funding-Critical Action Exposure &amp; Completion – expose approval conditions, funding actions, and confirmations earlier and consistently across digital channels</w:t>
+            <w:r>
+              <w:t>Document Simplification Expansion</w:t>
             </w:r>
           </w:p>
         </w:tc>
@@ -7314,94 +4186,8 @@
             <w:tcW w:w="1595" w:type="dxa"/>
           </w:tcPr>
           <w:p>
-            <w:pPr>
-              <w:spacing w:before="60" w:after="60"/>
-              <w:rPr>
-                <w:b/>
-                <w:bCs/>
-                <w:sz w:val="20"/>
-                <w:szCs w:val="20"/>
-                <w:lang w:val="en-AU"/>
-              </w:rPr>
-            </w:pPr>
-            <w:r>
-              <w:rPr>
-                <w:b/>
-                <w:bCs/>
-                <w:sz w:val="20"/>
-                <w:szCs w:val="20"/>
-                <w:lang w:val="en-AU"/>
-              </w:rPr>
-              <w:t>Instructions:</w:t>
-            </w:r>
-          </w:p>
-          <w:p>
-            <w:pPr>
-              <w:spacing w:before="60" w:after="60"/>
-              <w:rPr>
-                <w:sz w:val="20"/>
-                <w:szCs w:val="20"/>
-                <w:lang w:val="en-AU"/>
-              </w:rPr>
-            </w:pPr>
-            <w:r>
-              <w:rPr>
-                <w:sz w:val="20"/>
-                <w:szCs w:val="20"/>
-                <w:lang w:val="en-AU"/>
-              </w:rPr>
-              <w:t>Describe the observable outcome once the epic is delivered (what will be different)</w:t>
-            </w:r>
-          </w:p>
-          <w:p>
-            <w:pPr>
-              <w:spacing w:before="60" w:after="60"/>
-              <w:rPr>
-                <w:sz w:val="20"/>
-                <w:szCs w:val="20"/>
-                <w:lang w:val="en-AU"/>
-              </w:rPr>
-            </w:pPr>
-            <w:r>
-              <w:rPr>
-                <w:b/>
-                <w:bCs/>
-                <w:i/>
-                <w:iCs/>
-                <w:sz w:val="20"/>
-                <w:szCs w:val="20"/>
-                <w:lang w:val="en-AU"/>
-              </w:rPr>
-              <w:t>Example</w:t>
-            </w:r>
-            <w:r>
-              <w:rPr>
-                <w:sz w:val="20"/>
-                <w:szCs w:val="20"/>
-                <w:lang w:val="en-AU"/>
-              </w:rPr>
-              <w:t xml:space="preserve"> </w:t>
-            </w:r>
-          </w:p>
-          <w:p>
-            <w:pPr>
-              <w:spacing w:before="60" w:after="60"/>
-              <w:rPr>
-                <w:rFonts w:cs="Arial"/>
-                <w:b/>
-                <w:bCs/>
-                <w:sz w:val="18"/>
-                <w:szCs w:val="10"/>
-                <w:lang w:val="en-GB"/>
-              </w:rPr>
-            </w:pPr>
-            <w:r>
-              <w:rPr>
-                <w:sz w:val="20"/>
-                <w:szCs w:val="20"/>
-                <w:lang w:val="en-AU"/>
-              </w:rPr>
-              <w:t>Customers can see and complete funding-critical actions without contacting the bank; fewer “next steps” enquiries</w:t>
+            <w:r>
+              <w:t>Reduced drop-off and improved conversion</w:t>
             </w:r>
           </w:p>
         </w:tc>
@@ -7410,98 +4196,8 @@
             <w:tcW w:w="1656" w:type="dxa"/>
           </w:tcPr>
           <w:p>
-            <w:pPr>
-              <w:spacing w:before="60" w:after="60"/>
-              <w:rPr>
-                <w:b/>
-                <w:bCs/>
-                <w:sz w:val="20"/>
-                <w:szCs w:val="20"/>
-                <w:lang w:val="en-AU"/>
-              </w:rPr>
-            </w:pPr>
-            <w:r>
-              <w:rPr>
-                <w:b/>
-                <w:bCs/>
-                <w:sz w:val="20"/>
-                <w:szCs w:val="20"/>
-                <w:lang w:val="en-AU"/>
-              </w:rPr>
-              <w:t>Instructions:</w:t>
-            </w:r>
-          </w:p>
-          <w:p>
-            <w:pPr>
-              <w:spacing w:before="60" w:after="60"/>
-              <w:rPr>
-                <w:sz w:val="20"/>
-                <w:szCs w:val="20"/>
-                <w:lang w:val="en-AU"/>
-              </w:rPr>
-            </w:pPr>
-            <w:r>
-              <w:rPr>
-                <w:sz w:val="20"/>
-                <w:szCs w:val="20"/>
-                <w:lang w:val="en-AU"/>
-              </w:rPr>
-              <w:t>Reference the objective(s) and key result(s) this epic supports</w:t>
-            </w:r>
-          </w:p>
-          <w:p>
-            <w:pPr>
-              <w:spacing w:before="60" w:after="60"/>
-              <w:rPr>
-                <w:b/>
-                <w:bCs/>
-                <w:i/>
-                <w:iCs/>
-                <w:sz w:val="20"/>
-                <w:szCs w:val="20"/>
-                <w:lang w:val="en-AU"/>
-              </w:rPr>
-            </w:pPr>
-            <w:r>
-              <w:rPr>
-                <w:b/>
-                <w:bCs/>
-                <w:i/>
-                <w:iCs/>
-                <w:sz w:val="20"/>
-                <w:szCs w:val="20"/>
-                <w:lang w:val="en-AU"/>
-              </w:rPr>
-              <w:t>Example</w:t>
-            </w:r>
-          </w:p>
-          <w:p>
-            <w:pPr>
-              <w:spacing w:before="60" w:after="60"/>
-              <w:rPr>
-                <w:rFonts w:cs="Arial"/>
-                <w:b/>
-                <w:sz w:val="18"/>
-                <w:szCs w:val="10"/>
-                <w:lang w:val="en-AU"/>
-              </w:rPr>
-            </w:pPr>
-            <w:r>
-              <w:rPr>
-                <w:sz w:val="20"/>
-                <w:szCs w:val="20"/>
-                <w:lang w:val="en-AU"/>
-              </w:rPr>
-              <w:t>O1: Shift customers to active owners</w:t>
-            </w:r>
-            <w:r>
-              <w:rPr>
-                <w:rFonts w:cs="Arial"/>
-                <w:sz w:val="18"/>
-                <w:szCs w:val="10"/>
-                <w:lang w:val="en-AU"/>
-              </w:rPr>
-              <w:t xml:space="preserve"> → KR: 70% self-resolution; KR: Reduce inbound funding enquiries</w:t>
+            <w:r>
+              <w:t>O1: Improve funding conversion through friction reduction</w:t>
             </w:r>
           </w:p>
         </w:tc>
@@ -7510,100 +4206,8 @@
             <w:tcW w:w="1567" w:type="dxa"/>
           </w:tcPr>
           <w:p>
-            <w:pPr>
-              <w:spacing w:before="60" w:after="60"/>
-              <w:rPr>
-                <w:b/>
-                <w:bCs/>
-                <w:sz w:val="20"/>
-                <w:szCs w:val="20"/>
-                <w:lang w:val="en-GB"/>
-              </w:rPr>
-            </w:pPr>
-            <w:r>
-              <w:rPr>
-                <w:b/>
-                <w:bCs/>
-                <w:sz w:val="20"/>
-                <w:szCs w:val="20"/>
-                <w:lang w:val="en-GB"/>
-              </w:rPr>
-              <w:t>Instructions:</w:t>
-            </w:r>
-            <w:r>
-              <w:rPr>
-                <w:b/>
-                <w:bCs/>
-                <w:sz w:val="20"/>
-                <w:szCs w:val="20"/>
-                <w:lang w:val="en-GB"/>
-              </w:rPr>
-              <w:t xml:space="preserve"> </w:t>
-            </w:r>
-            <w:r>
-              <w:rPr>
-                <w:sz w:val="20"/>
-                <w:szCs w:val="20"/>
-                <w:lang w:val="en-AU"/>
-              </w:rPr>
-              <w:t>Assess delivery confidence based on scope, dependencies, and maturity</w:t>
-            </w:r>
-          </w:p>
-          <w:p>
-            <w:pPr>
-              <w:spacing w:before="60" w:after="60"/>
-              <w:rPr>
-                <w:sz w:val="20"/>
-                <w:szCs w:val="20"/>
-                <w:lang w:val="en-GB"/>
-              </w:rPr>
-            </w:pPr>
-          </w:p>
-          <w:p>
-            <w:pPr>
-              <w:spacing w:before="60" w:after="60"/>
-              <w:rPr>
-                <w:b/>
-                <w:bCs/>
-                <w:i/>
-                <w:iCs/>
-                <w:sz w:val="20"/>
-                <w:szCs w:val="20"/>
-                <w:lang w:val="en-GB"/>
-              </w:rPr>
-            </w:pPr>
-            <w:r>
-              <w:rPr>
-                <w:b/>
-                <w:bCs/>
-                <w:i/>
-                <w:iCs/>
-                <w:sz w:val="20"/>
-                <w:szCs w:val="20"/>
-                <w:lang w:val="en-GB"/>
-              </w:rPr>
-              <w:t>Example</w:t>
-            </w:r>
-          </w:p>
-          <w:p>
-            <w:pPr>
-              <w:spacing w:before="60" w:after="60"/>
-              <w:rPr>
-                <w:rFonts w:cs="Arial"/>
-                <w:b/>
-                <w:bCs/>
-                <w:sz w:val="18"/>
-                <w:szCs w:val="10"/>
-                <w:lang w:val="en-GB"/>
-              </w:rPr>
-            </w:pPr>
-            <w:r>
-              <w:rPr>
-                <w:sz w:val="20"/>
-                <w:szCs w:val="20"/>
-                <w:lang w:val="en-GB"/>
-              </w:rPr>
-              <w:t>M</w:t>
+            <w:r>
+              <w:t>High</w:t>
             </w:r>
           </w:p>
         </w:tc>
@@ -7612,497 +4216,9 @@
             <w:tcW w:w="1847" w:type="dxa"/>
           </w:tcPr>
           <w:p>
-            <w:pPr>
-              <w:spacing w:before="60" w:after="60"/>
-              <w:rPr>
-                <w:b/>
-                <w:bCs/>
-                <w:sz w:val="20"/>
-                <w:szCs w:val="20"/>
-                <w:lang w:val="en-GB"/>
-              </w:rPr>
-            </w:pPr>
-            <w:r>
-              <w:rPr>
-                <w:b/>
-                <w:bCs/>
-                <w:sz w:val="20"/>
-                <w:szCs w:val="20"/>
-                <w:lang w:val="en-GB"/>
-              </w:rPr>
-              <w:t xml:space="preserve">Instructions: </w:t>
-            </w:r>
-            <w:r>
-              <w:rPr>
-                <w:sz w:val="20"/>
-                <w:szCs w:val="20"/>
-                <w:lang w:val="en-AU"/>
-              </w:rPr>
-              <w:t>Call out material cross-</w:t>
-            </w:r>
-            <w:r>
-              <w:rPr>
-                <w:sz w:val="20"/>
-                <w:szCs w:val="20"/>
-                <w:lang w:val="en-AU"/>
-              </w:rPr>
-              <w:t>Domain</w:t>
-            </w:r>
-            <w:r>
-              <w:rPr>
-                <w:sz w:val="20"/>
-                <w:szCs w:val="20"/>
-                <w:lang w:val="en-AU"/>
-              </w:rPr>
-              <w:t>, domain, or enterprise dependencies and risks that may require escalation</w:t>
-            </w:r>
-          </w:p>
-          <w:p>
-            <w:pPr>
-              <w:spacing w:before="60" w:after="60"/>
-              <w:rPr>
-                <w:b/>
-                <w:bCs/>
-                <w:i/>
-                <w:iCs/>
-                <w:sz w:val="20"/>
-                <w:szCs w:val="20"/>
-                <w:lang w:val="en-GB"/>
-              </w:rPr>
-            </w:pPr>
-            <w:r>
-              <w:rPr>
-                <w:b/>
-                <w:bCs/>
-                <w:i/>
-                <w:iCs/>
-                <w:sz w:val="20"/>
-                <w:szCs w:val="20"/>
-                <w:lang w:val="en-GB"/>
-              </w:rPr>
-              <w:t>Example</w:t>
-            </w:r>
-          </w:p>
-          <w:p>
-            <w:pPr>
-              <w:spacing w:before="60" w:after="60"/>
-              <w:rPr>
-                <w:rFonts w:cs="Arial"/>
-                <w:b/>
-                <w:bCs/>
-                <w:sz w:val="18"/>
-                <w:szCs w:val="18"/>
-                <w:lang w:val="en-GB"/>
-              </w:rPr>
-            </w:pPr>
-            <w:r>
-              <w:rPr>
-                <w:sz w:val="20"/>
-                <w:szCs w:val="20"/>
-                <w:lang w:val="en-GB"/>
-              </w:rPr>
-              <w:t xml:space="preserve">Dependency on Upstream Approval &amp; Credit </w:t>
-            </w:r>
-            <w:r>
-              <w:rPr>
-                <w:sz w:val="20"/>
-                <w:szCs w:val="20"/>
-                <w:lang w:val="en-GB"/>
-              </w:rPr>
-              <w:t>Crew</w:t>
-            </w:r>
-            <w:r>
-              <w:rPr>
-                <w:sz w:val="20"/>
-                <w:szCs w:val="20"/>
-                <w:lang w:val="en-GB"/>
-              </w:rPr>
-              <w:t>s to surface conditions earlier; reliance on Digital Channels for consistent action presentation</w:t>
-            </w:r>
-          </w:p>
-        </w:tc>
-      </w:tr>
-      <w:tr>
-        <w:tc>
-          <w:tcPr>
-            <w:tcW w:w="810" w:type="dxa"/>
-          </w:tcPr>
-          <w:p>
-            <w:pPr>
-              <w:spacing w:before="60" w:after="60"/>
-              <w:rPr>
-                <w:sz w:val="20"/>
-                <w:szCs w:val="20"/>
-                <w:lang w:val="en-GB"/>
-              </w:rPr>
-            </w:pPr>
-            <w:r>
-              <w:rPr>
-                <w:sz w:val="20"/>
-                <w:szCs w:val="20"/>
-                <w:lang w:val="en-GB"/>
-              </w:rPr>
-              <w:t>xx</w:t>
-            </w:r>
-          </w:p>
-        </w:tc>
-        <w:tc>
-          <w:tcPr>
-            <w:tcW w:w="1224" w:type="dxa"/>
-          </w:tcPr>
-          <w:p>
-            <w:pPr>
-              <w:spacing w:before="60" w:after="60"/>
-              <w:rPr>
-                <w:sz w:val="20"/>
-                <w:szCs w:val="20"/>
-                <w:lang w:val="en-GB"/>
-              </w:rPr>
-            </w:pPr>
-            <w:proofErr w:type="spellStart"/>
-            <w:r>
-              <w:rPr>
-                <w:sz w:val="20"/>
-                <w:szCs w:val="20"/>
-                <w:lang w:val="en-GB"/>
-              </w:rPr>
-              <w:t>xxxxxxxxx</w:t>
-            </w:r>
-            <w:proofErr w:type="spellEnd"/>
-          </w:p>
-        </w:tc>
-        <w:tc>
-          <w:tcPr>
-            <w:tcW w:w="1758" w:type="dxa"/>
-          </w:tcPr>
-          <w:p>
-            <w:pPr>
-              <w:spacing w:before="60" w:after="60"/>
-              <w:rPr>
-                <w:rFonts w:cs="Arial"/>
-                <w:b/>
-                <w:sz w:val="18"/>
-                <w:szCs w:val="10"/>
-                <w:lang w:val="en-GB"/>
-              </w:rPr>
-            </w:pPr>
-            <w:proofErr w:type="spellStart"/>
-            <w:r>
-              <w:rPr>
-                <w:sz w:val="20"/>
-                <w:szCs w:val="20"/>
-                <w:lang w:val="en-GB"/>
-              </w:rPr>
-              <w:t>xxxxxxxxx</w:t>
-            </w:r>
-            <w:proofErr w:type="spellEnd"/>
-            <w:r>
-              <w:rPr>
-                <w:sz w:val="20"/>
-                <w:szCs w:val="20"/>
-                <w:lang w:val="en-AU"/>
-              </w:rPr>
-              <w:t xml:space="preserve"> </w:t>
-            </w:r>
-          </w:p>
-        </w:tc>
-        <w:tc>
-          <w:tcPr>
-            <w:tcW w:w="1595" w:type="dxa"/>
-          </w:tcPr>
-          <w:p>
-            <w:pPr>
-              <w:spacing w:before="60" w:after="60"/>
-              <w:rPr>
-                <w:rFonts w:cs="Arial"/>
-                <w:sz w:val="18"/>
-                <w:szCs w:val="10"/>
-                <w:lang w:val="en-GB"/>
-              </w:rPr>
-            </w:pPr>
-            <w:proofErr w:type="spellStart"/>
-            <w:r>
-              <w:rPr>
-                <w:sz w:val="20"/>
-                <w:szCs w:val="20"/>
-                <w:lang w:val="en-GB"/>
-              </w:rPr>
-              <w:t>xxxxxxxxx</w:t>
-            </w:r>
-            <w:proofErr w:type="spellEnd"/>
-          </w:p>
-        </w:tc>
-        <w:tc>
-          <w:tcPr>
-            <w:tcW w:w="1656" w:type="dxa"/>
-          </w:tcPr>
-          <w:p>
-            <w:pPr>
-              <w:spacing w:before="60" w:after="60"/>
-              <w:rPr>
-                <w:rFonts w:cs="Arial"/>
-                <w:sz w:val="18"/>
-                <w:szCs w:val="10"/>
-                <w:lang w:val="en-GB"/>
-              </w:rPr>
-            </w:pPr>
-            <w:proofErr w:type="spellStart"/>
-            <w:r>
-              <w:rPr>
-                <w:sz w:val="20"/>
-                <w:szCs w:val="20"/>
-                <w:lang w:val="en-GB"/>
-              </w:rPr>
-              <w:t>xxxxxxxxx</w:t>
-            </w:r>
-            <w:proofErr w:type="spellEnd"/>
-          </w:p>
-        </w:tc>
-        <w:tc>
-          <w:tcPr>
-            <w:tcW w:w="1567" w:type="dxa"/>
-          </w:tcPr>
-          <w:p>
-            <w:pPr>
-              <w:spacing w:before="60" w:after="60"/>
-              <w:rPr>
-                <w:sz w:val="20"/>
-                <w:szCs w:val="20"/>
-                <w:lang w:val="en-GB"/>
-              </w:rPr>
-            </w:pPr>
-            <w:proofErr w:type="spellStart"/>
-            <w:r>
-              <w:rPr>
-                <w:sz w:val="20"/>
-                <w:szCs w:val="20"/>
-                <w:lang w:val="en-GB"/>
-              </w:rPr>
-              <w:t>xxxxxxxxx</w:t>
-            </w:r>
-            <w:proofErr w:type="spellEnd"/>
-          </w:p>
-        </w:tc>
-        <w:tc>
-          <w:tcPr>
-            <w:tcW w:w="1847" w:type="dxa"/>
-          </w:tcPr>
-          <w:p>
-            <w:pPr>
-              <w:spacing w:before="60" w:after="60"/>
-              <w:rPr>
-                <w:rFonts w:cs="Arial"/>
-                <w:b/>
-                <w:bCs/>
-                <w:sz w:val="18"/>
-                <w:szCs w:val="10"/>
-                <w:lang w:val="en-GB"/>
-              </w:rPr>
-            </w:pPr>
-            <w:proofErr w:type="spellStart"/>
-            <w:r>
-              <w:rPr>
-                <w:sz w:val="20"/>
-                <w:szCs w:val="20"/>
-                <w:lang w:val="en-GB"/>
-              </w:rPr>
-              <w:t>xxxxxxxxx</w:t>
-            </w:r>
-            <w:proofErr w:type="spellEnd"/>
-          </w:p>
-        </w:tc>
-      </w:tr>
-      <w:tr>
-        <w:tc>
-          <w:tcPr>
-            <w:tcW w:w="810" w:type="dxa"/>
-          </w:tcPr>
-          <w:p>
-            <w:pPr>
-              <w:spacing w:before="60" w:after="60"/>
-              <w:rPr>
-                <w:sz w:val="20"/>
-                <w:szCs w:val="20"/>
-                <w:lang w:val="en-GB"/>
-              </w:rPr>
-            </w:pPr>
-            <w:r>
-              <w:rPr>
-                <w:sz w:val="20"/>
-                <w:szCs w:val="20"/>
-                <w:lang w:val="en-GB"/>
-              </w:rPr>
-              <w:t>xx</w:t>
-            </w:r>
-          </w:p>
-        </w:tc>
-        <w:tc>
-          <w:tcPr>
-            <w:tcW w:w="1224" w:type="dxa"/>
-          </w:tcPr>
-          <w:p>
-            <w:pPr>
-              <w:spacing w:before="60" w:after="60"/>
-              <w:rPr>
-                <w:sz w:val="20"/>
-                <w:szCs w:val="20"/>
-                <w:lang w:val="en-GB"/>
-              </w:rPr>
-            </w:pPr>
-            <w:proofErr w:type="spellStart"/>
-            <w:r>
-              <w:rPr>
-                <w:sz w:val="20"/>
-                <w:szCs w:val="20"/>
-                <w:lang w:val="en-GB"/>
-              </w:rPr>
-              <w:t>xxxxxxxxx</w:t>
-            </w:r>
-            <w:proofErr w:type="spellEnd"/>
-          </w:p>
-        </w:tc>
-        <w:tc>
-          <w:tcPr>
-            <w:tcW w:w="1758" w:type="dxa"/>
-          </w:tcPr>
-          <w:p>
-            <w:pPr>
-              <w:spacing w:before="60" w:after="60"/>
-              <w:rPr>
-                <w:rFonts w:cs="Arial"/>
-                <w:b/>
-                <w:sz w:val="18"/>
-                <w:szCs w:val="10"/>
-                <w:lang w:val="en-AU"/>
-              </w:rPr>
-            </w:pPr>
-            <w:proofErr w:type="spellStart"/>
-            <w:r>
-              <w:rPr>
-                <w:sz w:val="20"/>
-                <w:szCs w:val="20"/>
-                <w:lang w:val="en-GB"/>
-              </w:rPr>
-              <w:t>xxxxxxxxx</w:t>
-            </w:r>
-            <w:proofErr w:type="spellEnd"/>
-            <w:r>
-              <w:rPr>
-                <w:sz w:val="20"/>
-                <w:szCs w:val="20"/>
-                <w:lang w:val="en-AU"/>
-              </w:rPr>
-              <w:t xml:space="preserve"> </w:t>
-            </w:r>
-          </w:p>
-        </w:tc>
-        <w:tc>
-          <w:tcPr>
-            <w:tcW w:w="1595" w:type="dxa"/>
-          </w:tcPr>
-          <w:p>
-            <w:pPr>
-              <w:spacing w:before="60" w:after="60"/>
-              <w:rPr>
-                <w:rFonts w:cs="Arial"/>
-                <w:b/>
-                <w:bCs/>
-                <w:sz w:val="18"/>
-                <w:szCs w:val="10"/>
-                <w:lang w:val="en-AU"/>
-              </w:rPr>
-            </w:pPr>
-            <w:proofErr w:type="spellStart"/>
-            <w:r>
-              <w:rPr>
-                <w:sz w:val="20"/>
-                <w:szCs w:val="20"/>
-                <w:lang w:val="en-GB"/>
-              </w:rPr>
-              <w:t>xxxxxxxxx</w:t>
-            </w:r>
-            <w:proofErr w:type="spellEnd"/>
-          </w:p>
-        </w:tc>
-        <w:tc>
-          <w:tcPr>
-            <w:tcW w:w="1656" w:type="dxa"/>
-          </w:tcPr>
-          <w:p>
-            <w:pPr>
-              <w:spacing w:before="60" w:after="60"/>
-              <w:rPr>
-                <w:rFonts w:cs="Arial"/>
-                <w:b/>
-                <w:bCs/>
-                <w:sz w:val="18"/>
-                <w:szCs w:val="10"/>
-                <w:lang w:val="en-AU"/>
-              </w:rPr>
-            </w:pPr>
-            <w:proofErr w:type="spellStart"/>
-            <w:r>
-              <w:rPr>
-                <w:sz w:val="20"/>
-                <w:szCs w:val="20"/>
-                <w:lang w:val="en-GB"/>
-              </w:rPr>
-              <w:t>xxxxxxxxx</w:t>
-            </w:r>
-            <w:proofErr w:type="spellEnd"/>
-          </w:p>
-        </w:tc>
-        <w:tc>
-          <w:tcPr>
-            <w:tcW w:w="1567" w:type="dxa"/>
-          </w:tcPr>
-          <w:p>
-            <w:pPr>
-              <w:spacing w:before="60" w:after="60"/>
-              <w:rPr>
-                <w:sz w:val="20"/>
-                <w:szCs w:val="20"/>
-                <w:lang w:val="en-GB"/>
-              </w:rPr>
-            </w:pPr>
-            <w:proofErr w:type="spellStart"/>
-            <w:r>
-              <w:rPr>
-                <w:sz w:val="20"/>
-                <w:szCs w:val="20"/>
-                <w:lang w:val="en-GB"/>
-              </w:rPr>
-              <w:t>xxxxxxxxx</w:t>
-            </w:r>
-            <w:proofErr w:type="spellEnd"/>
-          </w:p>
-        </w:tc>
-        <w:tc>
-          <w:tcPr>
-            <w:tcW w:w="1847" w:type="dxa"/>
-          </w:tcPr>
-          <w:p>
-            <w:pPr>
-              <w:spacing w:before="60" w:after="60"/>
-              <w:rPr>
-                <w:rFonts w:cs="Arial"/>
-                <w:b/>
-                <w:bCs/>
-                <w:sz w:val="18"/>
-                <w:szCs w:val="10"/>
-                <w:lang w:val="en-AU"/>
-              </w:rPr>
-            </w:pPr>
-            <w:proofErr w:type="spellStart"/>
-            <w:r>
-              <w:rPr>
-                <w:sz w:val="20"/>
-                <w:szCs w:val="20"/>
-                <w:lang w:val="en-GB"/>
-              </w:rPr>
-              <w:t>xxxxxxxxx</w:t>
-            </w:r>
-            <w:proofErr w:type="spellEnd"/>
+            <w:r>
+              <w:t>Dependency on upstream Approval and Credit</w:t>
+            </w:r>
           </w:p>
         </w:tc>
       </w:tr>
